--- a/BACKUP&RECOVERY/BR_수료점검_1일실습_진행안.docx
+++ b/BACKUP&RECOVERY/BR_수료점검_1일실습_진행안.docx
@@ -182,7 +182,7 @@
           <w:sz w:val="20"/>
           <w:szCs w:val="20"/>
         </w:rPr>
-        <w:t xml:space="preserve">배운 것을 '진단 → 복구 유형 판정 → 사전 점검 → 수행 → 검증'의 흐름으로 점검한다. 오전은 개인이 단독으로 기본기(완전·불완전 복구)를 증명하고, 오후는 조별로 복합 장애·재해복구를 시간 압박 속에서 해결한다. 총 100점(개인 45 + 조별 55).</w:t>
+        <w:t xml:space="preserve">난이도 최상급. 모든 시나리오의 장애는 강사가 별도 스크립트(`강사용_장애주입/fault_*.sh`)로 주입하며, 학생에게는 원인·명령을 공개하지 않는다. 학생은 증상만 보고 '진단 → 복구 유형 판정 → 수행 → 검증'을 스스로 수행한다. 오전은 개인이 은폐형 단일 DB 장애를, 오후는 조별로 다중 동시 장애·재해복구를 시간 압박 속에서 해결한다. 총 100점(개인 45 + 조별 55).</w:t>
       </w:r>
     </w:p>
     <w:p>
@@ -935,7 +935,7 @@
           <w:sz w:val="20"/>
           <w:szCs w:val="20"/>
         </w:rPr>
-        <w:t xml:space="preserve">시나리오마다 '복원 가능한 스냅숏'에서 시작한다(장애 주입 전 상태로 즉시 되돌릴 수 있어야 재실행 가능).</w:t>
+        <w:t xml:space="preserve">장애 주입은 `강사용_장애주입/` 의 스크립트로 한다(학생 노출 금지). 강사는 스냅숏 확인 후 `SNAP_TAKEN=YES ./fault_XX.sh` 로 실행하고, 학생에게는 스크립트 헤더의 '학생 안내(구두)' 한 줄만 전달한다.</w:t>
       </w:r>
     </w:p>
     <w:p>
@@ -953,7 +953,7 @@
           <w:sz w:val="20"/>
           <w:szCs w:val="20"/>
         </w:rPr>
-        <w:t xml:space="preserve">orcl 19c non-CDB · ARCHIVELOG 모드 · 최근 RMAN 전체 백업 1회 이상 + 아카이브 백업 · 컨트롤파일 자동백업 ON.</w:t>
+        <w:t xml:space="preserve">시나리오마다 '복원 가능한 스냅숏'에서 시작한다(주입 전 상태로 즉시 되돌릴 수 있어야 재실행·다음 조 진행 가능).</w:t>
       </w:r>
     </w:p>
     <w:p>
@@ -971,7 +971,7 @@
           <w:sz w:val="20"/>
           <w:szCs w:val="20"/>
         </w:rPr>
-        <w:t xml:space="preserve">Recovery Catalog(rcat)는 13장 수준(등록·DBID 조회)만 사용한다 — VPC·IMPORT/UPGRADE 등 심화 기능은 요구하지 않는다.</w:t>
+        <w:t xml:space="preserve">orcl 19c non-CDB · ARCHIVELOG · L0/L1 백업 + 아카이브 백업 · 컨트롤파일 자동백업 ON · Recovery Catalog(rcat) 등록.</w:t>
       </w:r>
     </w:p>
     <w:p>
@@ -989,7 +989,7 @@
           <w:sz w:val="20"/>
           <w:szCs w:val="20"/>
         </w:rPr>
-        <w:t xml:space="preserve">업무 스키마(예: SQLT/HR)와 검증용 표를 두어 복구 후 건수·정합성으로 채점한다.</w:t>
+        <w:t xml:space="preserve">업무 스키마(SQLT: MEDICAL_CLAIMS 등)와 검증용 표를 두어 복구 후 건수·금액·블록 무결성으로 채점한다.</w:t>
       </w:r>
     </w:p>
     <w:p>
@@ -1007,7 +1007,25 @@
           <w:sz w:val="20"/>
           <w:szCs w:val="20"/>
         </w:rPr>
-        <w:t xml:space="preserve">조별은 3~4인 1팀, 진단자·실행자·검증자로 역할을 나눈다. 조별 2는 팀별 복구 소요시간(RTO)을 측정한다.</w:t>
+        <w:t xml:space="preserve">조별 2는 '새 호스트'(빈 ORACLE_HOME·디렉터리)와 분산 백업 접근을 사전 준비한다. 조별은 3~4인, 진단자·실행자·검증자로 역할을 나누고 RTO·결정 로그를 남긴다.</w:t>
+      </w:r>
+    </w:p>
+    <w:p>
+      <w:pPr>
+        <w:pStyle w:val="ListParagraph"/>
+        <w:numPr>
+          <w:ilvl w:val="0"/>
+          <w:numId w:val="2"/>
+        </w:numPr>
+        <w:spacing w:after="80" w:before="0" w:line="276"/>
+      </w:pPr>
+      <w:r>
+        <w:rPr>
+          <w:rFonts w:ascii="맑은 고딕" w:cs="맑은 고딕" w:eastAsia="맑은 고딕" w:hAnsi="맑은 고딕"/>
+          <w:sz w:val="20"/>
+          <w:szCs w:val="20"/>
+        </w:rPr>
+        <w:t xml:space="preserve">강사는 스크립트가 출력하는 `[주입·비공개]`(오염 SCN·목표 SCN·DBID 등)를 힌트 통제·채점 기준으로만 쓰고 학생에게 알리지 않는다.</w:t>
       </w:r>
     </w:p>
     <w:p>
@@ -1188,10 +1206,10 @@
         </w:tblBorders>
       </w:tblPr>
       <w:tblGrid>
-        <w:gridCol w:w="2400"/>
-        <w:gridCol w:w="900"/>
-        <w:gridCol w:w="1520"/>
-        <w:gridCol w:w="4200"/>
+        <w:gridCol w:w="2560"/>
+        <w:gridCol w:w="860"/>
+        <w:gridCol w:w="1500"/>
+        <w:gridCol w:w="4100"/>
       </w:tblGrid>
       <w:tr>
         <w:trPr>
@@ -1199,7 +1217,7 @@
         </w:trPr>
         <w:tc>
           <w:tcPr>
-            <w:tcW w:type="dxa" w:w="2400"/>
+            <w:tcW w:type="dxa" w:w="2560"/>
             <w:shd w:fill="D9E2F3" w:val="clear"/>
             <w:tcMar>
               <w:top w:type="dxa" w:w="40"/>
@@ -1229,7 +1247,7 @@
         </w:tc>
         <w:tc>
           <w:tcPr>
-            <w:tcW w:type="dxa" w:w="900"/>
+            <w:tcW w:type="dxa" w:w="860"/>
             <w:shd w:fill="D9E2F3" w:val="clear"/>
             <w:tcMar>
               <w:top w:type="dxa" w:w="40"/>
@@ -1259,7 +1277,7 @@
         </w:tc>
         <w:tc>
           <w:tcPr>
-            <w:tcW w:type="dxa" w:w="1520"/>
+            <w:tcW w:type="dxa" w:w="1500"/>
             <w:shd w:fill="D9E2F3" w:val="clear"/>
             <w:tcMar>
               <w:top w:type="dxa" w:w="40"/>
@@ -1289,7 +1307,7 @@
         </w:tc>
         <w:tc>
           <w:tcPr>
-            <w:tcW w:type="dxa" w:w="4200"/>
+            <w:tcW w:type="dxa" w:w="4100"/>
             <w:shd w:fill="D9E2F3" w:val="clear"/>
             <w:tcMar>
               <w:top w:type="dxa" w:w="40"/>
@@ -1321,7 +1339,7 @@
       <w:tr>
         <w:tc>
           <w:tcPr>
-            <w:tcW w:type="dxa" w:w="2400"/>
+            <w:tcW w:type="dxa" w:w="2560"/>
             <w:tcMar>
               <w:top w:type="dxa" w:w="40"/>
               <w:left w:type="dxa" w:w="70"/>
@@ -1343,88 +1361,88 @@
                 <w:sz w:val="17"/>
                 <w:szCs w:val="17"/>
               </w:rPr>
-              <w:t xml:space="preserve">비-SYSTEM 데이터파일 (아카이브 온전)</w:t>
-            </w:r>
-          </w:p>
-        </w:tc>
-        <w:tc>
-          <w:tcPr>
-            <w:tcW w:type="dxa" w:w="900"/>
-            <w:tcMar>
-              <w:top w:type="dxa" w:w="40"/>
-              <w:left w:type="dxa" w:w="70"/>
-              <w:bottom w:type="dxa" w:w="40"/>
-              <w:right w:type="dxa" w:w="70"/>
-            </w:tcMar>
-            <w:vAlign w:val="center"/>
-          </w:tcPr>
-          <w:p>
-            <w:pPr>
-              <w:spacing w:after="0" w:line="248"/>
-            </w:pPr>
-            <w:r>
-              <w:rPr>
-                <w:rFonts w:ascii="맑은 고딕" w:cs="맑은 고딕" w:eastAsia="맑은 고딕" w:hAnsi="맑은 고딕"/>
-                <w:b w:val="false"/>
-                <w:bCs w:val="false"/>
-                <w:sz w:val="17"/>
-                <w:szCs w:val="17"/>
-              </w:rPr>
-              <w:t xml:space="preserve">없음</w:t>
-            </w:r>
-          </w:p>
-        </w:tc>
-        <w:tc>
-          <w:tcPr>
-            <w:tcW w:type="dxa" w:w="1520"/>
-            <w:tcMar>
-              <w:top w:type="dxa" w:w="40"/>
-              <w:left w:type="dxa" w:w="70"/>
-              <w:bottom w:type="dxa" w:w="40"/>
-              <w:right w:type="dxa" w:w="70"/>
-            </w:tcMar>
-            <w:vAlign w:val="center"/>
-          </w:tcPr>
-          <w:p>
-            <w:pPr>
-              <w:spacing w:after="0" w:line="248"/>
-            </w:pPr>
-            <w:r>
-              <w:rPr>
-                <w:rFonts w:ascii="맑은 고딕" w:cs="맑은 고딕" w:eastAsia="맑은 고딕" w:hAnsi="맑은 고딕"/>
-                <w:b w:val="false"/>
-                <w:bCs w:val="false"/>
-                <w:sz w:val="17"/>
-                <w:szCs w:val="17"/>
-              </w:rPr>
-              <w:t xml:space="preserve">완전복구(온라인)</w:t>
-            </w:r>
-          </w:p>
-        </w:tc>
-        <w:tc>
-          <w:tcPr>
-            <w:tcW w:type="dxa" w:w="4200"/>
-            <w:tcMar>
-              <w:top w:type="dxa" w:w="40"/>
-              <w:left w:type="dxa" w:w="70"/>
-              <w:bottom w:type="dxa" w:w="40"/>
-              <w:right w:type="dxa" w:w="70"/>
-            </w:tcMar>
-            <w:vAlign w:val="center"/>
-          </w:tcPr>
-          <w:p>
-            <w:pPr>
-              <w:spacing w:after="0" w:line="248"/>
-            </w:pPr>
-            <w:r>
-              <w:rPr>
-                <w:rFonts w:ascii="맑은 고딕" w:cs="맑은 고딕" w:eastAsia="맑은 고딕" w:hAnsi="맑은 고딕"/>
-                <w:b w:val="false"/>
-                <w:bCs w:val="false"/>
-                <w:sz w:val="17"/>
-                <w:szCs w:val="17"/>
-              </w:rPr>
-              <w:t xml:space="preserve">TS OFFLINE → RESTORE/RECOVER → ONLINE</w:t>
+              <w:t xml:space="preserve">블록 손상(표) — 파일은 ONLINE</w:t>
+            </w:r>
+          </w:p>
+        </w:tc>
+        <w:tc>
+          <w:tcPr>
+            <w:tcW w:type="dxa" w:w="860"/>
+            <w:tcMar>
+              <w:top w:type="dxa" w:w="40"/>
+              <w:left w:type="dxa" w:w="70"/>
+              <w:bottom w:type="dxa" w:w="40"/>
+              <w:right w:type="dxa" w:w="70"/>
+            </w:tcMar>
+            <w:vAlign w:val="center"/>
+          </w:tcPr>
+          <w:p>
+            <w:pPr>
+              <w:spacing w:after="0" w:line="248"/>
+            </w:pPr>
+            <w:r>
+              <w:rPr>
+                <w:rFonts w:ascii="맑은 고딕" w:cs="맑은 고딕" w:eastAsia="맑은 고딕" w:hAnsi="맑은 고딕"/>
+                <w:b w:val="false"/>
+                <w:bCs w:val="false"/>
+                <w:sz w:val="17"/>
+                <w:szCs w:val="17"/>
+              </w:rPr>
+              <w:t xml:space="preserve">국소</w:t>
+            </w:r>
+          </w:p>
+        </w:tc>
+        <w:tc>
+          <w:tcPr>
+            <w:tcW w:type="dxa" w:w="1500"/>
+            <w:tcMar>
+              <w:top w:type="dxa" w:w="40"/>
+              <w:left w:type="dxa" w:w="70"/>
+              <w:bottom w:type="dxa" w:w="40"/>
+              <w:right w:type="dxa" w:w="70"/>
+            </w:tcMar>
+            <w:vAlign w:val="center"/>
+          </w:tcPr>
+          <w:p>
+            <w:pPr>
+              <w:spacing w:after="0" w:line="248"/>
+            </w:pPr>
+            <w:r>
+              <w:rPr>
+                <w:rFonts w:ascii="맑은 고딕" w:cs="맑은 고딕" w:eastAsia="맑은 고딕" w:hAnsi="맑은 고딕"/>
+                <w:b w:val="false"/>
+                <w:bCs w:val="false"/>
+                <w:sz w:val="17"/>
+                <w:szCs w:val="17"/>
+              </w:rPr>
+              <w:t xml:space="preserve">BMR(온라인)</w:t>
+            </w:r>
+          </w:p>
+        </w:tc>
+        <w:tc>
+          <w:tcPr>
+            <w:tcW w:type="dxa" w:w="4100"/>
+            <w:tcMar>
+              <w:top w:type="dxa" w:w="40"/>
+              <w:left w:type="dxa" w:w="70"/>
+              <w:bottom w:type="dxa" w:w="40"/>
+              <w:right w:type="dxa" w:w="70"/>
+            </w:tcMar>
+            <w:vAlign w:val="center"/>
+          </w:tcPr>
+          <w:p>
+            <w:pPr>
+              <w:spacing w:after="0" w:line="248"/>
+            </w:pPr>
+            <w:r>
+              <w:rPr>
+                <w:rFonts w:ascii="맑은 고딕" w:cs="맑은 고딕" w:eastAsia="맑은 고딕" w:hAnsi="맑은 고딕"/>
+                <w:b w:val="false"/>
+                <w:bCs w:val="false"/>
+                <w:sz w:val="17"/>
+                <w:szCs w:val="17"/>
+              </w:rPr>
+              <w:t xml:space="preserve">VALIDATE → v$database_block_corruption → RECOVER … BLOCK</w:t>
             </w:r>
           </w:p>
         </w:tc>
@@ -1432,7 +1450,7 @@
       <w:tr>
         <w:tc>
           <w:tcPr>
-            <w:tcW w:type="dxa" w:w="2400"/>
+            <w:tcW w:type="dxa" w:w="2560"/>
             <w:tcMar>
               <w:top w:type="dxa" w:w="40"/>
               <w:left w:type="dxa" w:w="70"/>
@@ -1454,13 +1472,13 @@
                 <w:sz w:val="17"/>
                 <w:szCs w:val="17"/>
               </w:rPr>
-              <w:t xml:space="preserve">SYSTEM/UNDO 데이터파일</w:t>
-            </w:r>
-          </w:p>
-        </w:tc>
-        <w:tc>
-          <w:tcPr>
-            <w:tcW w:type="dxa" w:w="900"/>
+              <w:t xml:space="preserve">블록 손상(인덱스)</w:t>
+            </w:r>
+          </w:p>
+        </w:tc>
+        <w:tc>
+          <w:tcPr>
+            <w:tcW w:type="dxa" w:w="860"/>
             <w:tcMar>
               <w:top w:type="dxa" w:w="40"/>
               <w:left w:type="dxa" w:w="70"/>
@@ -1487,55 +1505,55 @@
         </w:tc>
         <w:tc>
           <w:tcPr>
-            <w:tcW w:type="dxa" w:w="1520"/>
-            <w:tcMar>
-              <w:top w:type="dxa" w:w="40"/>
-              <w:left w:type="dxa" w:w="70"/>
-              <w:bottom w:type="dxa" w:w="40"/>
-              <w:right w:type="dxa" w:w="70"/>
-            </w:tcMar>
-            <w:vAlign w:val="center"/>
-          </w:tcPr>
-          <w:p>
-            <w:pPr>
-              <w:spacing w:after="0" w:line="248"/>
-            </w:pPr>
-            <w:r>
-              <w:rPr>
-                <w:rFonts w:ascii="맑은 고딕" w:cs="맑은 고딕" w:eastAsia="맑은 고딕" w:hAnsi="맑은 고딕"/>
-                <w:b w:val="false"/>
-                <w:bCs w:val="false"/>
-                <w:sz w:val="17"/>
-                <w:szCs w:val="17"/>
-              </w:rPr>
-              <w:t xml:space="preserve">완전복구(마운트)</w:t>
-            </w:r>
-          </w:p>
-        </w:tc>
-        <w:tc>
-          <w:tcPr>
-            <w:tcW w:type="dxa" w:w="4200"/>
-            <w:tcMar>
-              <w:top w:type="dxa" w:w="40"/>
-              <w:left w:type="dxa" w:w="70"/>
-              <w:bottom w:type="dxa" w:w="40"/>
-              <w:right w:type="dxa" w:w="70"/>
-            </w:tcMar>
-            <w:vAlign w:val="center"/>
-          </w:tcPr>
-          <w:p>
-            <w:pPr>
-              <w:spacing w:after="0" w:line="248"/>
-            </w:pPr>
-            <w:r>
-              <w:rPr>
-                <w:rFonts w:ascii="맑은 고딕" w:cs="맑은 고딕" w:eastAsia="맑은 고딕" w:hAnsi="맑은 고딕"/>
-                <w:b w:val="false"/>
-                <w:bCs w:val="false"/>
-                <w:sz w:val="17"/>
-                <w:szCs w:val="17"/>
-              </w:rPr>
-              <w:t xml:space="preserve">MOUNT → RESTORE/RECOVER → OPEN</w:t>
+            <w:tcW w:type="dxa" w:w="1500"/>
+            <w:tcMar>
+              <w:top w:type="dxa" w:w="40"/>
+              <w:left w:type="dxa" w:w="70"/>
+              <w:bottom w:type="dxa" w:w="40"/>
+              <w:right w:type="dxa" w:w="70"/>
+            </w:tcMar>
+            <w:vAlign w:val="center"/>
+          </w:tcPr>
+          <w:p>
+            <w:pPr>
+              <w:spacing w:after="0" w:line="248"/>
+            </w:pPr>
+            <w:r>
+              <w:rPr>
+                <w:rFonts w:ascii="맑은 고딕" w:cs="맑은 고딕" w:eastAsia="맑은 고딕" w:hAnsi="맑은 고딕"/>
+                <w:b w:val="false"/>
+                <w:bCs w:val="false"/>
+                <w:sz w:val="17"/>
+                <w:szCs w:val="17"/>
+              </w:rPr>
+              <w:t xml:space="preserve">재생성</w:t>
+            </w:r>
+          </w:p>
+        </w:tc>
+        <w:tc>
+          <w:tcPr>
+            <w:tcW w:type="dxa" w:w="4100"/>
+            <w:tcMar>
+              <w:top w:type="dxa" w:w="40"/>
+              <w:left w:type="dxa" w:w="70"/>
+              <w:bottom w:type="dxa" w:w="40"/>
+              <w:right w:type="dxa" w:w="70"/>
+            </w:tcMar>
+            <w:vAlign w:val="center"/>
+          </w:tcPr>
+          <w:p>
+            <w:pPr>
+              <w:spacing w:after="0" w:line="248"/>
+            </w:pPr>
+            <w:r>
+              <w:rPr>
+                <w:rFonts w:ascii="맑은 고딕" w:cs="맑은 고딕" w:eastAsia="맑은 고딕" w:hAnsi="맑은 고딕"/>
+                <w:b w:val="false"/>
+                <w:bCs w:val="false"/>
+                <w:sz w:val="17"/>
+                <w:szCs w:val="17"/>
+              </w:rPr>
+              <w:t xml:space="preserve">복구 대신 ALTER INDEX … REBUILD (백업 불필요)</w:t>
             </w:r>
           </w:p>
         </w:tc>
@@ -1543,7 +1561,7 @@
       <w:tr>
         <w:tc>
           <w:tcPr>
-            <w:tcW w:type="dxa" w:w="2400"/>
+            <w:tcW w:type="dxa" w:w="2560"/>
             <w:tcMar>
               <w:top w:type="dxa" w:w="40"/>
               <w:left w:type="dxa" w:w="70"/>
@@ -1565,13 +1583,13 @@
                 <w:sz w:val="17"/>
                 <w:szCs w:val="17"/>
               </w:rPr>
-              <w:t xml:space="preserve">사용자 실수 (DROP / 잘못된 DML)</w:t>
-            </w:r>
-          </w:p>
-        </w:tc>
-        <w:tc>
-          <w:tcPr>
-            <w:tcW w:type="dxa" w:w="900"/>
+              <w:t xml:space="preserve">논리 오류가 트랜잭션에 묻힘</w:t>
+            </w:r>
+          </w:p>
+        </w:tc>
+        <w:tc>
+          <w:tcPr>
+            <w:tcW w:type="dxa" w:w="860"/>
             <w:tcMar>
               <w:top w:type="dxa" w:w="40"/>
               <w:left w:type="dxa" w:w="70"/>
@@ -1598,55 +1616,55 @@
         </w:tc>
         <w:tc>
           <w:tcPr>
-            <w:tcW w:type="dxa" w:w="1520"/>
-            <w:tcMar>
-              <w:top w:type="dxa" w:w="40"/>
-              <w:left w:type="dxa" w:w="70"/>
-              <w:bottom w:type="dxa" w:w="40"/>
-              <w:right w:type="dxa" w:w="70"/>
-            </w:tcMar>
-            <w:vAlign w:val="center"/>
-          </w:tcPr>
-          <w:p>
-            <w:pPr>
-              <w:spacing w:after="0" w:line="248"/>
-            </w:pPr>
-            <w:r>
-              <w:rPr>
-                <w:rFonts w:ascii="맑은 고딕" w:cs="맑은 고딕" w:eastAsia="맑은 고딕" w:hAnsi="맑은 고딕"/>
-                <w:b w:val="false"/>
-                <w:bCs w:val="false"/>
-                <w:sz w:val="17"/>
-                <w:szCs w:val="17"/>
-              </w:rPr>
-              <w:t xml:space="preserve">Flashback 우선</w:t>
-            </w:r>
-          </w:p>
-        </w:tc>
-        <w:tc>
-          <w:tcPr>
-            <w:tcW w:type="dxa" w:w="4200"/>
-            <w:tcMar>
-              <w:top w:type="dxa" w:w="40"/>
-              <w:left w:type="dxa" w:w="70"/>
-              <w:bottom w:type="dxa" w:w="40"/>
-              <w:right w:type="dxa" w:w="70"/>
-            </w:tcMar>
-            <w:vAlign w:val="center"/>
-          </w:tcPr>
-          <w:p>
-            <w:pPr>
-              <w:spacing w:after="0" w:line="248"/>
-            </w:pPr>
-            <w:r>
-              <w:rPr>
-                <w:rFonts w:ascii="맑은 고딕" w:cs="맑은 고딕" w:eastAsia="맑은 고딕" w:hAnsi="맑은 고딕"/>
-                <w:b w:val="false"/>
-                <w:bCs w:val="false"/>
-                <w:sz w:val="17"/>
-                <w:szCs w:val="17"/>
-              </w:rPr>
-              <w:t xml:space="preserve">FLASHBACK TABLE / TO BEFORE DROP / Query</w:t>
+            <w:tcW w:type="dxa" w:w="1500"/>
+            <w:tcMar>
+              <w:top w:type="dxa" w:w="40"/>
+              <w:left w:type="dxa" w:w="70"/>
+              <w:bottom w:type="dxa" w:w="40"/>
+              <w:right w:type="dxa" w:w="70"/>
+            </w:tcMar>
+            <w:vAlign w:val="center"/>
+          </w:tcPr>
+          <w:p>
+            <w:pPr>
+              <w:spacing w:after="0" w:line="248"/>
+            </w:pPr>
+            <w:r>
+              <w:rPr>
+                <w:rFonts w:ascii="맑은 고딕" w:cs="맑은 고딕" w:eastAsia="맑은 고딕" w:hAnsi="맑은 고딕"/>
+                <w:b w:val="false"/>
+                <w:bCs w:val="false"/>
+                <w:sz w:val="17"/>
+                <w:szCs w:val="17"/>
+              </w:rPr>
+              <w:t xml:space="preserve">표 시점복구</w:t>
+            </w:r>
+          </w:p>
+        </w:tc>
+        <w:tc>
+          <w:tcPr>
+            <w:tcW w:type="dxa" w:w="4100"/>
+            <w:tcMar>
+              <w:top w:type="dxa" w:w="40"/>
+              <w:left w:type="dxa" w:w="70"/>
+              <w:bottom w:type="dxa" w:w="40"/>
+              <w:right w:type="dxa" w:w="70"/>
+            </w:tcMar>
+            <w:vAlign w:val="center"/>
+          </w:tcPr>
+          <w:p>
+            <w:pPr>
+              <w:spacing w:after="0" w:line="248"/>
+            </w:pPr>
+            <w:r>
+              <w:rPr>
+                <w:rFonts w:ascii="맑은 고딕" w:cs="맑은 고딕" w:eastAsia="맑은 고딕" w:hAnsi="맑은 고딕"/>
+                <w:b w:val="false"/>
+                <w:bCs w:val="false"/>
+                <w:sz w:val="17"/>
+                <w:szCs w:val="17"/>
+              </w:rPr>
+              <w:t xml:space="preserve">LogMiner 로 SCN 특정 → RECOVER TABLE … UNTIL SCN(보조 인스턴스)</w:t>
             </w:r>
           </w:p>
         </w:tc>
@@ -1654,7 +1672,7 @@
       <w:tr>
         <w:tc>
           <w:tcPr>
-            <w:tcW w:type="dxa" w:w="2400"/>
+            <w:tcW w:type="dxa" w:w="2560"/>
             <w:tcMar>
               <w:top w:type="dxa" w:w="40"/>
               <w:left w:type="dxa" w:w="70"/>
@@ -1676,88 +1694,88 @@
                 <w:sz w:val="17"/>
                 <w:szCs w:val="17"/>
               </w:rPr>
-              <w:t xml:space="preserve">INACTIVE 리두로그 손실</w:t>
-            </w:r>
-          </w:p>
-        </w:tc>
-        <w:tc>
-          <w:tcPr>
-            <w:tcW w:type="dxa" w:w="900"/>
-            <w:tcMar>
-              <w:top w:type="dxa" w:w="40"/>
-              <w:left w:type="dxa" w:w="70"/>
-              <w:bottom w:type="dxa" w:w="40"/>
-              <w:right w:type="dxa" w:w="70"/>
-            </w:tcMar>
-            <w:vAlign w:val="center"/>
-          </w:tcPr>
-          <w:p>
-            <w:pPr>
-              <w:spacing w:after="0" w:line="248"/>
-            </w:pPr>
-            <w:r>
-              <w:rPr>
-                <w:rFonts w:ascii="맑은 고딕" w:cs="맑은 고딕" w:eastAsia="맑은 고딕" w:hAnsi="맑은 고딕"/>
-                <w:b w:val="false"/>
-                <w:bCs w:val="false"/>
-                <w:sz w:val="17"/>
-                <w:szCs w:val="17"/>
-              </w:rPr>
-              <w:t xml:space="preserve">없음</w:t>
-            </w:r>
-          </w:p>
-        </w:tc>
-        <w:tc>
-          <w:tcPr>
-            <w:tcW w:type="dxa" w:w="1520"/>
-            <w:tcMar>
-              <w:top w:type="dxa" w:w="40"/>
-              <w:left w:type="dxa" w:w="70"/>
-              <w:bottom w:type="dxa" w:w="40"/>
-              <w:right w:type="dxa" w:w="70"/>
-            </w:tcMar>
-            <w:vAlign w:val="center"/>
-          </w:tcPr>
-          <w:p>
-            <w:pPr>
-              <w:spacing w:after="0" w:line="248"/>
-            </w:pPr>
-            <w:r>
-              <w:rPr>
-                <w:rFonts w:ascii="맑은 고딕" w:cs="맑은 고딕" w:eastAsia="맑은 고딕" w:hAnsi="맑은 고딕"/>
-                <w:b w:val="false"/>
-                <w:bCs w:val="false"/>
-                <w:sz w:val="17"/>
-                <w:szCs w:val="17"/>
-              </w:rPr>
-              <w:t xml:space="preserve">무손실 정리</w:t>
-            </w:r>
-          </w:p>
-        </w:tc>
-        <w:tc>
-          <w:tcPr>
-            <w:tcW w:type="dxa" w:w="4200"/>
-            <w:tcMar>
-              <w:top w:type="dxa" w:w="40"/>
-              <w:left w:type="dxa" w:w="70"/>
-              <w:bottom w:type="dxa" w:w="40"/>
-              <w:right w:type="dxa" w:w="70"/>
-            </w:tcMar>
-            <w:vAlign w:val="center"/>
-          </w:tcPr>
-          <w:p>
-            <w:pPr>
-              <w:spacing w:after="0" w:line="248"/>
-            </w:pPr>
-            <w:r>
-              <w:rPr>
-                <w:rFonts w:ascii="맑은 고딕" w:cs="맑은 고딕" w:eastAsia="맑은 고딕" w:hAnsi="맑은 고딕"/>
-                <w:b w:val="false"/>
-                <w:bCs w:val="false"/>
-                <w:sz w:val="17"/>
-                <w:szCs w:val="17"/>
-              </w:rPr>
-              <w:t xml:space="preserve">ALTER DATABASE CLEAR LOGFILE GROUP n</w:t>
+              <w:t xml:space="preserve">한 TS 만 다른 시점으로</w:t>
+            </w:r>
+          </w:p>
+        </w:tc>
+        <w:tc>
+          <w:tcPr>
+            <w:tcW w:type="dxa" w:w="860"/>
+            <w:tcMar>
+              <w:top w:type="dxa" w:w="40"/>
+              <w:left w:type="dxa" w:w="70"/>
+              <w:bottom w:type="dxa" w:w="40"/>
+              <w:right w:type="dxa" w:w="70"/>
+            </w:tcMar>
+            <w:vAlign w:val="center"/>
+          </w:tcPr>
+          <w:p>
+            <w:pPr>
+              <w:spacing w:after="0" w:line="248"/>
+            </w:pPr>
+            <w:r>
+              <w:rPr>
+                <w:rFonts w:ascii="맑은 고딕" w:cs="맑은 고딕" w:eastAsia="맑은 고딕" w:hAnsi="맑은 고딕"/>
+                <w:b w:val="false"/>
+                <w:bCs w:val="false"/>
+                <w:sz w:val="17"/>
+                <w:szCs w:val="17"/>
+              </w:rPr>
+              <w:t xml:space="preserve">국소</w:t>
+            </w:r>
+          </w:p>
+        </w:tc>
+        <w:tc>
+          <w:tcPr>
+            <w:tcW w:type="dxa" w:w="1500"/>
+            <w:tcMar>
+              <w:top w:type="dxa" w:w="40"/>
+              <w:left w:type="dxa" w:w="70"/>
+              <w:bottom w:type="dxa" w:w="40"/>
+              <w:right w:type="dxa" w:w="70"/>
+            </w:tcMar>
+            <w:vAlign w:val="center"/>
+          </w:tcPr>
+          <w:p>
+            <w:pPr>
+              <w:spacing w:after="0" w:line="248"/>
+            </w:pPr>
+            <w:r>
+              <w:rPr>
+                <w:rFonts w:ascii="맑은 고딕" w:cs="맑은 고딕" w:eastAsia="맑은 고딕" w:hAnsi="맑은 고딕"/>
+                <w:b w:val="false"/>
+                <w:bCs w:val="false"/>
+                <w:sz w:val="17"/>
+                <w:szCs w:val="17"/>
+              </w:rPr>
+              <w:t xml:space="preserve">TSPITR</w:t>
+            </w:r>
+          </w:p>
+        </w:tc>
+        <w:tc>
+          <w:tcPr>
+            <w:tcW w:type="dxa" w:w="4100"/>
+            <w:tcMar>
+              <w:top w:type="dxa" w:w="40"/>
+              <w:left w:type="dxa" w:w="70"/>
+              <w:bottom w:type="dxa" w:w="40"/>
+              <w:right w:type="dxa" w:w="70"/>
+            </w:tcMar>
+            <w:vAlign w:val="center"/>
+          </w:tcPr>
+          <w:p>
+            <w:pPr>
+              <w:spacing w:after="0" w:line="248"/>
+            </w:pPr>
+            <w:r>
+              <w:rPr>
+                <w:rFonts w:ascii="맑은 고딕" w:cs="맑은 고딕" w:eastAsia="맑은 고딕" w:hAnsi="맑은 고딕"/>
+                <w:b w:val="false"/>
+                <w:bCs w:val="false"/>
+                <w:sz w:val="17"/>
+                <w:szCs w:val="17"/>
+              </w:rPr>
+              <w:t xml:space="preserve">RECOVER TABLESPACE … UNTIL SCN AUXILIARY</w:t>
             </w:r>
           </w:p>
         </w:tc>
@@ -1765,7 +1783,7 @@
       <w:tr>
         <w:tc>
           <w:tcPr>
-            <w:tcW w:type="dxa" w:w="2400"/>
+            <w:tcW w:type="dxa" w:w="2560"/>
             <w:tcMar>
               <w:top w:type="dxa" w:w="40"/>
               <w:left w:type="dxa" w:w="70"/>
@@ -1787,13 +1805,13 @@
                 <w:sz w:val="17"/>
                 <w:szCs w:val="17"/>
               </w:rPr>
-              <w:t xml:space="preserve">CURRENT 리두로그 손실</w:t>
-            </w:r>
-          </w:p>
-        </w:tc>
-        <w:tc>
-          <w:tcPr>
-            <w:tcW w:type="dxa" w:w="900"/>
+              <w:t xml:space="preserve">CURRENT 리두 + 컨트롤파일</w:t>
+            </w:r>
+          </w:p>
+        </w:tc>
+        <w:tc>
+          <w:tcPr>
+            <w:tcW w:type="dxa" w:w="860"/>
             <w:tcMar>
               <w:top w:type="dxa" w:w="40"/>
               <w:left w:type="dxa" w:w="70"/>
@@ -1820,7 +1838,7 @@
         </w:tc>
         <w:tc>
           <w:tcPr>
-            <w:tcW w:type="dxa" w:w="1520"/>
+            <w:tcW w:type="dxa" w:w="1500"/>
             <w:tcMar>
               <w:top w:type="dxa" w:w="40"/>
               <w:left w:type="dxa" w:w="70"/>
@@ -1847,28 +1865,28 @@
         </w:tc>
         <w:tc>
           <w:tcPr>
-            <w:tcW w:type="dxa" w:w="4200"/>
-            <w:tcMar>
-              <w:top w:type="dxa" w:w="40"/>
-              <w:left w:type="dxa" w:w="70"/>
-              <w:bottom w:type="dxa" w:w="40"/>
-              <w:right w:type="dxa" w:w="70"/>
-            </w:tcMar>
-            <w:vAlign w:val="center"/>
-          </w:tcPr>
-          <w:p>
-            <w:pPr>
-              <w:spacing w:after="0" w:line="248"/>
-            </w:pPr>
-            <w:r>
-              <w:rPr>
-                <w:rFonts w:ascii="맑은 고딕" w:cs="맑은 고딕" w:eastAsia="맑은 고딕" w:hAnsi="맑은 고딕"/>
-                <w:b w:val="false"/>
-                <w:bCs w:val="false"/>
-                <w:sz w:val="17"/>
-                <w:szCs w:val="17"/>
-              </w:rPr>
-              <w:t xml:space="preserve">RECOVER … UNTIL → OPEN RESETLOGS</w:t>
+            <w:tcW w:type="dxa" w:w="4100"/>
+            <w:tcMar>
+              <w:top w:type="dxa" w:w="40"/>
+              <w:left w:type="dxa" w:w="70"/>
+              <w:bottom w:type="dxa" w:w="40"/>
+              <w:right w:type="dxa" w:w="70"/>
+            </w:tcMar>
+            <w:vAlign w:val="center"/>
+          </w:tcPr>
+          <w:p>
+            <w:pPr>
+              <w:spacing w:after="0" w:line="248"/>
+            </w:pPr>
+            <w:r>
+              <w:rPr>
+                <w:rFonts w:ascii="맑은 고딕" w:cs="맑은 고딕" w:eastAsia="맑은 고딕" w:hAnsi="맑은 고딕"/>
+                <w:b w:val="false"/>
+                <w:bCs w:val="false"/>
+                <w:sz w:val="17"/>
+                <w:szCs w:val="17"/>
+              </w:rPr>
+              <w:t xml:space="preserve">RESTORE CONTROLFILE → RECOVER … UNTIL → OPEN RESETLOGS</w:t>
             </w:r>
           </w:p>
         </w:tc>
@@ -1876,7 +1894,7 @@
       <w:tr>
         <w:tc>
           <w:tcPr>
-            <w:tcW w:type="dxa" w:w="2400"/>
+            <w:tcW w:type="dxa" w:w="2560"/>
             <w:tcMar>
               <w:top w:type="dxa" w:w="40"/>
               <w:left w:type="dxa" w:w="70"/>
@@ -1898,88 +1916,88 @@
                 <w:sz w:val="17"/>
                 <w:szCs w:val="17"/>
               </w:rPr>
-              <w:t xml:space="preserve">컨트롤파일 전체 손실</w:t>
-            </w:r>
-          </w:p>
-        </w:tc>
-        <w:tc>
-          <w:tcPr>
-            <w:tcW w:type="dxa" w:w="900"/>
-            <w:tcMar>
-              <w:top w:type="dxa" w:w="40"/>
-              <w:left w:type="dxa" w:w="70"/>
-              <w:bottom w:type="dxa" w:w="40"/>
-              <w:right w:type="dxa" w:w="70"/>
-            </w:tcMar>
-            <w:vAlign w:val="center"/>
-          </w:tcPr>
-          <w:p>
-            <w:pPr>
-              <w:spacing w:after="0" w:line="248"/>
-            </w:pPr>
-            <w:r>
-              <w:rPr>
-                <w:rFonts w:ascii="맑은 고딕" w:cs="맑은 고딕" w:eastAsia="맑은 고딕" w:hAnsi="맑은 고딕"/>
-                <w:b w:val="false"/>
-                <w:bCs w:val="false"/>
-                <w:sz w:val="17"/>
-                <w:szCs w:val="17"/>
-              </w:rPr>
-              <w:t xml:space="preserve">상황별</w:t>
-            </w:r>
-          </w:p>
-        </w:tc>
-        <w:tc>
-          <w:tcPr>
-            <w:tcW w:type="dxa" w:w="1520"/>
-            <w:tcMar>
-              <w:top w:type="dxa" w:w="40"/>
-              <w:left w:type="dxa" w:w="70"/>
-              <w:bottom w:type="dxa" w:w="40"/>
-              <w:right w:type="dxa" w:w="70"/>
-            </w:tcMar>
-            <w:vAlign w:val="center"/>
-          </w:tcPr>
-          <w:p>
-            <w:pPr>
-              <w:spacing w:after="0" w:line="248"/>
-            </w:pPr>
-            <w:r>
-              <w:rPr>
-                <w:rFonts w:ascii="맑은 고딕" w:cs="맑은 고딕" w:eastAsia="맑은 고딕" w:hAnsi="맑은 고딕"/>
-                <w:b w:val="false"/>
-                <w:bCs w:val="false"/>
-                <w:sz w:val="17"/>
-                <w:szCs w:val="17"/>
-              </w:rPr>
-              <w:t xml:space="preserve">완전/불완전</w:t>
-            </w:r>
-          </w:p>
-        </w:tc>
-        <w:tc>
-          <w:tcPr>
-            <w:tcW w:type="dxa" w:w="4200"/>
-            <w:tcMar>
-              <w:top w:type="dxa" w:w="40"/>
-              <w:left w:type="dxa" w:w="70"/>
-              <w:bottom w:type="dxa" w:w="40"/>
-              <w:right w:type="dxa" w:w="70"/>
-            </w:tcMar>
-            <w:vAlign w:val="center"/>
-          </w:tcPr>
-          <w:p>
-            <w:pPr>
-              <w:spacing w:after="0" w:line="248"/>
-            </w:pPr>
-            <w:r>
-              <w:rPr>
-                <w:rFonts w:ascii="맑은 고딕" w:cs="맑은 고딕" w:eastAsia="맑은 고딕" w:hAnsi="맑은 고딕"/>
-                <w:b w:val="false"/>
-                <w:bCs w:val="false"/>
-                <w:sz w:val="17"/>
-                <w:szCs w:val="17"/>
-              </w:rPr>
-              <w:t xml:space="preserve">RESTORE CONTROLFILE FROM AUTOBACKUP</w:t>
+              <w:t xml:space="preserve">백업피스 손상 / 세트 결손</w:t>
+            </w:r>
+          </w:p>
+        </w:tc>
+        <w:tc>
+          <w:tcPr>
+            <w:tcW w:type="dxa" w:w="860"/>
+            <w:tcMar>
+              <w:top w:type="dxa" w:w="40"/>
+              <w:left w:type="dxa" w:w="70"/>
+              <w:bottom w:type="dxa" w:w="40"/>
+              <w:right w:type="dxa" w:w="70"/>
+            </w:tcMar>
+            <w:vAlign w:val="center"/>
+          </w:tcPr>
+          <w:p>
+            <w:pPr>
+              <w:spacing w:after="0" w:line="248"/>
+            </w:pPr>
+            <w:r>
+              <w:rPr>
+                <w:rFonts w:ascii="맑은 고딕" w:cs="맑은 고딕" w:eastAsia="맑은 고딕" w:hAnsi="맑은 고딕"/>
+                <w:b w:val="false"/>
+                <w:bCs w:val="false"/>
+                <w:sz w:val="17"/>
+                <w:szCs w:val="17"/>
+              </w:rPr>
+              <w:t xml:space="preserve">—</w:t>
+            </w:r>
+          </w:p>
+        </w:tc>
+        <w:tc>
+          <w:tcPr>
+            <w:tcW w:type="dxa" w:w="1500"/>
+            <w:tcMar>
+              <w:top w:type="dxa" w:w="40"/>
+              <w:left w:type="dxa" w:w="70"/>
+              <w:bottom w:type="dxa" w:w="40"/>
+              <w:right w:type="dxa" w:w="70"/>
+            </w:tcMar>
+            <w:vAlign w:val="center"/>
+          </w:tcPr>
+          <w:p>
+            <w:pPr>
+              <w:spacing w:after="0" w:line="248"/>
+            </w:pPr>
+            <w:r>
+              <w:rPr>
+                <w:rFonts w:ascii="맑은 고딕" w:cs="맑은 고딕" w:eastAsia="맑은 고딕" w:hAnsi="맑은 고딕"/>
+                <w:b w:val="false"/>
+                <w:bCs w:val="false"/>
+                <w:sz w:val="17"/>
+                <w:szCs w:val="17"/>
+              </w:rPr>
+              <w:t xml:space="preserve">대체 복원</w:t>
+            </w:r>
+          </w:p>
+        </w:tc>
+        <w:tc>
+          <w:tcPr>
+            <w:tcW w:type="dxa" w:w="4100"/>
+            <w:tcMar>
+              <w:top w:type="dxa" w:w="40"/>
+              <w:left w:type="dxa" w:w="70"/>
+              <w:bottom w:type="dxa" w:w="40"/>
+              <w:right w:type="dxa" w:w="70"/>
+            </w:tcMar>
+            <w:vAlign w:val="center"/>
+          </w:tcPr>
+          <w:p>
+            <w:pPr>
+              <w:spacing w:after="0" w:line="248"/>
+            </w:pPr>
+            <w:r>
+              <w:rPr>
+                <w:rFonts w:ascii="맑은 고딕" w:cs="맑은 고딕" w:eastAsia="맑은 고딕" w:hAnsi="맑은 고딕"/>
+                <w:b w:val="false"/>
+                <w:bCs w:val="false"/>
+                <w:sz w:val="17"/>
+                <w:szCs w:val="17"/>
+              </w:rPr>
+              <w:t xml:space="preserve">CROSSCHECK·VALIDATE BACKUPSET → 이전 백업/사본 사용</w:t>
             </w:r>
           </w:p>
         </w:tc>
@@ -1987,7 +2005,7 @@
       <w:tr>
         <w:tc>
           <w:tcPr>
-            <w:tcW w:type="dxa" w:w="2400"/>
+            <w:tcW w:type="dxa" w:w="2560"/>
             <w:tcMar>
               <w:top w:type="dxa" w:w="40"/>
               <w:left w:type="dxa" w:w="70"/>
@@ -2009,88 +2027,88 @@
                 <w:sz w:val="17"/>
                 <w:szCs w:val="17"/>
               </w:rPr>
-              <w:t xml:space="preserve">블록 손상</w:t>
-            </w:r>
-          </w:p>
-        </w:tc>
-        <w:tc>
-          <w:tcPr>
-            <w:tcW w:type="dxa" w:w="900"/>
-            <w:tcMar>
-              <w:top w:type="dxa" w:w="40"/>
-              <w:left w:type="dxa" w:w="70"/>
-              <w:bottom w:type="dxa" w:w="40"/>
-              <w:right w:type="dxa" w:w="70"/>
-            </w:tcMar>
-            <w:vAlign w:val="center"/>
-          </w:tcPr>
-          <w:p>
-            <w:pPr>
-              <w:spacing w:after="0" w:line="248"/>
-            </w:pPr>
-            <w:r>
-              <w:rPr>
-                <w:rFonts w:ascii="맑은 고딕" w:cs="맑은 고딕" w:eastAsia="맑은 고딕" w:hAnsi="맑은 고딕"/>
-                <w:b w:val="false"/>
-                <w:bCs w:val="false"/>
-                <w:sz w:val="17"/>
-                <w:szCs w:val="17"/>
-              </w:rPr>
-              <w:t xml:space="preserve">국소</w:t>
-            </w:r>
-          </w:p>
-        </w:tc>
-        <w:tc>
-          <w:tcPr>
-            <w:tcW w:type="dxa" w:w="1520"/>
-            <w:tcMar>
-              <w:top w:type="dxa" w:w="40"/>
-              <w:left w:type="dxa" w:w="70"/>
-              <w:bottom w:type="dxa" w:w="40"/>
-              <w:right w:type="dxa" w:w="70"/>
-            </w:tcMar>
-            <w:vAlign w:val="center"/>
-          </w:tcPr>
-          <w:p>
-            <w:pPr>
-              <w:spacing w:after="0" w:line="248"/>
-            </w:pPr>
-            <w:r>
-              <w:rPr>
-                <w:rFonts w:ascii="맑은 고딕" w:cs="맑은 고딕" w:eastAsia="맑은 고딕" w:hAnsi="맑은 고딕"/>
-                <w:b w:val="false"/>
-                <w:bCs w:val="false"/>
-                <w:sz w:val="17"/>
-                <w:szCs w:val="17"/>
-              </w:rPr>
-              <w:t xml:space="preserve">BMR(온라인)</w:t>
-            </w:r>
-          </w:p>
-        </w:tc>
-        <w:tc>
-          <w:tcPr>
-            <w:tcW w:type="dxa" w:w="4200"/>
-            <w:tcMar>
-              <w:top w:type="dxa" w:w="40"/>
-              <w:left w:type="dxa" w:w="70"/>
-              <w:bottom w:type="dxa" w:w="40"/>
-              <w:right w:type="dxa" w:w="70"/>
-            </w:tcMar>
-            <w:vAlign w:val="center"/>
-          </w:tcPr>
-          <w:p>
-            <w:pPr>
-              <w:spacing w:after="0" w:line="248"/>
-            </w:pPr>
-            <w:r>
-              <w:rPr>
-                <w:rFonts w:ascii="맑은 고딕" w:cs="맑은 고딕" w:eastAsia="맑은 고딕" w:hAnsi="맑은 고딕"/>
-                <w:b w:val="false"/>
-                <w:bCs w:val="false"/>
-                <w:sz w:val="17"/>
-                <w:szCs w:val="17"/>
-              </w:rPr>
-              <w:t xml:space="preserve">RECOVER … BLOCK / RECOVER CORRUPTION LIST</w:t>
+              <w:t xml:space="preserve">아카이브 갭</w:t>
+            </w:r>
+          </w:p>
+        </w:tc>
+        <w:tc>
+          <w:tcPr>
+            <w:tcW w:type="dxa" w:w="860"/>
+            <w:tcMar>
+              <w:top w:type="dxa" w:w="40"/>
+              <w:left w:type="dxa" w:w="70"/>
+              <w:bottom w:type="dxa" w:w="40"/>
+              <w:right w:type="dxa" w:w="70"/>
+            </w:tcMar>
+            <w:vAlign w:val="center"/>
+          </w:tcPr>
+          <w:p>
+            <w:pPr>
+              <w:spacing w:after="0" w:line="248"/>
+            </w:pPr>
+            <w:r>
+              <w:rPr>
+                <w:rFonts w:ascii="맑은 고딕" w:cs="맑은 고딕" w:eastAsia="맑은 고딕" w:hAnsi="맑은 고딕"/>
+                <w:b w:val="false"/>
+                <w:bCs w:val="false"/>
+                <w:sz w:val="17"/>
+                <w:szCs w:val="17"/>
+              </w:rPr>
+              <w:t xml:space="preserve">제한적</w:t>
+            </w:r>
+          </w:p>
+        </w:tc>
+        <w:tc>
+          <w:tcPr>
+            <w:tcW w:type="dxa" w:w="1500"/>
+            <w:tcMar>
+              <w:top w:type="dxa" w:w="40"/>
+              <w:left w:type="dxa" w:w="70"/>
+              <w:bottom w:type="dxa" w:w="40"/>
+              <w:right w:type="dxa" w:w="70"/>
+            </w:tcMar>
+            <w:vAlign w:val="center"/>
+          </w:tcPr>
+          <w:p>
+            <w:pPr>
+              <w:spacing w:after="0" w:line="248"/>
+            </w:pPr>
+            <w:r>
+              <w:rPr>
+                <w:rFonts w:ascii="맑은 고딕" w:cs="맑은 고딕" w:eastAsia="맑은 고딕" w:hAnsi="맑은 고딕"/>
+                <w:b w:val="false"/>
+                <w:bCs w:val="false"/>
+                <w:sz w:val="17"/>
+                <w:szCs w:val="17"/>
+              </w:rPr>
+              <w:t xml:space="preserve">갭까지만</w:t>
+            </w:r>
+          </w:p>
+        </w:tc>
+        <w:tc>
+          <w:tcPr>
+            <w:tcW w:type="dxa" w:w="4100"/>
+            <w:tcMar>
+              <w:top w:type="dxa" w:w="40"/>
+              <w:left w:type="dxa" w:w="70"/>
+              <w:bottom w:type="dxa" w:w="40"/>
+              <w:right w:type="dxa" w:w="70"/>
+            </w:tcMar>
+            <w:vAlign w:val="center"/>
+          </w:tcPr>
+          <w:p>
+            <w:pPr>
+              <w:spacing w:after="0" w:line="248"/>
+            </w:pPr>
+            <w:r>
+              <w:rPr>
+                <w:rFonts w:ascii="맑은 고딕" w:cs="맑은 고딕" w:eastAsia="맑은 고딕" w:hAnsi="맑은 고딕"/>
+                <w:b w:val="false"/>
+                <w:bCs w:val="false"/>
+                <w:sz w:val="17"/>
+                <w:szCs w:val="17"/>
+              </w:rPr>
+              <w:t xml:space="preserve">REGISTER/CATALOG 또는 갭 직전 SCN 까지 RECOVER</w:t>
             </w:r>
           </w:p>
         </w:tc>
@@ -2098,7 +2116,7 @@
       <w:tr>
         <w:tc>
           <w:tcPr>
-            <w:tcW w:type="dxa" w:w="2400"/>
+            <w:tcW w:type="dxa" w:w="2560"/>
             <w:tcMar>
               <w:top w:type="dxa" w:w="40"/>
               <w:left w:type="dxa" w:w="70"/>
@@ -2120,88 +2138,88 @@
                 <w:sz w:val="17"/>
                 <w:szCs w:val="17"/>
               </w:rPr>
-              <w:t xml:space="preserve">서버 전체 상실</w:t>
-            </w:r>
-          </w:p>
-        </w:tc>
-        <w:tc>
-          <w:tcPr>
-            <w:tcW w:type="dxa" w:w="900"/>
-            <w:tcMar>
-              <w:top w:type="dxa" w:w="40"/>
-              <w:left w:type="dxa" w:w="70"/>
-              <w:bottom w:type="dxa" w:w="40"/>
-              <w:right w:type="dxa" w:w="70"/>
-            </w:tcMar>
-            <w:vAlign w:val="center"/>
-          </w:tcPr>
-          <w:p>
-            <w:pPr>
-              <w:spacing w:after="0" w:line="248"/>
-            </w:pPr>
-            <w:r>
-              <w:rPr>
-                <w:rFonts w:ascii="맑은 고딕" w:cs="맑은 고딕" w:eastAsia="맑은 고딕" w:hAnsi="맑은 고딕"/>
-                <w:b w:val="false"/>
-                <w:bCs w:val="false"/>
-                <w:sz w:val="17"/>
-                <w:szCs w:val="17"/>
-              </w:rPr>
-              <w:t xml:space="preserve">상황별</w:t>
-            </w:r>
-          </w:p>
-        </w:tc>
-        <w:tc>
-          <w:tcPr>
-            <w:tcW w:type="dxa" w:w="1520"/>
-            <w:tcMar>
-              <w:top w:type="dxa" w:w="40"/>
-              <w:left w:type="dxa" w:w="70"/>
-              <w:bottom w:type="dxa" w:w="40"/>
-              <w:right w:type="dxa" w:w="70"/>
-            </w:tcMar>
-            <w:vAlign w:val="center"/>
-          </w:tcPr>
-          <w:p>
-            <w:pPr>
-              <w:spacing w:after="0" w:line="248"/>
-            </w:pPr>
-            <w:r>
-              <w:rPr>
-                <w:rFonts w:ascii="맑은 고딕" w:cs="맑은 고딕" w:eastAsia="맑은 고딕" w:hAnsi="맑은 고딕"/>
-                <w:b w:val="false"/>
-                <w:bCs w:val="false"/>
-                <w:sz w:val="17"/>
-                <w:szCs w:val="17"/>
-              </w:rPr>
-              <w:t xml:space="preserve">재해복구/복제</w:t>
-            </w:r>
-          </w:p>
-        </w:tc>
-        <w:tc>
-          <w:tcPr>
-            <w:tcW w:type="dxa" w:w="4200"/>
-            <w:tcMar>
-              <w:top w:type="dxa" w:w="40"/>
-              <w:left w:type="dxa" w:w="70"/>
-              <w:bottom w:type="dxa" w:w="40"/>
-              <w:right w:type="dxa" w:w="70"/>
-            </w:tcMar>
-            <w:vAlign w:val="center"/>
-          </w:tcPr>
-          <w:p>
-            <w:pPr>
-              <w:spacing w:after="0" w:line="248"/>
-            </w:pPr>
-            <w:r>
-              <w:rPr>
-                <w:rFonts w:ascii="맑은 고딕" w:cs="맑은 고딕" w:eastAsia="맑은 고딕" w:hAnsi="맑은 고딕"/>
-                <w:b w:val="false"/>
-                <w:bCs w:val="false"/>
-                <w:sz w:val="17"/>
-                <w:szCs w:val="17"/>
-              </w:rPr>
-              <w:t xml:space="preserve">새 호스트 RESTORE 또는 RMAN DUPLICATE</w:t>
+              <w:t xml:space="preserve">과거 RESETLOGS 존재</w:t>
+            </w:r>
+          </w:p>
+        </w:tc>
+        <w:tc>
+          <w:tcPr>
+            <w:tcW w:type="dxa" w:w="860"/>
+            <w:tcMar>
+              <w:top w:type="dxa" w:w="40"/>
+              <w:left w:type="dxa" w:w="70"/>
+              <w:bottom w:type="dxa" w:w="40"/>
+              <w:right w:type="dxa" w:w="70"/>
+            </w:tcMar>
+            <w:vAlign w:val="center"/>
+          </w:tcPr>
+          <w:p>
+            <w:pPr>
+              <w:spacing w:after="0" w:line="248"/>
+            </w:pPr>
+            <w:r>
+              <w:rPr>
+                <w:rFonts w:ascii="맑은 고딕" w:cs="맑은 고딕" w:eastAsia="맑은 고딕" w:hAnsi="맑은 고딕"/>
+                <w:b w:val="false"/>
+                <w:bCs w:val="false"/>
+                <w:sz w:val="17"/>
+                <w:szCs w:val="17"/>
+              </w:rPr>
+              <w:t xml:space="preserve">—</w:t>
+            </w:r>
+          </w:p>
+        </w:tc>
+        <w:tc>
+          <w:tcPr>
+            <w:tcW w:type="dxa" w:w="1500"/>
+            <w:tcMar>
+              <w:top w:type="dxa" w:w="40"/>
+              <w:left w:type="dxa" w:w="70"/>
+              <w:bottom w:type="dxa" w:w="40"/>
+              <w:right w:type="dxa" w:w="70"/>
+            </w:tcMar>
+            <w:vAlign w:val="center"/>
+          </w:tcPr>
+          <w:p>
+            <w:pPr>
+              <w:spacing w:after="0" w:line="248"/>
+            </w:pPr>
+            <w:r>
+              <w:rPr>
+                <w:rFonts w:ascii="맑은 고딕" w:cs="맑은 고딕" w:eastAsia="맑은 고딕" w:hAnsi="맑은 고딕"/>
+                <w:b w:val="false"/>
+                <w:bCs w:val="false"/>
+                <w:sz w:val="17"/>
+                <w:szCs w:val="17"/>
+              </w:rPr>
+              <w:t xml:space="preserve">incarnation</w:t>
+            </w:r>
+          </w:p>
+        </w:tc>
+        <w:tc>
+          <w:tcPr>
+            <w:tcW w:type="dxa" w:w="4100"/>
+            <w:tcMar>
+              <w:top w:type="dxa" w:w="40"/>
+              <w:left w:type="dxa" w:w="70"/>
+              <w:bottom w:type="dxa" w:w="40"/>
+              <w:right w:type="dxa" w:w="70"/>
+            </w:tcMar>
+            <w:vAlign w:val="center"/>
+          </w:tcPr>
+          <w:p>
+            <w:pPr>
+              <w:spacing w:after="0" w:line="248"/>
+            </w:pPr>
+            <w:r>
+              <w:rPr>
+                <w:rFonts w:ascii="맑은 고딕" w:cs="맑은 고딕" w:eastAsia="맑은 고딕" w:hAnsi="맑은 고딕"/>
+                <w:b w:val="false"/>
+                <w:bCs w:val="false"/>
+                <w:sz w:val="17"/>
+                <w:szCs w:val="17"/>
+              </w:rPr>
+              <w:t xml:space="preserve">LIST INCARNATION → RESET DATABASE TO INCARNATION</w:t>
             </w:r>
           </w:p>
         </w:tc>
@@ -2209,7 +2227,7 @@
       <w:tr>
         <w:tc>
           <w:tcPr>
-            <w:tcW w:type="dxa" w:w="2400"/>
+            <w:tcW w:type="dxa" w:w="2560"/>
             <w:tcMar>
               <w:top w:type="dxa" w:w="40"/>
               <w:left w:type="dxa" w:w="70"/>
@@ -2231,13 +2249,124 @@
                 <w:sz w:val="17"/>
                 <w:szCs w:val="17"/>
               </w:rPr>
+              <w:t xml:space="preserve">서버 전체 상실 · DBID 미상</w:t>
+            </w:r>
+          </w:p>
+        </w:tc>
+        <w:tc>
+          <w:tcPr>
+            <w:tcW w:type="dxa" w:w="860"/>
+            <w:tcMar>
+              <w:top w:type="dxa" w:w="40"/>
+              <w:left w:type="dxa" w:w="70"/>
+              <w:bottom w:type="dxa" w:w="40"/>
+              <w:right w:type="dxa" w:w="70"/>
+            </w:tcMar>
+            <w:vAlign w:val="center"/>
+          </w:tcPr>
+          <w:p>
+            <w:pPr>
+              <w:spacing w:after="0" w:line="248"/>
+            </w:pPr>
+            <w:r>
+              <w:rPr>
+                <w:rFonts w:ascii="맑은 고딕" w:cs="맑은 고딕" w:eastAsia="맑은 고딕" w:hAnsi="맑은 고딕"/>
+                <w:b w:val="false"/>
+                <w:bCs w:val="false"/>
+                <w:sz w:val="17"/>
+                <w:szCs w:val="17"/>
+              </w:rPr>
+              <w:t xml:space="preserve">상황별</w:t>
+            </w:r>
+          </w:p>
+        </w:tc>
+        <w:tc>
+          <w:tcPr>
+            <w:tcW w:type="dxa" w:w="1500"/>
+            <w:tcMar>
+              <w:top w:type="dxa" w:w="40"/>
+              <w:left w:type="dxa" w:w="70"/>
+              <w:bottom w:type="dxa" w:w="40"/>
+              <w:right w:type="dxa" w:w="70"/>
+            </w:tcMar>
+            <w:vAlign w:val="center"/>
+          </w:tcPr>
+          <w:p>
+            <w:pPr>
+              <w:spacing w:after="0" w:line="248"/>
+            </w:pPr>
+            <w:r>
+              <w:rPr>
+                <w:rFonts w:ascii="맑은 고딕" w:cs="맑은 고딕" w:eastAsia="맑은 고딕" w:hAnsi="맑은 고딕"/>
+                <w:b w:val="false"/>
+                <w:bCs w:val="false"/>
+                <w:sz w:val="17"/>
+                <w:szCs w:val="17"/>
+              </w:rPr>
+              <w:t xml:space="preserve">재해복구</w:t>
+            </w:r>
+          </w:p>
+        </w:tc>
+        <w:tc>
+          <w:tcPr>
+            <w:tcW w:type="dxa" w:w="4100"/>
+            <w:tcMar>
+              <w:top w:type="dxa" w:w="40"/>
+              <w:left w:type="dxa" w:w="70"/>
+              <w:bottom w:type="dxa" w:w="40"/>
+              <w:right w:type="dxa" w:w="70"/>
+            </w:tcMar>
+            <w:vAlign w:val="center"/>
+          </w:tcPr>
+          <w:p>
+            <w:pPr>
+              <w:spacing w:after="0" w:line="248"/>
+            </w:pPr>
+            <w:r>
+              <w:rPr>
+                <w:rFonts w:ascii="맑은 고딕" w:cs="맑은 고딕" w:eastAsia="맑은 고딕" w:hAnsi="맑은 고딕"/>
+                <w:b w:val="false"/>
+                <w:bCs w:val="false"/>
+                <w:sz w:val="17"/>
+                <w:szCs w:val="17"/>
+              </w:rPr>
+              <w:t xml:space="preserve">오토백업/카탈로그서 DBID→SPFILE/CF 복원→CATALOG→RESTORE</w:t>
+            </w:r>
+          </w:p>
+        </w:tc>
+      </w:tr>
+      <w:tr>
+        <w:tc>
+          <w:tcPr>
+            <w:tcW w:type="dxa" w:w="2560"/>
+            <w:tcMar>
+              <w:top w:type="dxa" w:w="40"/>
+              <w:left w:type="dxa" w:w="70"/>
+              <w:bottom w:type="dxa" w:w="40"/>
+              <w:right w:type="dxa" w:w="70"/>
+            </w:tcMar>
+            <w:vAlign w:val="center"/>
+          </w:tcPr>
+          <w:p>
+            <w:pPr>
+              <w:spacing w:after="0" w:line="248"/>
+              <w:jc w:val="center"/>
+            </w:pPr>
+            <w:r>
+              <w:rPr>
+                <w:rFonts w:ascii="맑은 고딕" w:cs="맑은 고딕" w:eastAsia="맑은 고딕" w:hAnsi="맑은 고딕"/>
+                <w:b w:val="false"/>
+                <w:bCs w:val="false"/>
+                <w:sz w:val="17"/>
+                <w:szCs w:val="17"/>
+              </w:rPr>
               <w:t xml:space="preserve">스키마·버전 이관</w:t>
             </w:r>
           </w:p>
         </w:tc>
         <w:tc>
           <w:tcPr>
-            <w:tcW w:type="dxa" w:w="900"/>
+            <w:tcW w:type="dxa" w:w="860"/>
             <w:tcMar>
               <w:top w:type="dxa" w:w="40"/>
               <w:left w:type="dxa" w:w="70"/>
@@ -2264,7 +2393,7 @@
         </w:tc>
         <w:tc>
           <w:tcPr>
-            <w:tcW w:type="dxa" w:w="1520"/>
+            <w:tcW w:type="dxa" w:w="1500"/>
             <w:tcMar>
               <w:top w:type="dxa" w:w="40"/>
               <w:left w:type="dxa" w:w="70"/>
@@ -2291,28 +2420,28 @@
         </w:tc>
         <w:tc>
           <w:tcPr>
-            <w:tcW w:type="dxa" w:w="4200"/>
-            <w:tcMar>
-              <w:top w:type="dxa" w:w="40"/>
-              <w:left w:type="dxa" w:w="70"/>
-              <w:bottom w:type="dxa" w:w="40"/>
-              <w:right w:type="dxa" w:w="70"/>
-            </w:tcMar>
-            <w:vAlign w:val="center"/>
-          </w:tcPr>
-          <w:p>
-            <w:pPr>
-              <w:spacing w:after="0" w:line="248"/>
-            </w:pPr>
-            <w:r>
-              <w:rPr>
-                <w:rFonts w:ascii="맑은 고딕" w:cs="맑은 고딕" w:eastAsia="맑은 고딕" w:hAnsi="맑은 고딕"/>
-                <w:b w:val="false"/>
-                <w:bCs w:val="false"/>
-                <w:sz w:val="17"/>
-                <w:szCs w:val="17"/>
-              </w:rPr>
-              <w:t xml:space="preserve">expdp/impdp (VERSION= 호환)</w:t>
+            <w:tcW w:type="dxa" w:w="4100"/>
+            <w:tcMar>
+              <w:top w:type="dxa" w:w="40"/>
+              <w:left w:type="dxa" w:w="70"/>
+              <w:bottom w:type="dxa" w:w="40"/>
+              <w:right w:type="dxa" w:w="70"/>
+            </w:tcMar>
+            <w:vAlign w:val="center"/>
+          </w:tcPr>
+          <w:p>
+            <w:pPr>
+              <w:spacing w:after="0" w:line="248"/>
+            </w:pPr>
+            <w:r>
+              <w:rPr>
+                <w:rFonts w:ascii="맑은 고딕" w:cs="맑은 고딕" w:eastAsia="맑은 고딕" w:hAnsi="맑은 고딕"/>
+                <w:b w:val="false"/>
+                <w:bCs w:val="false"/>
+                <w:sz w:val="17"/>
+                <w:szCs w:val="17"/>
+              </w:rPr>
+              <w:t xml:space="preserve">expdp/impdp REMAP_* · VERSION=</w:t>
             </w:r>
           </w:p>
         </w:tc>
@@ -2348,9 +2477,9 @@
         </w:tblBorders>
       </w:tblPr>
       <w:tblGrid>
-        <w:gridCol w:w="900"/>
-        <w:gridCol w:w="5400"/>
-        <w:gridCol w:w="1020"/>
+        <w:gridCol w:w="860"/>
+        <w:gridCol w:w="5460"/>
+        <w:gridCol w:w="1000"/>
         <w:gridCol w:w="700"/>
       </w:tblGrid>
       <w:tr>
@@ -2359,7 +2488,7 @@
         </w:trPr>
         <w:tc>
           <w:tcPr>
-            <w:tcW w:type="dxa" w:w="900"/>
+            <w:tcW w:type="dxa" w:w="860"/>
             <w:shd w:fill="D9E2F3" w:val="clear"/>
             <w:tcMar>
               <w:top w:type="dxa" w:w="40"/>
@@ -2389,7 +2518,7 @@
         </w:tc>
         <w:tc>
           <w:tcPr>
-            <w:tcW w:type="dxa" w:w="5400"/>
+            <w:tcW w:type="dxa" w:w="5460"/>
             <w:shd w:fill="D9E2F3" w:val="clear"/>
             <w:tcMar>
               <w:top w:type="dxa" w:w="40"/>
@@ -2413,13 +2542,13 @@
                 <w:sz w:val="18"/>
                 <w:szCs w:val="18"/>
               </w:rPr>
-              <w:t xml:space="preserve">시나리오</w:t>
-            </w:r>
-          </w:p>
-        </w:tc>
-        <w:tc>
-          <w:tcPr>
-            <w:tcW w:type="dxa" w:w="1020"/>
+              <w:t xml:space="preserve">시나리오 (최상급)</w:t>
+            </w:r>
+          </w:p>
+        </w:tc>
+        <w:tc>
+          <w:tcPr>
+            <w:tcW w:type="dxa" w:w="1000"/>
             <w:shd w:fill="D9E2F3" w:val="clear"/>
             <w:tcMar>
               <w:top w:type="dxa" w:w="40"/>
@@ -2481,7 +2610,7 @@
       <w:tr>
         <w:tc>
           <w:tcPr>
-            <w:tcW w:type="dxa" w:w="900"/>
+            <w:tcW w:type="dxa" w:w="860"/>
             <w:tcMar>
               <w:top w:type="dxa" w:w="40"/>
               <w:left w:type="dxa" w:w="70"/>
@@ -2509,34 +2638,34 @@
         </w:tc>
         <w:tc>
           <w:tcPr>
-            <w:tcW w:type="dxa" w:w="5400"/>
-            <w:tcMar>
-              <w:top w:type="dxa" w:w="40"/>
-              <w:left w:type="dxa" w:w="70"/>
-              <w:bottom w:type="dxa" w:w="40"/>
-              <w:right w:type="dxa" w:w="70"/>
-            </w:tcMar>
-            <w:vAlign w:val="center"/>
-          </w:tcPr>
-          <w:p>
-            <w:pPr>
-              <w:spacing w:after="0" w:line="248"/>
-            </w:pPr>
-            <w:r>
-              <w:rPr>
-                <w:rFonts w:ascii="맑은 고딕" w:cs="맑은 고딕" w:eastAsia="맑은 고딕" w:hAnsi="맑은 고딕"/>
-                <w:b w:val="false"/>
-                <w:bCs w:val="false"/>
-                <w:sz w:val="17"/>
-                <w:szCs w:val="17"/>
-              </w:rPr>
-              <w:t xml:space="preserve">개인 1 — 완전복구 (업무 TS 데이터파일, 온라인)</w:t>
-            </w:r>
-          </w:p>
-        </w:tc>
-        <w:tc>
-          <w:tcPr>
-            <w:tcW w:type="dxa" w:w="1020"/>
+            <w:tcW w:type="dxa" w:w="5460"/>
+            <w:tcMar>
+              <w:top w:type="dxa" w:w="40"/>
+              <w:left w:type="dxa" w:w="70"/>
+              <w:bottom w:type="dxa" w:w="40"/>
+              <w:right w:type="dxa" w:w="70"/>
+            </w:tcMar>
+            <w:vAlign w:val="center"/>
+          </w:tcPr>
+          <w:p>
+            <w:pPr>
+              <w:spacing w:after="0" w:line="248"/>
+            </w:pPr>
+            <w:r>
+              <w:rPr>
+                <w:rFonts w:ascii="맑은 고딕" w:cs="맑은 고딕" w:eastAsia="맑은 고딕" w:hAnsi="맑은 고딕"/>
+                <w:b w:val="false"/>
+                <w:bCs w:val="false"/>
+                <w:sz w:val="17"/>
+                <w:szCs w:val="17"/>
+              </w:rPr>
+              <w:t xml:space="preserve">개인 1 — 은폐형 블록 손상 (표+인덱스, 아카이브 결손)</w:t>
+            </w:r>
+          </w:p>
+        </w:tc>
+        <w:tc>
+          <w:tcPr>
+            <w:tcW w:type="dxa" w:w="1000"/>
             <w:tcMar>
               <w:top w:type="dxa" w:w="40"/>
               <w:left w:type="dxa" w:w="70"/>
@@ -2592,7 +2721,7 @@
       <w:tr>
         <w:tc>
           <w:tcPr>
-            <w:tcW w:type="dxa" w:w="900"/>
+            <w:tcW w:type="dxa" w:w="860"/>
             <w:tcMar>
               <w:top w:type="dxa" w:w="40"/>
               <w:left w:type="dxa" w:w="70"/>
@@ -2620,34 +2749,34 @@
         </w:tc>
         <w:tc>
           <w:tcPr>
-            <w:tcW w:type="dxa" w:w="5400"/>
-            <w:tcMar>
-              <w:top w:type="dxa" w:w="40"/>
-              <w:left w:type="dxa" w:w="70"/>
-              <w:bottom w:type="dxa" w:w="40"/>
-              <w:right w:type="dxa" w:w="70"/>
-            </w:tcMar>
-            <w:vAlign w:val="center"/>
-          </w:tcPr>
-          <w:p>
-            <w:pPr>
-              <w:spacing w:after="0" w:line="248"/>
-            </w:pPr>
-            <w:r>
-              <w:rPr>
-                <w:rFonts w:ascii="맑은 고딕" w:cs="맑은 고딕" w:eastAsia="맑은 고딕" w:hAnsi="맑은 고딕"/>
-                <w:b w:val="false"/>
-                <w:bCs w:val="false"/>
-                <w:sz w:val="17"/>
-                <w:szCs w:val="17"/>
-              </w:rPr>
-              <w:t xml:space="preserve">개인 2 — 불완전복구 vs Flashback (사용자 실수)</w:t>
-            </w:r>
-          </w:p>
-        </w:tc>
-        <w:tc>
-          <w:tcPr>
-            <w:tcW w:type="dxa" w:w="1020"/>
+            <w:tcW w:type="dxa" w:w="5460"/>
+            <w:tcMar>
+              <w:top w:type="dxa" w:w="40"/>
+              <w:left w:type="dxa" w:w="70"/>
+              <w:bottom w:type="dxa" w:w="40"/>
+              <w:right w:type="dxa" w:w="70"/>
+            </w:tcMar>
+            <w:vAlign w:val="center"/>
+          </w:tcPr>
+          <w:p>
+            <w:pPr>
+              <w:spacing w:after="0" w:line="248"/>
+            </w:pPr>
+            <w:r>
+              <w:rPr>
+                <w:rFonts w:ascii="맑은 고딕" w:cs="맑은 고딕" w:eastAsia="맑은 고딕" w:hAnsi="맑은 고딕"/>
+                <w:b w:val="false"/>
+                <w:bCs w:val="false"/>
+                <w:sz w:val="17"/>
+                <w:szCs w:val="17"/>
+              </w:rPr>
+              <w:t xml:space="preserve">개인 2 — 묻힌 논리 오류 (LogMiner + 표 시점복구)</w:t>
+            </w:r>
+          </w:p>
+        </w:tc>
+        <w:tc>
+          <w:tcPr>
+            <w:tcW w:type="dxa" w:w="1000"/>
             <w:tcMar>
               <w:top w:type="dxa" w:w="40"/>
               <w:left w:type="dxa" w:w="70"/>
@@ -2703,7 +2832,7 @@
       <w:tr>
         <w:tc>
           <w:tcPr>
-            <w:tcW w:type="dxa" w:w="900"/>
+            <w:tcW w:type="dxa" w:w="860"/>
             <w:tcMar>
               <w:top w:type="dxa" w:w="40"/>
               <w:left w:type="dxa" w:w="70"/>
@@ -2731,34 +2860,34 @@
         </w:tc>
         <w:tc>
           <w:tcPr>
-            <w:tcW w:type="dxa" w:w="5400"/>
-            <w:tcMar>
-              <w:top w:type="dxa" w:w="40"/>
-              <w:left w:type="dxa" w:w="70"/>
-              <w:bottom w:type="dxa" w:w="40"/>
-              <w:right w:type="dxa" w:w="70"/>
-            </w:tcMar>
-            <w:vAlign w:val="center"/>
-          </w:tcPr>
-          <w:p>
-            <w:pPr>
-              <w:spacing w:after="0" w:line="248"/>
-            </w:pPr>
-            <w:r>
-              <w:rPr>
-                <w:rFonts w:ascii="맑은 고딕" w:cs="맑은 고딕" w:eastAsia="맑은 고딕" w:hAnsi="맑은 고딕"/>
-                <w:b w:val="false"/>
-                <w:bCs w:val="false"/>
-                <w:sz w:val="17"/>
-                <w:szCs w:val="17"/>
-              </w:rPr>
-              <w:t xml:space="preserve">조별 1 — 복합 장애 (CURRENT 리두 + 컨트롤파일 + 블록)</w:t>
-            </w:r>
-          </w:p>
-        </w:tc>
-        <w:tc>
-          <w:tcPr>
-            <w:tcW w:type="dxa" w:w="1020"/>
+            <w:tcW w:type="dxa" w:w="5460"/>
+            <w:tcMar>
+              <w:top w:type="dxa" w:w="40"/>
+              <w:left w:type="dxa" w:w="70"/>
+              <w:bottom w:type="dxa" w:w="40"/>
+              <w:right w:type="dxa" w:w="70"/>
+            </w:tcMar>
+            <w:vAlign w:val="center"/>
+          </w:tcPr>
+          <w:p>
+            <w:pPr>
+              <w:spacing w:after="0" w:line="248"/>
+            </w:pPr>
+            <w:r>
+              <w:rPr>
+                <w:rFonts w:ascii="맑은 고딕" w:cs="맑은 고딕" w:eastAsia="맑은 고딕" w:hAnsi="맑은 고딕"/>
+                <w:b w:val="false"/>
+                <w:bCs w:val="false"/>
+                <w:sz w:val="17"/>
+                <w:szCs w:val="17"/>
+              </w:rPr>
+              <w:t xml:space="preserve">조별 1 — 다중 동시 장애 (리두+CF+손상백업+갭+SYSTEM 블록)</w:t>
+            </w:r>
+          </w:p>
+        </w:tc>
+        <w:tc>
+          <w:tcPr>
+            <w:tcW w:type="dxa" w:w="1000"/>
             <w:tcMar>
               <w:top w:type="dxa" w:w="40"/>
               <w:left w:type="dxa" w:w="70"/>
@@ -2814,7 +2943,7 @@
       <w:tr>
         <w:tc>
           <w:tcPr>
-            <w:tcW w:type="dxa" w:w="900"/>
+            <w:tcW w:type="dxa" w:w="860"/>
             <w:tcMar>
               <w:top w:type="dxa" w:w="40"/>
               <w:left w:type="dxa" w:w="70"/>
@@ -2842,34 +2971,34 @@
         </w:tc>
         <w:tc>
           <w:tcPr>
-            <w:tcW w:type="dxa" w:w="5400"/>
-            <w:tcMar>
-              <w:top w:type="dxa" w:w="40"/>
-              <w:left w:type="dxa" w:w="70"/>
-              <w:bottom w:type="dxa" w:w="40"/>
-              <w:right w:type="dxa" w:w="70"/>
-            </w:tcMar>
-            <w:vAlign w:val="center"/>
-          </w:tcPr>
-          <w:p>
-            <w:pPr>
-              <w:spacing w:after="0" w:line="248"/>
-            </w:pPr>
-            <w:r>
-              <w:rPr>
-                <w:rFonts w:ascii="맑은 고딕" w:cs="맑은 고딕" w:eastAsia="맑은 고딕" w:hAnsi="맑은 고딕"/>
-                <w:b w:val="false"/>
-                <w:bCs w:val="false"/>
-                <w:sz w:val="17"/>
-                <w:szCs w:val="17"/>
-              </w:rPr>
-              <w:t xml:space="preserve">조별 2 — 재해복구 경진 (새 호스트 복원/DUPLICATE + Data Pump)</w:t>
-            </w:r>
-          </w:p>
-        </w:tc>
-        <w:tc>
-          <w:tcPr>
-            <w:tcW w:type="dxa" w:w="1020"/>
+            <w:tcW w:type="dxa" w:w="5460"/>
+            <w:tcMar>
+              <w:top w:type="dxa" w:w="40"/>
+              <w:left w:type="dxa" w:w="70"/>
+              <w:bottom w:type="dxa" w:w="40"/>
+              <w:right w:type="dxa" w:w="70"/>
+            </w:tcMar>
+            <w:vAlign w:val="center"/>
+          </w:tcPr>
+          <w:p>
+            <w:pPr>
+              <w:spacing w:after="0" w:line="248"/>
+            </w:pPr>
+            <w:r>
+              <w:rPr>
+                <w:rFonts w:ascii="맑은 고딕" w:cs="맑은 고딕" w:eastAsia="맑은 고딕" w:hAnsi="맑은 고딕"/>
+                <w:b w:val="false"/>
+                <w:bCs w:val="false"/>
+                <w:sz w:val="17"/>
+                <w:szCs w:val="17"/>
+              </w:rPr>
+              <w:t xml:space="preserve">조별 2 — 재해복구 경진 (DBID 미상+분산백업+TSPITR+이관)</w:t>
+            </w:r>
+          </w:p>
+        </w:tc>
+        <w:tc>
+          <w:tcPr>
+            <w:tcW w:type="dxa" w:w="1000"/>
             <w:tcMar>
               <w:top w:type="dxa" w:w="40"/>
               <w:left w:type="dxa" w:w="70"/>
@@ -2925,7 +3054,7 @@
       <w:tr>
         <w:tc>
           <w:tcPr>
-            <w:tcW w:type="dxa" w:w="900"/>
+            <w:tcW w:type="dxa" w:w="860"/>
             <w:shd w:fill="F2F2F2" w:val="clear"/>
             <w:tcMar>
               <w:top w:type="dxa" w:w="40"/>
@@ -2954,7 +3083,7 @@
         </w:tc>
         <w:tc>
           <w:tcPr>
-            <w:tcW w:type="dxa" w:w="5400"/>
+            <w:tcW w:type="dxa" w:w="5460"/>
             <w:shd w:fill="F2F2F2" w:val="clear"/>
             <w:tcMar>
               <w:top w:type="dxa" w:w="40"/>
@@ -2982,7 +3111,7 @@
         </w:tc>
         <w:tc>
           <w:tcPr>
-            <w:tcW w:type="dxa" w:w="1020"/>
+            <w:tcW w:type="dxa" w:w="1000"/>
             <w:shd w:fill="F2F2F2" w:val="clear"/>
             <w:tcMar>
               <w:top w:type="dxa" w:w="40"/>
@@ -3071,7 +3200,7 @@
           <w:sz w:val="30"/>
           <w:szCs w:val="30"/>
         </w:rPr>
-        <w:t xml:space="preserve">4. [개인 1] 완전복구 — 업무 TS 데이터파일 손상 (온라인) · 20점</w:t>
+        <w:t xml:space="preserve">4. [개인 1] 은폐형 블록 손상 — 표+인덱스, 아카이브 결손 · 20점</w:t>
       </w:r>
     </w:p>
     <w:p>
@@ -3102,7 +3231,7 @@
           <w:sz w:val="19"/>
           <w:szCs w:val="19"/>
         </w:rPr>
-        <w:t xml:space="preserve">완전복구(No data loss). 비-SYSTEM 테이블스페이스 데이터파일 1개 손상 + 아카이브 온전 → DB를 내리지 않고 온라인으로 복구. (2·8·15장)</w:t>
+        <w:t xml:space="preserve">국소(BMR + 재생성). 데이터파일은 ONLINE·정상으로 보이나 특정 조회만 ORA-01578. 표 블록은 Block Media Recovery, 인덱스 블록은 재생성으로 분기. 필요한 아카이브가 비표준 경로에 있어 CATALOG 가 선행돼야 한다. (14·16장)</w:t>
       </w:r>
     </w:p>
     <w:p>
@@ -3119,7 +3248,53 @@
           <w:sz w:val="25"/>
           <w:szCs w:val="25"/>
         </w:rPr>
-        <w:t xml:space="preserve">개요 / 사전 준비</w:t>
+        <w:t xml:space="preserve">장애 주입 (강사 전용 · 학생 비공개)</w:t>
+      </w:r>
+    </w:p>
+    <w:p>
+      <w:pPr>
+        <w:pBdr>
+          <w:top w:val="single" w:color="BBBBBB" w:sz="4"/>
+          <w:left w:val="single" w:color="BBBBBB" w:sz="4"/>
+          <w:bottom w:val="single" w:color="BBBBBB" w:sz="4"/>
+          <w:right w:val="single" w:color="BBBBBB" w:sz="4"/>
+        </w:pBdr>
+        <w:shd w:fill="FCEFD8" w:val="clear"/>
+        <w:spacing w:after="100" w:before="60" w:line="264"/>
+      </w:pPr>
+      <w:r>
+        <w:rPr>
+          <w:rFonts w:ascii="맑은 고딕" w:cs="맑은 고딕" w:eastAsia="맑은 고딕" w:hAnsi="맑은 고딕"/>
+          <w:b/>
+          <w:bCs/>
+          <w:color w:val="1F3864"/>
+          <w:sz w:val="19"/>
+          <w:szCs w:val="19"/>
+        </w:rPr>
+        <w:t xml:space="preserve">주입 방법  </w:t>
+      </w:r>
+      <w:r>
+        <w:rPr>
+          <w:rFonts w:ascii="맑은 고딕" w:cs="맑은 고딕" w:eastAsia="맑은 고딕" w:hAnsi="맑은 고딕"/>
+          <w:sz w:val="19"/>
+          <w:szCs w:val="19"/>
+        </w:rPr>
+        <w:t xml:space="preserve">강사 콘솔에서  SNAP_TAKEN=YES ./강사용_장애주입/fault_p1_block.sh  실행. 내용·명령은 학생에게 공개하지 않는다. 학생에게는 헤더의 '학생 안내(구두)' 한 줄만 전달한다.</w:t>
+      </w:r>
+    </w:p>
+    <w:p>
+      <w:pPr>
+        <w:spacing w:after="40" w:before="0" w:line="276"/>
+      </w:pPr>
+      <w:r>
+        <w:rPr>
+          <w:rFonts w:ascii="맑은 고딕" w:cs="맑은 고딕" w:eastAsia="맑은 고딕" w:hAnsi="맑은 고딕"/>
+          <w:b/>
+          <w:bCs/>
+          <w:sz w:val="20"/>
+          <w:szCs w:val="20"/>
+        </w:rPr>
+        <w:t xml:space="preserve">이 스크립트가 주입하는 장애(강사 참고):</w:t>
       </w:r>
     </w:p>
     <w:p>
@@ -3137,7 +3312,7 @@
           <w:sz w:val="20"/>
           <w:szCs w:val="20"/>
         </w:rPr>
-        <w:t xml:space="preserve">장애 전 스냅숏 확보. 업무 TS(예: USERS 또는 BIZDATA)에 검증용 표·건수 기록.</w:t>
+        <w:t xml:space="preserve">업무 표 데이터 블록 다수 물리 오손(ORA-01578) — 파일 상태는 ONLINE 유지.</w:t>
       </w:r>
     </w:p>
     <w:p>
@@ -3155,7 +3330,43 @@
           <w:sz w:val="20"/>
           <w:szCs w:val="20"/>
         </w:rPr>
-        <w:t xml:space="preserve">최근 RMAN 전체 백업 + 아카이브가 있어야 한다(RMAN&gt; LIST BACKUP SUMMARY 로 확인).</w:t>
+        <w:t xml:space="preserve">업무 인덱스 블록 1개 오손(전략 분기 유도 — 인덱스는 REBUILD 가 정답).</w:t>
+      </w:r>
+    </w:p>
+    <w:p>
+      <w:pPr>
+        <w:pStyle w:val="ListParagraph"/>
+        <w:numPr>
+          <w:ilvl w:val="0"/>
+          <w:numId w:val="2"/>
+        </w:numPr>
+        <w:spacing w:after="80" w:before="0" w:line="276"/>
+      </w:pPr>
+      <w:r>
+        <w:rPr>
+          <w:rFonts w:ascii="맑은 고딕" w:cs="맑은 고딕" w:eastAsia="맑은 고딕" w:hAnsi="맑은 고딕"/>
+          <w:sz w:val="20"/>
+          <w:szCs w:val="20"/>
+        </w:rPr>
+        <w:t xml:space="preserve">버퍼 캐시 flush 로 재조회 시에만 오류 표면화.</w:t>
+      </w:r>
+    </w:p>
+    <w:p>
+      <w:pPr>
+        <w:pStyle w:val="ListParagraph"/>
+        <w:numPr>
+          <w:ilvl w:val="0"/>
+          <w:numId w:val="2"/>
+        </w:numPr>
+        <w:spacing w:after="80" w:before="0" w:line="276"/>
+      </w:pPr>
+      <w:r>
+        <w:rPr>
+          <w:rFonts w:ascii="맑은 고딕" w:cs="맑은 고딕" w:eastAsia="맑은 고딕" w:hAnsi="맑은 고딕"/>
+          <w:sz w:val="20"/>
+          <w:szCs w:val="20"/>
+        </w:rPr>
+        <w:t xml:space="preserve">BMR 에 필요한 최근 아카이브 1개를 /tmp/misplaced_arch 로 이동(RMAN CATALOG 필요).</w:t>
       </w:r>
     </w:p>
     <w:p>
@@ -3172,7 +3383,7 @@
           <w:sz w:val="25"/>
           <w:szCs w:val="25"/>
         </w:rPr>
-        <w:t xml:space="preserve">장애 유발</w:t>
+        <w:t xml:space="preserve">모범 복구 절차</w:t>
       </w:r>
     </w:p>
     <w:p>
@@ -3190,7 +3401,7 @@
           <w:sz w:val="17"/>
           <w:szCs w:val="17"/>
         </w:rPr>
-        <w:t xml:space="preserve">-- DB OPEN 상태에서 업무 데이터파일 1개 제거(또는 헤더 손상)</w:t>
+        <w:t xml:space="preserve">-- 1) 은폐 간파: v$datafile 은 ONLINE. 전수 검사로 손상 표면화</w:t>
       </w:r>
     </w:p>
     <w:p>
@@ -3208,7 +3419,7 @@
           <w:sz w:val="17"/>
           <w:szCs w:val="17"/>
         </w:rPr>
-        <w:t xml:space="preserve">$ rm  /u01/app/oracle/oradata/orcl/users01.dbf</w:t>
+        <w:t xml:space="preserve">RMAN&gt; VALIDATE DATABASE;            -- 또는 VALIDATE DATAFILE n; / DBVERIFY</w:t>
       </w:r>
     </w:p>
     <w:p>
@@ -3226,7 +3437,187 @@
           <w:sz w:val="17"/>
           <w:szCs w:val="17"/>
         </w:rPr>
-        <w:t xml:space="preserve">-- 접근 유발: 해당 TS 조회 시 ORA-01116/ORA-01110, 체크포인트 시 오류</w:t>
+        <w:t xml:space="preserve">SQL&gt;  SELECT file#, block#, blocks, corruption_type FROM v$database_block_corruption;</w:t>
+      </w:r>
+    </w:p>
+    <w:p>
+      <w:pPr>
+        <w:pBdr>
+          <w:left w:val="single" w:color="C0392B" w:sz="18" w:space="8"/>
+        </w:pBdr>
+        <w:shd w:fill="F4F4F4" w:val="clear"/>
+        <w:spacing w:after="0" w:before="0" w:line="240"/>
+      </w:pPr>
+      <w:r>
+        <w:rPr>
+          <w:rFonts w:ascii="Consolas" w:cs="Consolas" w:eastAsia="Consolas" w:hAnsi="Consolas"/>
+          <w:color w:val="222222"/>
+          <w:sz w:val="17"/>
+          <w:szCs w:val="17"/>
+        </w:rPr>
+        <w:t xml:space="preserve">-- 2) 손상 블록이 표 세그먼트인지 인덱스인지 매핑(전략 분기의 근거)</w:t>
+      </w:r>
+    </w:p>
+    <w:p>
+      <w:pPr>
+        <w:pBdr>
+          <w:left w:val="single" w:color="C0392B" w:sz="18" w:space="8"/>
+        </w:pBdr>
+        <w:shd w:fill="F4F4F4" w:val="clear"/>
+        <w:spacing w:after="0" w:before="0" w:line="240"/>
+      </w:pPr>
+      <w:r>
+        <w:rPr>
+          <w:rFonts w:ascii="Consolas" w:cs="Consolas" w:eastAsia="Consolas" w:hAnsi="Consolas"/>
+          <w:color w:val="222222"/>
+          <w:sz w:val="17"/>
+          <w:szCs w:val="17"/>
+        </w:rPr>
+        <w:t xml:space="preserve">SQL&gt;  SELECT owner, segment_name, segment_type FROM dba_extents</w:t>
+      </w:r>
+    </w:p>
+    <w:p>
+      <w:pPr>
+        <w:pBdr>
+          <w:left w:val="single" w:color="C0392B" w:sz="18" w:space="8"/>
+        </w:pBdr>
+        <w:shd w:fill="F4F4F4" w:val="clear"/>
+        <w:spacing w:after="0" w:before="0" w:line="240"/>
+      </w:pPr>
+      <w:r>
+        <w:rPr>
+          <w:rFonts w:ascii="Consolas" w:cs="Consolas" w:eastAsia="Consolas" w:hAnsi="Consolas"/>
+          <w:color w:val="222222"/>
+          <w:sz w:val="17"/>
+          <w:szCs w:val="17"/>
+        </w:rPr>
+        <w:t xml:space="preserve">        WHERE file_id=&amp;f AND &amp;b BETWEEN block_id AND block_id+blocks-1;</w:t>
+      </w:r>
+    </w:p>
+    <w:p>
+      <w:pPr>
+        <w:pBdr>
+          <w:left w:val="single" w:color="C0392B" w:sz="18" w:space="8"/>
+        </w:pBdr>
+        <w:shd w:fill="F4F4F4" w:val="clear"/>
+        <w:spacing w:after="0" w:before="0" w:line="240"/>
+      </w:pPr>
+      <w:r>
+        <w:rPr>
+          <w:rFonts w:ascii="Consolas" w:cs="Consolas" w:eastAsia="Consolas" w:hAnsi="Consolas"/>
+          <w:color w:val="222222"/>
+          <w:sz w:val="17"/>
+          <w:szCs w:val="17"/>
+        </w:rPr>
+        <w:t xml:space="preserve">-- 3) 표 블록 → BMR. 먼저 비표준 경로 아카이브를 CATALOG</w:t>
+      </w:r>
+    </w:p>
+    <w:p>
+      <w:pPr>
+        <w:pBdr>
+          <w:left w:val="single" w:color="C0392B" w:sz="18" w:space="8"/>
+        </w:pBdr>
+        <w:shd w:fill="F4F4F4" w:val="clear"/>
+        <w:spacing w:after="0" w:before="0" w:line="240"/>
+      </w:pPr>
+      <w:r>
+        <w:rPr>
+          <w:rFonts w:ascii="Consolas" w:cs="Consolas" w:eastAsia="Consolas" w:hAnsi="Consolas"/>
+          <w:color w:val="222222"/>
+          <w:sz w:val="17"/>
+          <w:szCs w:val="17"/>
+        </w:rPr>
+        <w:t xml:space="preserve">RMAN&gt; CATALOG START WITH '/tmp/misplaced_arch' NOPROMPT;</w:t>
+      </w:r>
+    </w:p>
+    <w:p>
+      <w:pPr>
+        <w:pBdr>
+          <w:left w:val="single" w:color="C0392B" w:sz="18" w:space="8"/>
+        </w:pBdr>
+        <w:shd w:fill="F4F4F4" w:val="clear"/>
+        <w:spacing w:after="0" w:before="0" w:line="240"/>
+      </w:pPr>
+      <w:r>
+        <w:rPr>
+          <w:rFonts w:ascii="Consolas" w:cs="Consolas" w:eastAsia="Consolas" w:hAnsi="Consolas"/>
+          <w:color w:val="222222"/>
+          <w:sz w:val="17"/>
+          <w:szCs w:val="17"/>
+        </w:rPr>
+        <w:t xml:space="preserve">RMAN&gt; RECOVER CORRUPTION LIST;      -- 또는 RECOVER DATAFILE n BLOCK b1,b2,b3;</w:t>
+      </w:r>
+    </w:p>
+    <w:p>
+      <w:pPr>
+        <w:pBdr>
+          <w:left w:val="single" w:color="C0392B" w:sz="18" w:space="8"/>
+        </w:pBdr>
+        <w:shd w:fill="F4F4F4" w:val="clear"/>
+        <w:spacing w:after="0" w:before="0" w:line="240"/>
+      </w:pPr>
+      <w:r>
+        <w:rPr>
+          <w:rFonts w:ascii="Consolas" w:cs="Consolas" w:eastAsia="Consolas" w:hAnsi="Consolas"/>
+          <w:color w:val="222222"/>
+          <w:sz w:val="17"/>
+          <w:szCs w:val="17"/>
+        </w:rPr>
+        <w:t xml:space="preserve">-- 4) 인덱스 블록 → 복구가 아니라 재생성(백업·아카이브 불필요, 저비용)</w:t>
+      </w:r>
+    </w:p>
+    <w:p>
+      <w:pPr>
+        <w:pBdr>
+          <w:left w:val="single" w:color="C0392B" w:sz="18" w:space="8"/>
+        </w:pBdr>
+        <w:shd w:fill="F4F4F4" w:val="clear"/>
+        <w:spacing w:after="0" w:before="0" w:line="240"/>
+      </w:pPr>
+      <w:r>
+        <w:rPr>
+          <w:rFonts w:ascii="Consolas" w:cs="Consolas" w:eastAsia="Consolas" w:hAnsi="Consolas"/>
+          <w:color w:val="222222"/>
+          <w:sz w:val="17"/>
+          <w:szCs w:val="17"/>
+        </w:rPr>
+        <w:t xml:space="preserve">SQL&gt;  ALTER INDEX &lt;owner&gt;.&lt;idx&gt; REBUILD ONLINE;</w:t>
+      </w:r>
+    </w:p>
+    <w:p>
+      <w:pPr>
+        <w:pBdr>
+          <w:left w:val="single" w:color="C0392B" w:sz="18" w:space="8"/>
+        </w:pBdr>
+        <w:shd w:fill="F4F4F4" w:val="clear"/>
+        <w:spacing w:after="0" w:before="0" w:line="240"/>
+      </w:pPr>
+      <w:r>
+        <w:rPr>
+          <w:rFonts w:ascii="Consolas" w:cs="Consolas" w:eastAsia="Consolas" w:hAnsi="Consolas"/>
+          <w:color w:val="222222"/>
+          <w:sz w:val="17"/>
+          <w:szCs w:val="17"/>
+        </w:rPr>
+        <w:t xml:space="preserve">-- 5) 재검증</w:t>
+      </w:r>
+    </w:p>
+    <w:p>
+      <w:pPr>
+        <w:pBdr>
+          <w:left w:val="single" w:color="C0392B" w:sz="18" w:space="8"/>
+        </w:pBdr>
+        <w:shd w:fill="F4F4F4" w:val="clear"/>
+        <w:spacing w:after="0" w:before="0" w:line="240"/>
+      </w:pPr>
+      <w:r>
+        <w:rPr>
+          <w:rFonts w:ascii="Consolas" w:cs="Consolas" w:eastAsia="Consolas" w:hAnsi="Consolas"/>
+          <w:color w:val="222222"/>
+          <w:sz w:val="17"/>
+          <w:szCs w:val="17"/>
+        </w:rPr>
+        <w:t xml:space="preserve">RMAN&gt; VALIDATE DATABASE;</w:t>
       </w:r>
     </w:p>
     <w:p>
@@ -3244,7 +3635,7 @@
           <w:sz w:val="17"/>
           <w:szCs w:val="17"/>
         </w:rPr>
-        <w:t xml:space="preserve">SQL&gt; ALTER SYSTEM CHECKPOINT;</w:t>
+        <w:t xml:space="preserve">SQL&gt;  SELECT COUNT(*) FROM v$database_block_corruption;   -- 0</w:t>
       </w:r>
     </w:p>
     <w:p>
@@ -3261,7 +3652,7 @@
           <w:sz w:val="25"/>
           <w:szCs w:val="25"/>
         </w:rPr>
-        <w:t xml:space="preserve">모범 복구 절차 (RMAN, 온라인)</w:t>
+        <w:t xml:space="preserve">검증</w:t>
       </w:r>
     </w:p>
     <w:p>
@@ -3279,151 +3670,7 @@
           <w:sz w:val="17"/>
           <w:szCs w:val="17"/>
         </w:rPr>
-        <w:t xml:space="preserve">-- 1) 진단</w:t>
-      </w:r>
-    </w:p>
-    <w:p>
-      <w:pPr>
-        <w:pBdr>
-          <w:left w:val="single" w:color="C0392B" w:sz="18" w:space="8"/>
-        </w:pBdr>
-        <w:shd w:fill="F4F4F4" w:val="clear"/>
-        <w:spacing w:after="0" w:before="0" w:line="240"/>
-      </w:pPr>
-      <w:r>
-        <w:rPr>
-          <w:rFonts w:ascii="Consolas" w:cs="Consolas" w:eastAsia="Consolas" w:hAnsi="Consolas"/>
-          <w:color w:val="222222"/>
-          <w:sz w:val="17"/>
-          <w:szCs w:val="17"/>
-        </w:rPr>
-        <w:t xml:space="preserve">SQL&gt; SELECT file#, error, online_status FROM v$recover_file;</w:t>
-      </w:r>
-    </w:p>
-    <w:p>
-      <w:pPr>
-        <w:pBdr>
-          <w:left w:val="single" w:color="C0392B" w:sz="18" w:space="8"/>
-        </w:pBdr>
-        <w:shd w:fill="F4F4F4" w:val="clear"/>
-        <w:spacing w:after="0" w:before="0" w:line="240"/>
-      </w:pPr>
-      <w:r>
-        <w:rPr>
-          <w:rFonts w:ascii="Consolas" w:cs="Consolas" w:eastAsia="Consolas" w:hAnsi="Consolas"/>
-          <w:color w:val="222222"/>
-          <w:sz w:val="17"/>
-          <w:szCs w:val="17"/>
-        </w:rPr>
-        <w:t xml:space="preserve">SQL&gt; SELECT file#, status, error FROM v$datafile_header WHERE error IS NOT NULL;</w:t>
-      </w:r>
-    </w:p>
-    <w:p>
-      <w:pPr>
-        <w:pBdr>
-          <w:left w:val="single" w:color="C0392B" w:sz="18" w:space="8"/>
-        </w:pBdr>
-        <w:shd w:fill="F4F4F4" w:val="clear"/>
-        <w:spacing w:after="0" w:before="0" w:line="240"/>
-      </w:pPr>
-      <w:r>
-        <w:rPr>
-          <w:rFonts w:ascii="Consolas" w:cs="Consolas" w:eastAsia="Consolas" w:hAnsi="Consolas"/>
-          <w:color w:val="222222"/>
-          <w:sz w:val="17"/>
-          <w:szCs w:val="17"/>
-        </w:rPr>
-        <w:t xml:space="preserve">-- 2) 해당 TS만 오프라인 (DB는 계속 OPEN)</w:t>
-      </w:r>
-    </w:p>
-    <w:p>
-      <w:pPr>
-        <w:pBdr>
-          <w:left w:val="single" w:color="C0392B" w:sz="18" w:space="8"/>
-        </w:pBdr>
-        <w:shd w:fill="F4F4F4" w:val="clear"/>
-        <w:spacing w:after="0" w:before="0" w:line="240"/>
-      </w:pPr>
-      <w:r>
-        <w:rPr>
-          <w:rFonts w:ascii="Consolas" w:cs="Consolas" w:eastAsia="Consolas" w:hAnsi="Consolas"/>
-          <w:color w:val="222222"/>
-          <w:sz w:val="17"/>
-          <w:szCs w:val="17"/>
-        </w:rPr>
-        <w:t xml:space="preserve">RMAN&gt; SQL 'ALTER TABLESPACE users OFFLINE IMMEDIATE';</w:t>
-      </w:r>
-    </w:p>
-    <w:p>
-      <w:pPr>
-        <w:pBdr>
-          <w:left w:val="single" w:color="C0392B" w:sz="18" w:space="8"/>
-        </w:pBdr>
-        <w:shd w:fill="F4F4F4" w:val="clear"/>
-        <w:spacing w:after="0" w:before="0" w:line="240"/>
-      </w:pPr>
-      <w:r>
-        <w:rPr>
-          <w:rFonts w:ascii="Consolas" w:cs="Consolas" w:eastAsia="Consolas" w:hAnsi="Consolas"/>
-          <w:color w:val="222222"/>
-          <w:sz w:val="17"/>
-          <w:szCs w:val="17"/>
-        </w:rPr>
-        <w:t xml:space="preserve">-- 3) 복원·복구</w:t>
-      </w:r>
-    </w:p>
-    <w:p>
-      <w:pPr>
-        <w:pBdr>
-          <w:left w:val="single" w:color="C0392B" w:sz="18" w:space="8"/>
-        </w:pBdr>
-        <w:shd w:fill="F4F4F4" w:val="clear"/>
-        <w:spacing w:after="0" w:before="0" w:line="240"/>
-      </w:pPr>
-      <w:r>
-        <w:rPr>
-          <w:rFonts w:ascii="Consolas" w:cs="Consolas" w:eastAsia="Consolas" w:hAnsi="Consolas"/>
-          <w:color w:val="222222"/>
-          <w:sz w:val="17"/>
-          <w:szCs w:val="17"/>
-        </w:rPr>
-        <w:t xml:space="preserve">RMAN&gt; RESTORE TABLESPACE users;</w:t>
-      </w:r>
-    </w:p>
-    <w:p>
-      <w:pPr>
-        <w:pBdr>
-          <w:left w:val="single" w:color="C0392B" w:sz="18" w:space="8"/>
-        </w:pBdr>
-        <w:shd w:fill="F4F4F4" w:val="clear"/>
-        <w:spacing w:after="0" w:before="0" w:line="240"/>
-      </w:pPr>
-      <w:r>
-        <w:rPr>
-          <w:rFonts w:ascii="Consolas" w:cs="Consolas" w:eastAsia="Consolas" w:hAnsi="Consolas"/>
-          <w:color w:val="222222"/>
-          <w:sz w:val="17"/>
-          <w:szCs w:val="17"/>
-        </w:rPr>
-        <w:t xml:space="preserve">RMAN&gt; RECOVER TABLESPACE users;</w:t>
-      </w:r>
-    </w:p>
-    <w:p>
-      <w:pPr>
-        <w:pBdr>
-          <w:left w:val="single" w:color="C0392B" w:sz="18" w:space="8"/>
-        </w:pBdr>
-        <w:shd w:fill="F4F4F4" w:val="clear"/>
-        <w:spacing w:after="0" w:before="0" w:line="240"/>
-      </w:pPr>
-      <w:r>
-        <w:rPr>
-          <w:rFonts w:ascii="Consolas" w:cs="Consolas" w:eastAsia="Consolas" w:hAnsi="Consolas"/>
-          <w:color w:val="222222"/>
-          <w:sz w:val="17"/>
-          <w:szCs w:val="17"/>
-        </w:rPr>
-        <w:t xml:space="preserve">-- 4) 온라인 전환</w:t>
+        <w:t xml:space="preserve">SQL&gt; SELECT COUNT(*), SUM(total_amt) FROM sqlt.medical_claims;   -- 오류 없이 완주</w:t>
       </w:r>
     </w:p>
     <w:p>
@@ -3441,78 +3688,7 @@
           <w:sz w:val="17"/>
           <w:szCs w:val="17"/>
         </w:rPr>
-        <w:t xml:space="preserve">RMAN&gt; SQL 'ALTER TABLESPACE users ONLINE';</w:t>
-      </w:r>
-    </w:p>
-    <w:p>
-      <w:pPr>
-        <w:pStyle w:val="Heading2"/>
-        <w:spacing w:after="110" w:before="180"/>
-      </w:pPr>
-      <w:r>
-        <w:rPr>
-          <w:rFonts w:ascii="맑은 고딕" w:cs="맑은 고딕" w:eastAsia="맑은 고딕" w:hAnsi="맑은 고딕"/>
-          <w:b/>
-          <w:bCs/>
-          <w:color w:val="C0392B"/>
-          <w:sz w:val="25"/>
-          <w:szCs w:val="25"/>
-        </w:rPr>
-        <w:t xml:space="preserve">검증</w:t>
-      </w:r>
-    </w:p>
-    <w:p>
-      <w:pPr>
-        <w:pBdr>
-          <w:left w:val="single" w:color="C0392B" w:sz="18" w:space="8"/>
-        </w:pBdr>
-        <w:shd w:fill="F4F4F4" w:val="clear"/>
-        <w:spacing w:after="0" w:before="40" w:line="240"/>
-      </w:pPr>
-      <w:r>
-        <w:rPr>
-          <w:rFonts w:ascii="Consolas" w:cs="Consolas" w:eastAsia="Consolas" w:hAnsi="Consolas"/>
-          <w:color w:val="222222"/>
-          <w:sz w:val="17"/>
-          <w:szCs w:val="17"/>
-        </w:rPr>
-        <w:t xml:space="preserve">SQL&gt; SELECT COUNT(*) FROM biz_table;              -- 장애 전 건수와 일치</w:t>
-      </w:r>
-    </w:p>
-    <w:p>
-      <w:pPr>
-        <w:pBdr>
-          <w:left w:val="single" w:color="C0392B" w:sz="18" w:space="8"/>
-        </w:pBdr>
-        <w:shd w:fill="F4F4F4" w:val="clear"/>
-        <w:spacing w:after="0" w:before="0" w:line="240"/>
-      </w:pPr>
-      <w:r>
-        <w:rPr>
-          <w:rFonts w:ascii="Consolas" w:cs="Consolas" w:eastAsia="Consolas" w:hAnsi="Consolas"/>
-          <w:color w:val="222222"/>
-          <w:sz w:val="17"/>
-          <w:szCs w:val="17"/>
-        </w:rPr>
-        <w:t xml:space="preserve">SQL&gt; SELECT * FROM v$recover_file;                -- 행 없음</w:t>
-      </w:r>
-    </w:p>
-    <w:p>
-      <w:pPr>
-        <w:pBdr>
-          <w:left w:val="single" w:color="C0392B" w:sz="18" w:space="8"/>
-        </w:pBdr>
-        <w:shd w:fill="F4F4F4" w:val="clear"/>
-        <w:spacing w:after="100" w:before="0" w:line="240"/>
-      </w:pPr>
-      <w:r>
-        <w:rPr>
-          <w:rFonts w:ascii="Consolas" w:cs="Consolas" w:eastAsia="Consolas" w:hAnsi="Consolas"/>
-          <w:color w:val="222222"/>
-          <w:sz w:val="17"/>
-          <w:szCs w:val="17"/>
-        </w:rPr>
-        <w:t xml:space="preserve">SQL&gt; SELECT tablespace_name, status FROM dba_tablespaces WHERE tablespace_name='USERS';</w:t>
+        <w:t xml:space="preserve">SQL&gt; SELECT status, num_rows FROM dba_indexes WHERE index_name='&lt;IDX&gt;';  -- VALID</w:t>
       </w:r>
     </w:p>
     <w:p>
@@ -3727,7 +3903,7 @@
                 <w:sz w:val="17"/>
                 <w:szCs w:val="17"/>
               </w:rPr>
-              <w:t xml:space="preserve">장애 진단</w:t>
+              <w:t xml:space="preserve">은폐 진단</w:t>
             </w:r>
           </w:p>
         </w:tc>
@@ -3754,7 +3930,7 @@
                 <w:sz w:val="17"/>
                 <w:szCs w:val="17"/>
               </w:rPr>
-              <w:t xml:space="preserve">3</w:t>
+              <w:t xml:space="preserve">4</w:t>
             </w:r>
           </w:p>
         </w:tc>
@@ -3781,7 +3957,7 @@
                 <w:sz w:val="17"/>
                 <w:szCs w:val="17"/>
               </w:rPr>
-              <w:t xml:space="preserve">v$recover_file·v$datafile_header·alert log로 손상 파일·상태 정확 식별</w:t>
+              <w:t xml:space="preserve">파일 ONLINE 함정을 간파하고 VALIDATE/조회로 손상을 표면화·범위 확정</w:t>
             </w:r>
           </w:p>
         </w:tc>
@@ -3838,7 +4014,7 @@
                 <w:sz w:val="17"/>
                 <w:szCs w:val="17"/>
               </w:rPr>
-              <w:t xml:space="preserve">복구 유형 판정</w:t>
+              <w:t xml:space="preserve">손상 성격 규명</w:t>
             </w:r>
           </w:p>
         </w:tc>
@@ -3865,7 +4041,7 @@
                 <w:sz w:val="17"/>
                 <w:szCs w:val="17"/>
               </w:rPr>
-              <w:t xml:space="preserve">3</w:t>
+              <w:t xml:space="preserve">4</w:t>
             </w:r>
           </w:p>
         </w:tc>
@@ -3892,7 +4068,7 @@
                 <w:sz w:val="17"/>
                 <w:szCs w:val="17"/>
               </w:rPr>
-              <w:t xml:space="preserve">'비-SYSTEM + 아카이브 온전 → 완전복구 가능' 선언</w:t>
+              <w:t xml:space="preserve">블록 손상(≠파일 손실) + 표/인덱스 세그먼트 매핑</w:t>
             </w:r>
           </w:p>
         </w:tc>
@@ -3949,7 +4125,7 @@
                 <w:sz w:val="17"/>
                 <w:szCs w:val="17"/>
               </w:rPr>
-              <w:t xml:space="preserve">온라인 전략 선택</w:t>
+              <w:t xml:space="preserve">전략 분기 판단</w:t>
             </w:r>
           </w:p>
         </w:tc>
@@ -4003,7 +4179,7 @@
                 <w:sz w:val="17"/>
                 <w:szCs w:val="17"/>
               </w:rPr>
-              <w:t xml:space="preserve">DB를 내리지 않고 해당 TS만 OFFLINE 결정</w:t>
+              <w:t xml:space="preserve">표=BMR, 인덱스=REBUILD 로 나누어 결정(전체 파일 복원 회피)</w:t>
             </w:r>
           </w:p>
         </w:tc>
@@ -4060,7 +4236,7 @@
                 <w:sz w:val="17"/>
                 <w:szCs w:val="17"/>
               </w:rPr>
-              <w:t xml:space="preserve">복구 수행</w:t>
+              <w:t xml:space="preserve">아카이브 CATALOG 후 BMR</w:t>
             </w:r>
           </w:p>
         </w:tc>
@@ -4114,7 +4290,7 @@
                 <w:sz w:val="17"/>
                 <w:szCs w:val="17"/>
               </w:rPr>
-              <w:t xml:space="preserve">RESTORE / RECOVER (테이블스페이스 또는 데이터파일) 정확 수행</w:t>
+              <w:t xml:space="preserve">누락 아카이브를 CATALOG → RECOVER … BLOCK/CORRUPTION LIST</w:t>
             </w:r>
           </w:p>
         </w:tc>
@@ -4171,7 +4347,7 @@
                 <w:sz w:val="17"/>
                 <w:szCs w:val="17"/>
               </w:rPr>
-              <w:t xml:space="preserve">온라인 전환·검증</w:t>
+              <w:t xml:space="preserve">인덱스 재생성·재검증</w:t>
             </w:r>
           </w:p>
         </w:tc>
@@ -4198,7 +4374,7 @@
                 <w:sz w:val="17"/>
                 <w:szCs w:val="17"/>
               </w:rPr>
-              <w:t xml:space="preserve">4</w:t>
+              <w:t xml:space="preserve">3</w:t>
             </w:r>
           </w:p>
         </w:tc>
@@ -4225,7 +4401,7 @@
                 <w:sz w:val="17"/>
                 <w:szCs w:val="17"/>
               </w:rPr>
-              <w:t xml:space="preserve">TS ONLINE + 대상 표 건수·정합성으로 손실 0 확인</w:t>
+              <w:t xml:space="preserve">REBUILD + VALIDATE 로 corruption 0 확인</w:t>
             </w:r>
           </w:p>
         </w:tc>
@@ -4282,7 +4458,7 @@
                 <w:sz w:val="17"/>
                 <w:szCs w:val="17"/>
               </w:rPr>
-              <w:t xml:space="preserve">근거 진술</w:t>
+              <w:t xml:space="preserve">과잉복구 회피 진술</w:t>
             </w:r>
           </w:p>
         </w:tc>
@@ -4309,7 +4485,7 @@
                 <w:sz w:val="17"/>
                 <w:szCs w:val="17"/>
               </w:rPr>
-              <w:t xml:space="preserve">2</w:t>
+              <w:t xml:space="preserve">1</w:t>
             </w:r>
           </w:p>
         </w:tc>
@@ -4336,7 +4512,7 @@
                 <w:sz w:val="17"/>
                 <w:szCs w:val="17"/>
               </w:rPr>
-              <w:t xml:space="preserve">판단표 근거로 완전복구 선택 이유 설명</w:t>
+              <w:t xml:space="preserve">전체 데이터파일 재복원이 왜 부적절한지 근거</w:t>
             </w:r>
           </w:p>
         </w:tc>
@@ -4370,7 +4546,7 @@
           <w:sz w:val="19"/>
           <w:szCs w:val="19"/>
         </w:rPr>
-        <w:t xml:space="preserve">① 전체 shutdown 후 복구(불필요, −2)  ② RESTORE 전 OFFLINE 누락  ③ RECOVER 생략하고 파일만 복원해 미디어 불일치.</w:t>
+        <w:t xml:space="preserve">① 파일이 ONLINE 이라 '정상'으로 오판  ② 블록 손상에 전체 데이터파일 RESTORE(과잉, −)  ③ 인덱스까지 BMR 시도(REBUILD 가 정답)  ④ 아카이브 CATALOG 없이 RECOVER 시도해 실패.</w:t>
       </w:r>
     </w:p>
     <w:p>
@@ -4392,7 +4568,7 @@
           <w:sz w:val="30"/>
           <w:szCs w:val="30"/>
         </w:rPr>
-        <w:t xml:space="preserve">5. [개인 2] 불완전복구 vs Flashback — 사용자 실수 되돌리기 · 25점</w:t>
+        <w:t xml:space="preserve">5. [개인 2] 묻힌 논리 오류 — LogMiner + 표 시점복구 · 25점</w:t>
       </w:r>
     </w:p>
     <w:p>
@@ -4423,7 +4599,7 @@
           <w:sz w:val="19"/>
           <w:szCs w:val="19"/>
         </w:rPr>
-        <w:t xml:space="preserve">국소 손상. Flashback(국소·온라인·저비용)과 전체 PITR(RESETLOGS·광범위 되돌림)을 손실·다운타임으로 비교해 '더 작은' 전략을 택한다. (10·18장)</w:t>
+        <w:t xml:space="preserve">국소(표 시점복구). 잘못된 커밋이 정상 트랜잭션 사이에 묻혀 있고 Flashback 경로가 봉쇄돼(FB off·UNDO 부족·recyclebin purge) 손쉬운 되돌리기가 불가. LogMiner 로 오염 SCN 을 특정하고, 표만 보조 인스턴스로 시점복구해 추출·정정한다. (10·16·18장)</w:t>
       </w:r>
     </w:p>
     <w:p>
@@ -4440,7 +4616,53 @@
           <w:sz w:val="25"/>
           <w:szCs w:val="25"/>
         </w:rPr>
-        <w:t xml:space="preserve">개요 / 사전 준비</w:t>
+        <w:t xml:space="preserve">장애 주입 (강사 전용 · 학생 비공개)</w:t>
+      </w:r>
+    </w:p>
+    <w:p>
+      <w:pPr>
+        <w:pBdr>
+          <w:top w:val="single" w:color="BBBBBB" w:sz="4"/>
+          <w:left w:val="single" w:color="BBBBBB" w:sz="4"/>
+          <w:bottom w:val="single" w:color="BBBBBB" w:sz="4"/>
+          <w:right w:val="single" w:color="BBBBBB" w:sz="4"/>
+        </w:pBdr>
+        <w:shd w:fill="FCEFD8" w:val="clear"/>
+        <w:spacing w:after="100" w:before="60" w:line="264"/>
+      </w:pPr>
+      <w:r>
+        <w:rPr>
+          <w:rFonts w:ascii="맑은 고딕" w:cs="맑은 고딕" w:eastAsia="맑은 고딕" w:hAnsi="맑은 고딕"/>
+          <w:b/>
+          <w:bCs/>
+          <w:color w:val="1F3864"/>
+          <w:sz w:val="19"/>
+          <w:szCs w:val="19"/>
+        </w:rPr>
+        <w:t xml:space="preserve">주입 방법  </w:t>
+      </w:r>
+      <w:r>
+        <w:rPr>
+          <w:rFonts w:ascii="맑은 고딕" w:cs="맑은 고딕" w:eastAsia="맑은 고딕" w:hAnsi="맑은 고딕"/>
+          <w:sz w:val="19"/>
+          <w:szCs w:val="19"/>
+        </w:rPr>
+        <w:t xml:space="preserve">강사 콘솔에서  SNAP_TAKEN=YES ./강사용_장애주입/fault_p2_logical.sh  실행. 내용·명령은 학생에게 공개하지 않는다. 학생에게는 헤더의 '학생 안내(구두)' 한 줄만 전달한다.</w:t>
+      </w:r>
+    </w:p>
+    <w:p>
+      <w:pPr>
+        <w:spacing w:after="40" w:before="0" w:line="276"/>
+      </w:pPr>
+      <w:r>
+        <w:rPr>
+          <w:rFonts w:ascii="맑은 고딕" w:cs="맑은 고딕" w:eastAsia="맑은 고딕" w:hAnsi="맑은 고딕"/>
+          <w:b/>
+          <w:bCs/>
+          <w:sz w:val="20"/>
+          <w:szCs w:val="20"/>
+        </w:rPr>
+        <w:t xml:space="preserve">이 스크립트가 주입하는 장애(강사 참고):</w:t>
       </w:r>
     </w:p>
     <w:p>
@@ -4458,7 +4680,7 @@
           <w:sz w:val="20"/>
           <w:szCs w:val="20"/>
         </w:rPr>
-        <w:t xml:space="preserve">Flashback 사용 여지를 위해 UNDO_RETENTION·recyclebin 확인. 표에 검증용 데이터 적재.</w:t>
+        <w:t xml:space="preserve">대량 오변경 UPDATE(금액 7배) 커밋 — 커밋 SCN 은 강사만 보관(학생 비공개).</w:t>
       </w:r>
     </w:p>
     <w:p>
@@ -4476,7 +4698,43 @@
           <w:sz w:val="20"/>
           <w:szCs w:val="20"/>
         </w:rPr>
-        <w:t xml:space="preserve">장애 직전 SCN을 미리 남길 수 있음(강사만). 참가자는 이력으로 시점을 추정하게 한다.</w:t>
+        <w:t xml:space="preserve">그 위로 정상 트랜잭션을 5회 반복해 쌓아 시점 특정을 방해.</w:t>
+      </w:r>
+    </w:p>
+    <w:p>
+      <w:pPr>
+        <w:pStyle w:val="ListParagraph"/>
+        <w:numPr>
+          <w:ilvl w:val="0"/>
+          <w:numId w:val="2"/>
+        </w:numPr>
+        <w:spacing w:after="80" w:before="0" w:line="276"/>
+      </w:pPr>
+      <w:r>
+        <w:rPr>
+          <w:rFonts w:ascii="맑은 고딕" w:cs="맑은 고딕" w:eastAsia="맑은 고딕" w:hAnsi="맑은 고딕"/>
+          <w:sz w:val="20"/>
+          <w:szCs w:val="20"/>
+        </w:rPr>
+        <w:t xml:space="preserve">Flashback Database OFF, UNDO_RETENTION 축소, recyclebin PURGE 로 되돌리기 봉쇄.</w:t>
+      </w:r>
+    </w:p>
+    <w:p>
+      <w:pPr>
+        <w:pStyle w:val="ListParagraph"/>
+        <w:numPr>
+          <w:ilvl w:val="0"/>
+          <w:numId w:val="2"/>
+        </w:numPr>
+        <w:spacing w:after="80" w:before="0" w:line="276"/>
+      </w:pPr>
+      <w:r>
+        <w:rPr>
+          <w:rFonts w:ascii="맑은 고딕" w:cs="맑은 고딕" w:eastAsia="맑은 고딕" w:hAnsi="맑은 고딕"/>
+          <w:sz w:val="20"/>
+          <w:szCs w:val="20"/>
+        </w:rPr>
+        <w:t xml:space="preserve">로그 스위치·아카이브로 LogMiner 대상 확보.</w:t>
       </w:r>
     </w:p>
     <w:p>
@@ -4493,7 +4751,7 @@
           <w:sz w:val="25"/>
           <w:szCs w:val="25"/>
         </w:rPr>
-        <w:t xml:space="preserve">장애 유발 (택1)</w:t>
+        <w:t xml:space="preserve">모범 복구 절차</w:t>
       </w:r>
     </w:p>
     <w:p>
@@ -4511,7 +4769,7 @@
           <w:sz w:val="17"/>
           <w:szCs w:val="17"/>
         </w:rPr>
-        <w:t xml:space="preserve">-- (A) 잘못된 대량 DML 후 커밋</w:t>
+        <w:t xml:space="preserve">-- 1) LogMiner 로 소음 속 오염 트랜잭션·직전 SCN 특정</w:t>
       </w:r>
     </w:p>
     <w:p>
@@ -4529,7 +4787,7 @@
           <w:sz w:val="17"/>
           <w:szCs w:val="17"/>
         </w:rPr>
-        <w:t xml:space="preserve">SQL&gt; UPDATE claims SET amount = amount*10;  COMMIT;   -- WHERE 누락 사고</w:t>
+        <w:t xml:space="preserve">SQL&gt; BEGIN dbms_logmnr.add_logfile('&lt;needed_archive&gt;'); END;   -- 필요한 아카이브 추가</w:t>
       </w:r>
     </w:p>
     <w:p>
@@ -4547,7 +4805,223 @@
           <w:sz w:val="17"/>
           <w:szCs w:val="17"/>
         </w:rPr>
-        <w:t xml:space="preserve">-- (B) 실수로 DROP</w:t>
+        <w:t xml:space="preserve">SQL&gt; EXEC dbms_logmnr.start_logmnr(options=&gt;dbms_logmnr.dict_from_online_catalog);</w:t>
+      </w:r>
+    </w:p>
+    <w:p>
+      <w:pPr>
+        <w:pBdr>
+          <w:left w:val="single" w:color="C0392B" w:sz="18" w:space="8"/>
+        </w:pBdr>
+        <w:shd w:fill="F4F4F4" w:val="clear"/>
+        <w:spacing w:after="0" w:before="0" w:line="240"/>
+      </w:pPr>
+      <w:r>
+        <w:rPr>
+          <w:rFonts w:ascii="Consolas" w:cs="Consolas" w:eastAsia="Consolas" w:hAnsi="Consolas"/>
+          <w:color w:val="222222"/>
+          <w:sz w:val="17"/>
+          <w:szCs w:val="17"/>
+        </w:rPr>
+        <w:t xml:space="preserve">SQL&gt; SELECT scn, seg_name, operation, sql_redo FROM v$logmnr_contents</w:t>
+      </w:r>
+    </w:p>
+    <w:p>
+      <w:pPr>
+        <w:pBdr>
+          <w:left w:val="single" w:color="C0392B" w:sz="18" w:space="8"/>
+        </w:pBdr>
+        <w:shd w:fill="F4F4F4" w:val="clear"/>
+        <w:spacing w:after="0" w:before="0" w:line="240"/>
+      </w:pPr>
+      <w:r>
+        <w:rPr>
+          <w:rFonts w:ascii="Consolas" w:cs="Consolas" w:eastAsia="Consolas" w:hAnsi="Consolas"/>
+          <w:color w:val="222222"/>
+          <w:sz w:val="17"/>
+          <w:szCs w:val="17"/>
+        </w:rPr>
+        <w:t xml:space="preserve">       WHERE seg_owner='SQLT' AND seg_name='MEDICAL_CLAIMS' AND operation='UPDATE'</w:t>
+      </w:r>
+    </w:p>
+    <w:p>
+      <w:pPr>
+        <w:pBdr>
+          <w:left w:val="single" w:color="C0392B" w:sz="18" w:space="8"/>
+        </w:pBdr>
+        <w:shd w:fill="F4F4F4" w:val="clear"/>
+        <w:spacing w:after="0" w:before="0" w:line="240"/>
+      </w:pPr>
+      <w:r>
+        <w:rPr>
+          <w:rFonts w:ascii="Consolas" w:cs="Consolas" w:eastAsia="Consolas" w:hAnsi="Consolas"/>
+          <w:color w:val="222222"/>
+          <w:sz w:val="17"/>
+          <w:szCs w:val="17"/>
+        </w:rPr>
+        <w:t xml:space="preserve">       ORDER BY scn;                     -- 금액 7배 UPDATE 의 SCN 확인</w:t>
+      </w:r>
+    </w:p>
+    <w:p>
+      <w:pPr>
+        <w:pBdr>
+          <w:left w:val="single" w:color="C0392B" w:sz="18" w:space="8"/>
+        </w:pBdr>
+        <w:shd w:fill="F4F4F4" w:val="clear"/>
+        <w:spacing w:after="0" w:before="0" w:line="240"/>
+      </w:pPr>
+      <w:r>
+        <w:rPr>
+          <w:rFonts w:ascii="Consolas" w:cs="Consolas" w:eastAsia="Consolas" w:hAnsi="Consolas"/>
+          <w:color w:val="222222"/>
+          <w:sz w:val="17"/>
+          <w:szCs w:val="17"/>
+        </w:rPr>
+        <w:t xml:space="preserve">-- 2) Flashback 봉쇄 확인(FB off·UNDO 부족) → 표만 시점복구로 결정</w:t>
+      </w:r>
+    </w:p>
+    <w:p>
+      <w:pPr>
+        <w:pBdr>
+          <w:left w:val="single" w:color="C0392B" w:sz="18" w:space="8"/>
+        </w:pBdr>
+        <w:shd w:fill="F4F4F4" w:val="clear"/>
+        <w:spacing w:after="0" w:before="0" w:line="240"/>
+      </w:pPr>
+      <w:r>
+        <w:rPr>
+          <w:rFonts w:ascii="Consolas" w:cs="Consolas" w:eastAsia="Consolas" w:hAnsi="Consolas"/>
+          <w:color w:val="222222"/>
+          <w:sz w:val="17"/>
+          <w:szCs w:val="17"/>
+        </w:rPr>
+        <w:t xml:space="preserve">-- 3) 보조 인스턴스로 표만 UNTIL SCN 복구해 스테이징으로 추출</w:t>
+      </w:r>
+    </w:p>
+    <w:p>
+      <w:pPr>
+        <w:pBdr>
+          <w:left w:val="single" w:color="C0392B" w:sz="18" w:space="8"/>
+        </w:pBdr>
+        <w:shd w:fill="F4F4F4" w:val="clear"/>
+        <w:spacing w:after="0" w:before="0" w:line="240"/>
+      </w:pPr>
+      <w:r>
+        <w:rPr>
+          <w:rFonts w:ascii="Consolas" w:cs="Consolas" w:eastAsia="Consolas" w:hAnsi="Consolas"/>
+          <w:color w:val="222222"/>
+          <w:sz w:val="17"/>
+          <w:szCs w:val="17"/>
+        </w:rPr>
+        <w:t xml:space="preserve">RMAN&gt; RECOVER TABLE SQLT.MEDICAL_CLAIMS</w:t>
+      </w:r>
+    </w:p>
+    <w:p>
+      <w:pPr>
+        <w:pBdr>
+          <w:left w:val="single" w:color="C0392B" w:sz="18" w:space="8"/>
+        </w:pBdr>
+        <w:shd w:fill="F4F4F4" w:val="clear"/>
+        <w:spacing w:after="0" w:before="0" w:line="240"/>
+      </w:pPr>
+      <w:r>
+        <w:rPr>
+          <w:rFonts w:ascii="Consolas" w:cs="Consolas" w:eastAsia="Consolas" w:hAnsi="Consolas"/>
+          <w:color w:val="222222"/>
+          <w:sz w:val="17"/>
+          <w:szCs w:val="17"/>
+        </w:rPr>
+        <w:t xml:space="preserve">        UNTIL SCN &lt;bad_scn - 1&gt;</w:t>
+      </w:r>
+    </w:p>
+    <w:p>
+      <w:pPr>
+        <w:pBdr>
+          <w:left w:val="single" w:color="C0392B" w:sz="18" w:space="8"/>
+        </w:pBdr>
+        <w:shd w:fill="F4F4F4" w:val="clear"/>
+        <w:spacing w:after="0" w:before="0" w:line="240"/>
+      </w:pPr>
+      <w:r>
+        <w:rPr>
+          <w:rFonts w:ascii="Consolas" w:cs="Consolas" w:eastAsia="Consolas" w:hAnsi="Consolas"/>
+          <w:color w:val="222222"/>
+          <w:sz w:val="17"/>
+          <w:szCs w:val="17"/>
+        </w:rPr>
+        <w:t xml:space="preserve">        AUXILIARY DESTINATION '/u01/aux'</w:t>
+      </w:r>
+    </w:p>
+    <w:p>
+      <w:pPr>
+        <w:pBdr>
+          <w:left w:val="single" w:color="C0392B" w:sz="18" w:space="8"/>
+        </w:pBdr>
+        <w:shd w:fill="F4F4F4" w:val="clear"/>
+        <w:spacing w:after="0" w:before="0" w:line="240"/>
+      </w:pPr>
+      <w:r>
+        <w:rPr>
+          <w:rFonts w:ascii="Consolas" w:cs="Consolas" w:eastAsia="Consolas" w:hAnsi="Consolas"/>
+          <w:color w:val="222222"/>
+          <w:sz w:val="17"/>
+          <w:szCs w:val="17"/>
+        </w:rPr>
+        <w:t xml:space="preserve">        REMAP TABLE SQLT.MEDICAL_CLAIMS:MEDICAL_CLAIMS_PRE;</w:t>
+      </w:r>
+    </w:p>
+    <w:p>
+      <w:pPr>
+        <w:pBdr>
+          <w:left w:val="single" w:color="C0392B" w:sz="18" w:space="8"/>
+        </w:pBdr>
+        <w:shd w:fill="F4F4F4" w:val="clear"/>
+        <w:spacing w:after="0" w:before="0" w:line="240"/>
+      </w:pPr>
+      <w:r>
+        <w:rPr>
+          <w:rFonts w:ascii="Consolas" w:cs="Consolas" w:eastAsia="Consolas" w:hAnsi="Consolas"/>
+          <w:color w:val="222222"/>
+          <w:sz w:val="17"/>
+          <w:szCs w:val="17"/>
+        </w:rPr>
+        <w:t xml:space="preserve">-- 4) 스테이징(_PRE)과 현재 표 대조 → 오염 행만 정정, 정상 후행 변경은 보존</w:t>
+      </w:r>
+    </w:p>
+    <w:p>
+      <w:pPr>
+        <w:pBdr>
+          <w:left w:val="single" w:color="C0392B" w:sz="18" w:space="8"/>
+        </w:pBdr>
+        <w:shd w:fill="F4F4F4" w:val="clear"/>
+        <w:spacing w:after="0" w:before="0" w:line="240"/>
+      </w:pPr>
+      <w:r>
+        <w:rPr>
+          <w:rFonts w:ascii="Consolas" w:cs="Consolas" w:eastAsia="Consolas" w:hAnsi="Consolas"/>
+          <w:color w:val="222222"/>
+          <w:sz w:val="17"/>
+          <w:szCs w:val="17"/>
+        </w:rPr>
+        <w:t xml:space="preserve">SQL&gt; UPDATE sqlt.medical_claims c</w:t>
+      </w:r>
+    </w:p>
+    <w:p>
+      <w:pPr>
+        <w:pBdr>
+          <w:left w:val="single" w:color="C0392B" w:sz="18" w:space="8"/>
+        </w:pBdr>
+        <w:shd w:fill="F4F4F4" w:val="clear"/>
+        <w:spacing w:after="0" w:before="0" w:line="240"/>
+      </w:pPr>
+      <w:r>
+        <w:rPr>
+          <w:rFonts w:ascii="Consolas" w:cs="Consolas" w:eastAsia="Consolas" w:hAnsi="Consolas"/>
+          <w:color w:val="222222"/>
+          <w:sz w:val="17"/>
+          <w:szCs w:val="17"/>
+        </w:rPr>
+        <w:t xml:space="preserve">        SET total_amt=(SELECT total_amt FROM sqlt.medical_claims_pre p WHERE p.claim_id=c.claim_id)</w:t>
       </w:r>
     </w:p>
     <w:p>
@@ -4565,7 +5039,7 @@
           <w:sz w:val="17"/>
           <w:szCs w:val="17"/>
         </w:rPr>
-        <w:t xml:space="preserve">SQL&gt; DROP TABLE claims;</w:t>
+        <w:t xml:space="preserve">      WHERE c.claim_id IN (&lt;오염 hosp_id 의 claim_id 집합&gt;);   COMMIT;</w:t>
       </w:r>
     </w:p>
     <w:p>
@@ -4582,7 +5056,7 @@
           <w:sz w:val="25"/>
           <w:szCs w:val="25"/>
         </w:rPr>
-        <w:t xml:space="preserve">모범 복구 절차</w:t>
+        <w:t xml:space="preserve">검증</w:t>
       </w:r>
     </w:p>
     <w:p>
@@ -4600,295 +5074,7 @@
           <w:sz w:val="17"/>
           <w:szCs w:val="17"/>
         </w:rPr>
-        <w:t xml:space="preserve">-- 1) 진단: 무엇이/언제 (사고 직전 시점·범위)</w:t>
-      </w:r>
-    </w:p>
-    <w:p>
-      <w:pPr>
-        <w:pBdr>
-          <w:left w:val="single" w:color="C0392B" w:sz="18" w:space="8"/>
-        </w:pBdr>
-        <w:shd w:fill="F4F4F4" w:val="clear"/>
-        <w:spacing w:after="0" w:before="0" w:line="240"/>
-      </w:pPr>
-      <w:r>
-        <w:rPr>
-          <w:rFonts w:ascii="Consolas" w:cs="Consolas" w:eastAsia="Consolas" w:hAnsi="Consolas"/>
-          <w:color w:val="222222"/>
-          <w:sz w:val="17"/>
-          <w:szCs w:val="17"/>
-        </w:rPr>
-        <w:t xml:space="preserve">SQL&gt; SELECT * FROM claims AS OF TIMESTAMP (SYSTIMESTAMP - INTERVAL '20' MINUTE);</w:t>
-      </w:r>
-    </w:p>
-    <w:p>
-      <w:pPr>
-        <w:pBdr>
-          <w:left w:val="single" w:color="C0392B" w:sz="18" w:space="8"/>
-        </w:pBdr>
-        <w:shd w:fill="F4F4F4" w:val="clear"/>
-        <w:spacing w:after="0" w:before="0" w:line="240"/>
-      </w:pPr>
-      <w:r>
-        <w:rPr>
-          <w:rFonts w:ascii="Consolas" w:cs="Consolas" w:eastAsia="Consolas" w:hAnsi="Consolas"/>
-          <w:color w:val="222222"/>
-          <w:sz w:val="17"/>
-          <w:szCs w:val="17"/>
-        </w:rPr>
-        <w:t xml:space="preserve">SQL&gt; SELECT versions_starttime, versions_operation FROM claims</w:t>
-      </w:r>
-    </w:p>
-    <w:p>
-      <w:pPr>
-        <w:pBdr>
-          <w:left w:val="single" w:color="C0392B" w:sz="18" w:space="8"/>
-        </w:pBdr>
-        <w:shd w:fill="F4F4F4" w:val="clear"/>
-        <w:spacing w:after="0" w:before="0" w:line="240"/>
-      </w:pPr>
-      <w:r>
-        <w:rPr>
-          <w:rFonts w:ascii="Consolas" w:cs="Consolas" w:eastAsia="Consolas" w:hAnsi="Consolas"/>
-          <w:color w:val="222222"/>
-          <w:sz w:val="17"/>
-          <w:szCs w:val="17"/>
-        </w:rPr>
-        <w:t xml:space="preserve">         VERSIONS BETWEEN TIMESTAMP SYSTIMESTAMP-1/24 AND SYSTIMESTAMP;</w:t>
-      </w:r>
-    </w:p>
-    <w:p>
-      <w:pPr>
-        <w:pBdr>
-          <w:left w:val="single" w:color="C0392B" w:sz="18" w:space="8"/>
-        </w:pBdr>
-        <w:shd w:fill="F4F4F4" w:val="clear"/>
-        <w:spacing w:after="0" w:before="0" w:line="240"/>
-      </w:pPr>
-      <w:r>
-        <w:rPr>
-          <w:rFonts w:ascii="Consolas" w:cs="Consolas" w:eastAsia="Consolas" w:hAnsi="Consolas"/>
-          <w:color w:val="222222"/>
-          <w:sz w:val="17"/>
-          <w:szCs w:val="17"/>
-        </w:rPr>
-        <w:t xml:space="preserve">SQL&gt; SELECT object_name, droptime FROM recyclebin;      -- DROP 사고 시</w:t>
-      </w:r>
-    </w:p>
-    <w:p>
-      <w:pPr>
-        <w:pBdr>
-          <w:left w:val="single" w:color="C0392B" w:sz="18" w:space="8"/>
-        </w:pBdr>
-        <w:shd w:fill="F4F4F4" w:val="clear"/>
-        <w:spacing w:after="0" w:before="0" w:line="240"/>
-      </w:pPr>
-      <w:r>
-        <w:rPr>
-          <w:rFonts w:ascii="Consolas" w:cs="Consolas" w:eastAsia="Consolas" w:hAnsi="Consolas"/>
-          <w:color w:val="222222"/>
-          <w:sz w:val="17"/>
-          <w:szCs w:val="17"/>
-        </w:rPr>
-        <w:t xml:space="preserve"> </w:t>
-      </w:r>
-    </w:p>
-    <w:p>
-      <w:pPr>
-        <w:pBdr>
-          <w:left w:val="single" w:color="C0392B" w:sz="18" w:space="8"/>
-        </w:pBdr>
-        <w:shd w:fill="F4F4F4" w:val="clear"/>
-        <w:spacing w:after="0" w:before="0" w:line="240"/>
-      </w:pPr>
-      <w:r>
-        <w:rPr>
-          <w:rFonts w:ascii="Consolas" w:cs="Consolas" w:eastAsia="Consolas" w:hAnsi="Consolas"/>
-          <w:color w:val="222222"/>
-          <w:sz w:val="17"/>
-          <w:szCs w:val="17"/>
-        </w:rPr>
-        <w:t xml:space="preserve">-- 2) 전략 선택(국소 → Flashback 우선). 목표 시점 특정:</w:t>
-      </w:r>
-    </w:p>
-    <w:p>
-      <w:pPr>
-        <w:pBdr>
-          <w:left w:val="single" w:color="C0392B" w:sz="18" w:space="8"/>
-        </w:pBdr>
-        <w:shd w:fill="F4F4F4" w:val="clear"/>
-        <w:spacing w:after="0" w:before="0" w:line="240"/>
-      </w:pPr>
-      <w:r>
-        <w:rPr>
-          <w:rFonts w:ascii="Consolas" w:cs="Consolas" w:eastAsia="Consolas" w:hAnsi="Consolas"/>
-          <w:color w:val="222222"/>
-          <w:sz w:val="17"/>
-          <w:szCs w:val="17"/>
-        </w:rPr>
-        <w:t xml:space="preserve">SQL&gt; SELECT timestamp_to_scn(TO_TIMESTAMP('2026-09-28 10:15','YYYY-MM-DD HH24:MI')) FROM dual;</w:t>
-      </w:r>
-    </w:p>
-    <w:p>
-      <w:pPr>
-        <w:pBdr>
-          <w:left w:val="single" w:color="C0392B" w:sz="18" w:space="8"/>
-        </w:pBdr>
-        <w:shd w:fill="F4F4F4" w:val="clear"/>
-        <w:spacing w:after="0" w:before="0" w:line="240"/>
-      </w:pPr>
-      <w:r>
-        <w:rPr>
-          <w:rFonts w:ascii="Consolas" w:cs="Consolas" w:eastAsia="Consolas" w:hAnsi="Consolas"/>
-          <w:color w:val="222222"/>
-          <w:sz w:val="17"/>
-          <w:szCs w:val="17"/>
-        </w:rPr>
-        <w:t xml:space="preserve"> </w:t>
-      </w:r>
-    </w:p>
-    <w:p>
-      <w:pPr>
-        <w:pBdr>
-          <w:left w:val="single" w:color="C0392B" w:sz="18" w:space="8"/>
-        </w:pBdr>
-        <w:shd w:fill="F4F4F4" w:val="clear"/>
-        <w:spacing w:after="0" w:before="0" w:line="240"/>
-      </w:pPr>
-      <w:r>
-        <w:rPr>
-          <w:rFonts w:ascii="Consolas" w:cs="Consolas" w:eastAsia="Consolas" w:hAnsi="Consolas"/>
-          <w:color w:val="222222"/>
-          <w:sz w:val="17"/>
-          <w:szCs w:val="17"/>
-        </w:rPr>
-        <w:t xml:space="preserve">-- 3a) DML 사고 → Flashback Table TO SCN</w:t>
-      </w:r>
-    </w:p>
-    <w:p>
-      <w:pPr>
-        <w:pBdr>
-          <w:left w:val="single" w:color="C0392B" w:sz="18" w:space="8"/>
-        </w:pBdr>
-        <w:shd w:fill="F4F4F4" w:val="clear"/>
-        <w:spacing w:after="0" w:before="0" w:line="240"/>
-      </w:pPr>
-      <w:r>
-        <w:rPr>
-          <w:rFonts w:ascii="Consolas" w:cs="Consolas" w:eastAsia="Consolas" w:hAnsi="Consolas"/>
-          <w:color w:val="222222"/>
-          <w:sz w:val="17"/>
-          <w:szCs w:val="17"/>
-        </w:rPr>
-        <w:t xml:space="preserve">SQL&gt; ALTER TABLE claims ENABLE ROW MOVEMENT;</w:t>
-      </w:r>
-    </w:p>
-    <w:p>
-      <w:pPr>
-        <w:pBdr>
-          <w:left w:val="single" w:color="C0392B" w:sz="18" w:space="8"/>
-        </w:pBdr>
-        <w:shd w:fill="F4F4F4" w:val="clear"/>
-        <w:spacing w:after="0" w:before="0" w:line="240"/>
-      </w:pPr>
-      <w:r>
-        <w:rPr>
-          <w:rFonts w:ascii="Consolas" w:cs="Consolas" w:eastAsia="Consolas" w:hAnsi="Consolas"/>
-          <w:color w:val="222222"/>
-          <w:sz w:val="17"/>
-          <w:szCs w:val="17"/>
-        </w:rPr>
-        <w:t xml:space="preserve">SQL&gt; FLASHBACK TABLE claims TO SCN 1234567;</w:t>
-      </w:r>
-    </w:p>
-    <w:p>
-      <w:pPr>
-        <w:pBdr>
-          <w:left w:val="single" w:color="C0392B" w:sz="18" w:space="8"/>
-        </w:pBdr>
-        <w:shd w:fill="F4F4F4" w:val="clear"/>
-        <w:spacing w:after="0" w:before="0" w:line="240"/>
-      </w:pPr>
-      <w:r>
-        <w:rPr>
-          <w:rFonts w:ascii="Consolas" w:cs="Consolas" w:eastAsia="Consolas" w:hAnsi="Consolas"/>
-          <w:color w:val="222222"/>
-          <w:sz w:val="17"/>
-          <w:szCs w:val="17"/>
-        </w:rPr>
-        <w:t xml:space="preserve">-- 3b) DROP 사고 → Flashback Drop</w:t>
-      </w:r>
-    </w:p>
-    <w:p>
-      <w:pPr>
-        <w:pBdr>
-          <w:left w:val="single" w:color="C0392B" w:sz="18" w:space="8"/>
-        </w:pBdr>
-        <w:shd w:fill="F4F4F4" w:val="clear"/>
-        <w:spacing w:after="0" w:before="0" w:line="240"/>
-      </w:pPr>
-      <w:r>
-        <w:rPr>
-          <w:rFonts w:ascii="Consolas" w:cs="Consolas" w:eastAsia="Consolas" w:hAnsi="Consolas"/>
-          <w:color w:val="222222"/>
-          <w:sz w:val="17"/>
-          <w:szCs w:val="17"/>
-        </w:rPr>
-        <w:t xml:space="preserve">SQL&gt; FLASHBACK TABLE claims TO BEFORE DROP;</w:t>
-      </w:r>
-    </w:p>
-    <w:p>
-      <w:pPr>
-        <w:pBdr>
-          <w:left w:val="single" w:color="C0392B" w:sz="18" w:space="8"/>
-        </w:pBdr>
-        <w:shd w:fill="F4F4F4" w:val="clear"/>
-        <w:spacing w:after="0" w:before="0" w:line="240"/>
-      </w:pPr>
-      <w:r>
-        <w:rPr>
-          <w:rFonts w:ascii="Consolas" w:cs="Consolas" w:eastAsia="Consolas" w:hAnsi="Consolas"/>
-          <w:color w:val="222222"/>
-          <w:sz w:val="17"/>
-          <w:szCs w:val="17"/>
-        </w:rPr>
-        <w:t xml:space="preserve"> </w:t>
-      </w:r>
-    </w:p>
-    <w:p>
-      <w:pPr>
-        <w:pBdr>
-          <w:left w:val="single" w:color="C0392B" w:sz="18" w:space="8"/>
-        </w:pBdr>
-        <w:shd w:fill="F4F4F4" w:val="clear"/>
-        <w:spacing w:after="0" w:before="0" w:line="240"/>
-      </w:pPr>
-      <w:r>
-        <w:rPr>
-          <w:rFonts w:ascii="Consolas" w:cs="Consolas" w:eastAsia="Consolas" w:hAnsi="Consolas"/>
-          <w:color w:val="222222"/>
-          <w:sz w:val="17"/>
-          <w:szCs w:val="17"/>
-        </w:rPr>
-        <w:t xml:space="preserve">-- (참고) 피해가 전 DB 광범위할 때만 전체 PITR:</w:t>
-      </w:r>
-    </w:p>
-    <w:p>
-      <w:pPr>
-        <w:pBdr>
-          <w:left w:val="single" w:color="C0392B" w:sz="18" w:space="8"/>
-        </w:pBdr>
-        <w:shd w:fill="F4F4F4" w:val="clear"/>
-        <w:spacing w:after="0" w:before="0" w:line="240"/>
-      </w:pPr>
-      <w:r>
-        <w:rPr>
-          <w:rFonts w:ascii="Consolas" w:cs="Consolas" w:eastAsia="Consolas" w:hAnsi="Consolas"/>
-          <w:color w:val="222222"/>
-          <w:sz w:val="17"/>
-          <w:szCs w:val="17"/>
-        </w:rPr>
-        <w:t xml:space="preserve">RMAN&gt; RUN { SET UNTIL SCN 1234567; RESTORE DATABASE; RECOVER DATABASE; }</w:t>
+        <w:t xml:space="preserve">SQL&gt; SELECT hosp_id, SUM(total_amt) FROM sqlt.medical_claims GROUP BY hosp_id;  -- 왜곡 해소</w:t>
       </w:r>
     </w:p>
     <w:p>
@@ -4906,60 +5092,7 @@
           <w:sz w:val="17"/>
           <w:szCs w:val="17"/>
         </w:rPr>
-        <w:t xml:space="preserve">RMAN&gt; ALTER DATABASE OPEN RESETLOGS;</w:t>
-      </w:r>
-    </w:p>
-    <w:p>
-      <w:pPr>
-        <w:pStyle w:val="Heading2"/>
-        <w:spacing w:after="110" w:before="180"/>
-      </w:pPr>
-      <w:r>
-        <w:rPr>
-          <w:rFonts w:ascii="맑은 고딕" w:cs="맑은 고딕" w:eastAsia="맑은 고딕" w:hAnsi="맑은 고딕"/>
-          <w:b/>
-          <w:bCs/>
-          <w:color w:val="C0392B"/>
-          <w:sz w:val="25"/>
-          <w:szCs w:val="25"/>
-        </w:rPr>
-        <w:t xml:space="preserve">검증</w:t>
-      </w:r>
-    </w:p>
-    <w:p>
-      <w:pPr>
-        <w:pBdr>
-          <w:left w:val="single" w:color="C0392B" w:sz="18" w:space="8"/>
-        </w:pBdr>
-        <w:shd w:fill="F4F4F4" w:val="clear"/>
-        <w:spacing w:after="0" w:before="40" w:line="240"/>
-      </w:pPr>
-      <w:r>
-        <w:rPr>
-          <w:rFonts w:ascii="Consolas" w:cs="Consolas" w:eastAsia="Consolas" w:hAnsi="Consolas"/>
-          <w:color w:val="222222"/>
-          <w:sz w:val="17"/>
-          <w:szCs w:val="17"/>
-        </w:rPr>
-        <w:t xml:space="preserve">SQL&gt; SELECT COUNT(*), SUM(amount) FROM claims;    -- 사고 전 값 복원 확인</w:t>
-      </w:r>
-    </w:p>
-    <w:p>
-      <w:pPr>
-        <w:pBdr>
-          <w:left w:val="single" w:color="C0392B" w:sz="18" w:space="8"/>
-        </w:pBdr>
-        <w:shd w:fill="F4F4F4" w:val="clear"/>
-        <w:spacing w:after="100" w:before="0" w:line="240"/>
-      </w:pPr>
-      <w:r>
-        <w:rPr>
-          <w:rFonts w:ascii="Consolas" w:cs="Consolas" w:eastAsia="Consolas" w:hAnsi="Consolas"/>
-          <w:color w:val="222222"/>
-          <w:sz w:val="17"/>
-          <w:szCs w:val="17"/>
-        </w:rPr>
-        <w:t xml:space="preserve">SQL&gt; SELECT name, open_mode, resetlogs_change# FROM v$database;  -- PITR 택한 경우</w:t>
+        <w:t xml:space="preserve">SQL&gt; -- 오염 이후의 정상 트랜잭션(건수·타임스탬프)이 보존됐는지 함께 확인</w:t>
       </w:r>
     </w:p>
     <w:p>
@@ -5174,7 +5307,7 @@
                 <w:sz w:val="17"/>
                 <w:szCs w:val="17"/>
               </w:rPr>
-              <w:t xml:space="preserve">장애 진단</w:t>
+              <w:t xml:space="preserve">LogMiner 로 오염 SCN 특정</w:t>
             </w:r>
           </w:p>
         </w:tc>
@@ -5201,7 +5334,7 @@
                 <w:sz w:val="17"/>
                 <w:szCs w:val="17"/>
               </w:rPr>
-              <w:t xml:space="preserve">3</w:t>
+              <w:t xml:space="preserve">6</w:t>
             </w:r>
           </w:p>
         </w:tc>
@@ -5228,7 +5361,7 @@
                 <w:sz w:val="17"/>
                 <w:szCs w:val="17"/>
               </w:rPr>
-              <w:t xml:space="preserve">무엇이/언제 변경·삭제됐는지, 영향 범위(Flashback Query·recyclebin)</w:t>
+              <w:t xml:space="preserve">소음 트랜잭션 속에서 금액 왜곡 UPDATE 와 직전 SCN 을 정확히 지목</w:t>
             </w:r>
           </w:p>
         </w:tc>
@@ -5285,7 +5418,7 @@
                 <w:sz w:val="17"/>
                 <w:szCs w:val="17"/>
               </w:rPr>
-              <w:t xml:space="preserve">전략 비교·선택</w:t>
+              <w:t xml:space="preserve">Flashback 봉쇄 확인·경로 배제</w:t>
             </w:r>
           </w:p>
         </w:tc>
@@ -5312,7 +5445,7 @@
                 <w:sz w:val="17"/>
                 <w:szCs w:val="17"/>
               </w:rPr>
-              <w:t xml:space="preserve">5</w:t>
+              <w:t xml:space="preserve">3</w:t>
             </w:r>
           </w:p>
         </w:tc>
@@ -5339,7 +5472,7 @@
                 <w:sz w:val="17"/>
                 <w:szCs w:val="17"/>
               </w:rPr>
-              <w:t xml:space="preserve">Flashback vs 전체 PITR을 손실·다운타임으로 비교해 선택 근거 제시 (핵심)</w:t>
+              <w:t xml:space="preserve">FB off·UNDO 부족·recyclebin 부재를 확인하고 손쉬운 되돌리기 불가 판정</w:t>
             </w:r>
           </w:p>
         </w:tc>
@@ -5396,7 +5529,7 @@
                 <w:sz w:val="17"/>
                 <w:szCs w:val="17"/>
               </w:rPr>
-              <w:t xml:space="preserve">목표 시점 특정</w:t>
+              <w:t xml:space="preserve">표 시점복구 전략 선택</w:t>
             </w:r>
           </w:p>
         </w:tc>
@@ -5450,7 +5583,7 @@
                 <w:sz w:val="17"/>
                 <w:szCs w:val="17"/>
               </w:rPr>
-              <w:t xml:space="preserve">사고 직전 SCN/TIME 정확 산정(timestamp_to_scn·v$log_history 등)</w:t>
+              <w:t xml:space="preserve">전체 DB 롤백이 아니라 RECOVER TABLE(보조 인스턴스) 선택 근거</w:t>
             </w:r>
           </w:p>
         </w:tc>
@@ -5507,7 +5640,7 @@
                 <w:sz w:val="17"/>
                 <w:szCs w:val="17"/>
               </w:rPr>
-              <w:t xml:space="preserve">복구 수행</w:t>
+              <w:t xml:space="preserve">RECOVER TABLE … UNTIL SCN</w:t>
             </w:r>
           </w:p>
         </w:tc>
@@ -5534,7 +5667,7 @@
                 <w:sz w:val="17"/>
                 <w:szCs w:val="17"/>
               </w:rPr>
-              <w:t xml:space="preserve">5</w:t>
+              <w:t xml:space="preserve">6</w:t>
             </w:r>
           </w:p>
         </w:tc>
@@ -5561,7 +5694,7 @@
                 <w:sz w:val="17"/>
                 <w:szCs w:val="17"/>
               </w:rPr>
-              <w:t xml:space="preserve">선택 방법 정확 실행(FLASHBACK TABLE … TO SCN/BEFORE DROP 또는 PITR)</w:t>
+              <w:t xml:space="preserve">REMAP 로 스테이징 추출까지 정확 수행</w:t>
             </w:r>
           </w:p>
         </w:tc>
@@ -5618,7 +5751,7 @@
                 <w:sz w:val="17"/>
                 <w:szCs w:val="17"/>
               </w:rPr>
-              <w:t xml:space="preserve">RESETLOGS·후속</w:t>
+              <w:t xml:space="preserve">후행 정상 변경 보존·정정</w:t>
             </w:r>
           </w:p>
         </w:tc>
@@ -5645,7 +5778,7 @@
                 <w:sz w:val="17"/>
                 <w:szCs w:val="17"/>
               </w:rPr>
-              <w:t xml:space="preserve">3</w:t>
+              <w:t xml:space="preserve">4</w:t>
             </w:r>
           </w:p>
         </w:tc>
@@ -5672,7 +5805,7 @@
                 <w:sz w:val="17"/>
                 <w:szCs w:val="17"/>
               </w:rPr>
-              <w:t xml:space="preserve">PITR 시 OPEN RESETLOGS + 즉시 백업·incarnation 변경 인지</w:t>
+              <w:t xml:space="preserve">오염 행만 정정하고 이후 정당한 변경은 살림</w:t>
             </w:r>
           </w:p>
         </w:tc>
@@ -5756,7 +5889,7 @@
                 <w:sz w:val="17"/>
                 <w:szCs w:val="17"/>
               </w:rPr>
-              <w:t xml:space="preserve">3</w:t>
+              <w:t xml:space="preserve">2</w:t>
             </w:r>
           </w:p>
         </w:tc>
@@ -5783,118 +5916,7 @@
                 <w:sz w:val="17"/>
                 <w:szCs w:val="17"/>
               </w:rPr>
-              <w:t xml:space="preserve">목표 시점 데이터 복원 + 그 이후 손실 범위 명시</w:t>
-            </w:r>
-          </w:p>
-        </w:tc>
-      </w:tr>
-      <w:tr>
-        <w:tc>
-          <w:tcPr>
-            <w:tcW w:type="dxa" w:w="560"/>
-            <w:tcMar>
-              <w:top w:type="dxa" w:w="40"/>
-              <w:left w:type="dxa" w:w="70"/>
-              <w:bottom w:type="dxa" w:w="40"/>
-              <w:right w:type="dxa" w:w="70"/>
-            </w:tcMar>
-            <w:vAlign w:val="center"/>
-          </w:tcPr>
-          <w:p>
-            <w:pPr>
-              <w:spacing w:after="0" w:line="248"/>
-              <w:jc w:val="center"/>
-            </w:pPr>
-            <w:r>
-              <w:rPr>
-                <w:rFonts w:ascii="맑은 고딕" w:cs="맑은 고딕" w:eastAsia="맑은 고딕" w:hAnsi="맑은 고딕"/>
-                <w:b w:val="false"/>
-                <w:bCs w:val="false"/>
-                <w:sz w:val="17"/>
-                <w:szCs w:val="17"/>
-              </w:rPr>
-              <w:t xml:space="preserve">7</w:t>
-            </w:r>
-          </w:p>
-        </w:tc>
-        <w:tc>
-          <w:tcPr>
-            <w:tcW w:type="dxa" w:w="3260"/>
-            <w:tcMar>
-              <w:top w:type="dxa" w:w="40"/>
-              <w:left w:type="dxa" w:w="70"/>
-              <w:bottom w:type="dxa" w:w="40"/>
-              <w:right w:type="dxa" w:w="70"/>
-            </w:tcMar>
-            <w:vAlign w:val="center"/>
-          </w:tcPr>
-          <w:p>
-            <w:pPr>
-              <w:spacing w:after="0" w:line="248"/>
-            </w:pPr>
-            <w:r>
-              <w:rPr>
-                <w:rFonts w:ascii="맑은 고딕" w:cs="맑은 고딕" w:eastAsia="맑은 고딕" w:hAnsi="맑은 고딕"/>
-                <w:b w:val="false"/>
-                <w:bCs w:val="false"/>
-                <w:sz w:val="17"/>
-                <w:szCs w:val="17"/>
-              </w:rPr>
-              <w:t xml:space="preserve">부작용 인지</w:t>
-            </w:r>
-          </w:p>
-        </w:tc>
-        <w:tc>
-          <w:tcPr>
-            <w:tcW w:type="dxa" w:w="700"/>
-            <w:tcMar>
-              <w:top w:type="dxa" w:w="40"/>
-              <w:left w:type="dxa" w:w="70"/>
-              <w:bottom w:type="dxa" w:w="40"/>
-              <w:right w:type="dxa" w:w="70"/>
-            </w:tcMar>
-            <w:vAlign w:val="center"/>
-          </w:tcPr>
-          <w:p>
-            <w:pPr>
-              <w:spacing w:after="0" w:line="248"/>
-            </w:pPr>
-            <w:r>
-              <w:rPr>
-                <w:rFonts w:ascii="맑은 고딕" w:cs="맑은 고딕" w:eastAsia="맑은 고딕" w:hAnsi="맑은 고딕"/>
-                <w:b w:val="false"/>
-                <w:bCs w:val="false"/>
-                <w:sz w:val="17"/>
-                <w:szCs w:val="17"/>
-              </w:rPr>
-              <w:t xml:space="preserve">2</w:t>
-            </w:r>
-          </w:p>
-        </w:tc>
-        <w:tc>
-          <w:tcPr>
-            <w:tcW w:type="dxa" w:w="4500"/>
-            <w:tcMar>
-              <w:top w:type="dxa" w:w="40"/>
-              <w:left w:type="dxa" w:w="70"/>
-              <w:bottom w:type="dxa" w:w="40"/>
-              <w:right w:type="dxa" w:w="70"/>
-            </w:tcMar>
-            <w:vAlign w:val="center"/>
-          </w:tcPr>
-          <w:p>
-            <w:pPr>
-              <w:spacing w:after="0" w:line="248"/>
-            </w:pPr>
-            <w:r>
-              <w:rPr>
-                <w:rFonts w:ascii="맑은 고딕" w:cs="맑은 고딕" w:eastAsia="맑은 고딕" w:hAnsi="맑은 고딕"/>
-                <w:b w:val="false"/>
-                <w:bCs w:val="false"/>
-                <w:sz w:val="17"/>
-                <w:szCs w:val="17"/>
-              </w:rPr>
-              <w:t xml:space="preserve">되돌림이 다른 트랜잭션에 준 영향/재적용 필요 여부 판단</w:t>
+              <w:t xml:space="preserve">금액·건수 정합으로 왜곡 해소·정상 데이터 보존 확인</w:t>
             </w:r>
           </w:p>
         </w:tc>
@@ -5928,7 +5950,7 @@
           <w:sz w:val="19"/>
           <w:szCs w:val="19"/>
         </w:rPr>
-        <w:t xml:space="preserve">① 단일 표 사고인데 전체 PITR로 전 DB를 되돌림(−2)  ② ROW MOVEMENT 미활성 상태로 FLASHBACK TABLE 실패  ③ 목표 시점을 사고 이후로 잡아 오류 데이터 재현.</w:t>
+        <w:t xml:space="preserve">① 오염 SCN 을 못 찾고 감으로 시점 지정  ② 단일 표 사고에 전체 DB PITR 남용(−)  ③ RECOVER TABLE 로 덮어써 후행 정상 변경까지 소실  ④ Flashback 이 될 거라 가정하고 시간 낭비.</w:t>
       </w:r>
     </w:p>
     <w:p>
@@ -5950,7 +5972,7 @@
           <w:sz w:val="30"/>
           <w:szCs w:val="30"/>
         </w:rPr>
-        <w:t xml:space="preserve">6. [조별 1] 복합 장애 — CURRENT 리두로그 + 컨트롤파일 상실 (+ 블록 손상) · 30점</w:t>
+        <w:t xml:space="preserve">6. [조별 1] 다중 동시 장애 — 리두+컨트롤파일+손상백업+갭+SYSTEM 블록 · 30점</w:t>
       </w:r>
     </w:p>
     <w:p>
@@ -5981,7 +6003,7 @@
           <w:sz w:val="19"/>
           <w:szCs w:val="19"/>
         </w:rPr>
-        <w:t xml:space="preserve">불완전복구 불가피(+ 국소 블록). CURRENT redo 전멤버 상실 = 미반영 커밋 손실 → RESETLOGS. 오픈 후 발견된 블록 손상은 온라인 BMR. (6·11·12·16장)</w:t>
+        <w:t xml:space="preserve">불완전복구(+제약 다수). CURRENT 리두·컨트롤파일 상실에 더해, 최신 백업피스 손상·아카이브 갭·SYSTEM 블록 손상이 겹친다. 최신 복원이 실패하므로 손상 백업을 배제하고, 갭 직전까지만 복구해 RESETLOGS 한 뒤 SYSTEM 블록을 온라인 BMR 한다. (6·11·12·16장)</w:t>
       </w:r>
     </w:p>
     <w:p>
@@ -5998,7 +6020,53 @@
           <w:sz w:val="25"/>
           <w:szCs w:val="25"/>
         </w:rPr>
-        <w:t xml:space="preserve">개요 / 사전 준비</w:t>
+        <w:t xml:space="preserve">장애 주입 (강사 전용 · 학생 비공개)</w:t>
+      </w:r>
+    </w:p>
+    <w:p>
+      <w:pPr>
+        <w:pBdr>
+          <w:top w:val="single" w:color="BBBBBB" w:sz="4"/>
+          <w:left w:val="single" w:color="BBBBBB" w:sz="4"/>
+          <w:bottom w:val="single" w:color="BBBBBB" w:sz="4"/>
+          <w:right w:val="single" w:color="BBBBBB" w:sz="4"/>
+        </w:pBdr>
+        <w:shd w:fill="FCEFD8" w:val="clear"/>
+        <w:spacing w:after="100" w:before="60" w:line="264"/>
+      </w:pPr>
+      <w:r>
+        <w:rPr>
+          <w:rFonts w:ascii="맑은 고딕" w:cs="맑은 고딕" w:eastAsia="맑은 고딕" w:hAnsi="맑은 고딕"/>
+          <w:b/>
+          <w:bCs/>
+          <w:color w:val="1F3864"/>
+          <w:sz w:val="19"/>
+          <w:szCs w:val="19"/>
+        </w:rPr>
+        <w:t xml:space="preserve">주입 방법  </w:t>
+      </w:r>
+      <w:r>
+        <w:rPr>
+          <w:rFonts w:ascii="맑은 고딕" w:cs="맑은 고딕" w:eastAsia="맑은 고딕" w:hAnsi="맑은 고딕"/>
+          <w:sz w:val="19"/>
+          <w:szCs w:val="19"/>
+        </w:rPr>
+        <w:t xml:space="preserve">강사 콘솔에서  SNAP_TAKEN=YES ./강사용_장애주입/fault_t1_multi.sh  실행. 내용·명령은 학생에게 공개하지 않는다. 학생에게는 헤더의 '학생 안내(구두)' 한 줄만 전달한다.</w:t>
+      </w:r>
+    </w:p>
+    <w:p>
+      <w:pPr>
+        <w:spacing w:after="40" w:before="0" w:line="276"/>
+      </w:pPr>
+      <w:r>
+        <w:rPr>
+          <w:rFonts w:ascii="맑은 고딕" w:cs="맑은 고딕" w:eastAsia="맑은 고딕" w:hAnsi="맑은 고딕"/>
+          <w:b/>
+          <w:bCs/>
+          <w:sz w:val="20"/>
+          <w:szCs w:val="20"/>
+        </w:rPr>
+        <w:t xml:space="preserve">이 스크립트가 주입하는 장애(강사 참고):</w:t>
       </w:r>
     </w:p>
     <w:p>
@@ -6016,7 +6084,7 @@
           <w:sz w:val="20"/>
           <w:szCs w:val="20"/>
         </w:rPr>
-        <w:t xml:space="preserve">컨트롤파일 자동백업 ON, 최근 RMAN 백업+아카이브. redo 그룹 구성·CURRENT 그룹 번호 파악(v$log).</w:t>
+        <w:t xml:space="preserve">미반영 트랜잭션(dr_marker 200행) 생성 — 불완전복구로 일부만 손실.</w:t>
       </w:r>
     </w:p>
     <w:p>
@@ -6034,7 +6102,61 @@
           <w:sz w:val="20"/>
           <w:szCs w:val="20"/>
         </w:rPr>
-        <w:t xml:space="preserve">역할 분담: 진단자(범위 판정) · 실행자(복원/복구) · 검증자(정합성·재백업).</w:t>
+        <w:t xml:space="preserve">CURRENT 리두 그룹 전 멤버 + 모든 컨트롤파일 삭제.</w:t>
+      </w:r>
+    </w:p>
+    <w:p>
+      <w:pPr>
+        <w:pStyle w:val="ListParagraph"/>
+        <w:numPr>
+          <w:ilvl w:val="0"/>
+          <w:numId w:val="2"/>
+        </w:numPr>
+        <w:spacing w:after="80" w:before="0" w:line="276"/>
+      </w:pPr>
+      <w:r>
+        <w:rPr>
+          <w:rFonts w:ascii="맑은 고딕" w:cs="맑은 고딕" w:eastAsia="맑은 고딕" w:hAnsi="맑은 고딕"/>
+          <w:sz w:val="20"/>
+          <w:szCs w:val="20"/>
+        </w:rPr>
+        <w:t xml:space="preserve">최근 아카이브 1개 삭제(복구 갭 → 여기까지만 가능).</w:t>
+      </w:r>
+    </w:p>
+    <w:p>
+      <w:pPr>
+        <w:pStyle w:val="ListParagraph"/>
+        <w:numPr>
+          <w:ilvl w:val="0"/>
+          <w:numId w:val="2"/>
+        </w:numPr>
+        <w:spacing w:after="80" w:before="0" w:line="276"/>
+      </w:pPr>
+      <w:r>
+        <w:rPr>
+          <w:rFonts w:ascii="맑은 고딕" w:cs="맑은 고딕" w:eastAsia="맑은 고딕" w:hAnsi="맑은 고딕"/>
+          <w:sz w:val="20"/>
+          <w:szCs w:val="20"/>
+        </w:rPr>
+        <w:t xml:space="preserve">최신 백업피스 1개 손상(최신 세트 복원 실패 → CROSSCHECK/대체 복원 유도).</w:t>
+      </w:r>
+    </w:p>
+    <w:p>
+      <w:pPr>
+        <w:pStyle w:val="ListParagraph"/>
+        <w:numPr>
+          <w:ilvl w:val="0"/>
+          <w:numId w:val="2"/>
+        </w:numPr>
+        <w:spacing w:after="80" w:before="0" w:line="276"/>
+      </w:pPr>
+      <w:r>
+        <w:rPr>
+          <w:rFonts w:ascii="맑은 고딕" w:cs="맑은 고딕" w:eastAsia="맑은 고딕" w:hAnsi="맑은 고딕"/>
+          <w:sz w:val="20"/>
+          <w:szCs w:val="20"/>
+        </w:rPr>
+        <w:t xml:space="preserve">SYSTEM 데이터파일 블록 손상(오픈 후 VALIDATE 로 발견) 후 SHUTDOWN ABORT.</w:t>
       </w:r>
     </w:p>
     <w:p>
@@ -6051,7 +6173,7 @@
           <w:sz w:val="25"/>
           <w:szCs w:val="25"/>
         </w:rPr>
-        <w:t xml:space="preserve">장애 유발</w:t>
+        <w:t xml:space="preserve">모범 복구 절차</w:t>
       </w:r>
     </w:p>
     <w:p>
@@ -6069,7 +6191,7 @@
           <w:sz w:val="17"/>
           <w:szCs w:val="17"/>
         </w:rPr>
-        <w:t xml:space="preserve">-- 1) CURRENT 그룹 확인 후 전 멤버 + 컨트롤파일 제거</w:t>
+        <w:t xml:space="preserve">-- 1) 컨트롤파일 복원</w:t>
       </w:r>
     </w:p>
     <w:p>
@@ -6087,7 +6209,7 @@
           <w:sz w:val="17"/>
           <w:szCs w:val="17"/>
         </w:rPr>
-        <w:t xml:space="preserve">SQL&gt; SELECT group#, status FROM v$log;            -- CURRENT 그룹 식별</w:t>
+        <w:t xml:space="preserve">RMAN&gt; SET DBID &lt;dbid&gt;; STARTUP NOMOUNT;</w:t>
       </w:r>
     </w:p>
     <w:p>
@@ -6105,7 +6227,7 @@
           <w:sz w:val="17"/>
           <w:szCs w:val="17"/>
         </w:rPr>
-        <w:t xml:space="preserve">$ rm /u01/app/oracle/oradata/orcl/redo03*.log     -- CURRENT 그룹 전 멤버</w:t>
+        <w:t xml:space="preserve">RMAN&gt; RESTORE CONTROLFILE FROM AUTOBACKUP; ALTER DATABASE MOUNT;</w:t>
       </w:r>
     </w:p>
     <w:p>
@@ -6123,7 +6245,7 @@
           <w:sz w:val="17"/>
           <w:szCs w:val="17"/>
         </w:rPr>
-        <w:t xml:space="preserve">$ rm /u01/app/oracle/oradata/orcl/control01.ctl  /u01/app/oracle/.../control02.ctl</w:t>
+        <w:t xml:space="preserve">-- 2) 손상 백업 탐지·배제(최신 복원 실패의 원인)</w:t>
       </w:r>
     </w:p>
     <w:p>
@@ -6141,7 +6263,7 @@
           <w:sz w:val="17"/>
           <w:szCs w:val="17"/>
         </w:rPr>
-        <w:t xml:space="preserve">SQL&gt; SHUTDOWN ABORT;</w:t>
+        <w:t xml:space="preserve">RMAN&gt; CROSSCHECK BACKUP; VALIDATE BACKUPSET ALL;</w:t>
       </w:r>
     </w:p>
     <w:p>
@@ -6159,7 +6281,151 @@
           <w:sz w:val="17"/>
           <w:szCs w:val="17"/>
         </w:rPr>
-        <w:t xml:space="preserve">-- 2) (2차 장애) 복구·오픈 후 특정 블록 오손</w:t>
+        <w:t xml:space="preserve">RMAN&gt; CHANGE BACKUPPIECE '&lt;corrupt_handle&gt;' UNAVAILABLE;   -- 이전 백업으로 fallback</w:t>
+      </w:r>
+    </w:p>
+    <w:p>
+      <w:pPr>
+        <w:pBdr>
+          <w:left w:val="single" w:color="C0392B" w:sz="18" w:space="8"/>
+        </w:pBdr>
+        <w:shd w:fill="F4F4F4" w:val="clear"/>
+        <w:spacing w:after="0" w:before="0" w:line="240"/>
+      </w:pPr>
+      <w:r>
+        <w:rPr>
+          <w:rFonts w:ascii="Consolas" w:cs="Consolas" w:eastAsia="Consolas" w:hAnsi="Consolas"/>
+          <w:color w:val="222222"/>
+          <w:sz w:val="17"/>
+          <w:szCs w:val="17"/>
+        </w:rPr>
+        <w:t xml:space="preserve">-- 3) 아카이브 갭 → 갭 직전 SEQUENCE 까지만 불완전복구</w:t>
+      </w:r>
+    </w:p>
+    <w:p>
+      <w:pPr>
+        <w:pBdr>
+          <w:left w:val="single" w:color="C0392B" w:sz="18" w:space="8"/>
+        </w:pBdr>
+        <w:shd w:fill="F4F4F4" w:val="clear"/>
+        <w:spacing w:after="0" w:before="0" w:line="240"/>
+      </w:pPr>
+      <w:r>
+        <w:rPr>
+          <w:rFonts w:ascii="Consolas" w:cs="Consolas" w:eastAsia="Consolas" w:hAnsi="Consolas"/>
+          <w:color w:val="222222"/>
+          <w:sz w:val="17"/>
+          <w:szCs w:val="17"/>
+        </w:rPr>
+        <w:t xml:space="preserve">RMAN&gt; RUN { SET UNTIL SEQUENCE &lt;gap_seq&gt; THREAD 1; RESTORE DATABASE; RECOVER DATABASE; }</w:t>
+      </w:r>
+    </w:p>
+    <w:p>
+      <w:pPr>
+        <w:pBdr>
+          <w:left w:val="single" w:color="C0392B" w:sz="18" w:space="8"/>
+        </w:pBdr>
+        <w:shd w:fill="F4F4F4" w:val="clear"/>
+        <w:spacing w:after="0" w:before="0" w:line="240"/>
+      </w:pPr>
+      <w:r>
+        <w:rPr>
+          <w:rFonts w:ascii="Consolas" w:cs="Consolas" w:eastAsia="Consolas" w:hAnsi="Consolas"/>
+          <w:color w:val="222222"/>
+          <w:sz w:val="17"/>
+          <w:szCs w:val="17"/>
+        </w:rPr>
+        <w:t xml:space="preserve">RMAN&gt; ALTER DATABASE OPEN RESETLOGS;</w:t>
+      </w:r>
+    </w:p>
+    <w:p>
+      <w:pPr>
+        <w:pBdr>
+          <w:left w:val="single" w:color="C0392B" w:sz="18" w:space="8"/>
+        </w:pBdr>
+        <w:shd w:fill="F4F4F4" w:val="clear"/>
+        <w:spacing w:after="0" w:before="0" w:line="240"/>
+      </w:pPr>
+      <w:r>
+        <w:rPr>
+          <w:rFonts w:ascii="Consolas" w:cs="Consolas" w:eastAsia="Consolas" w:hAnsi="Consolas"/>
+          <w:color w:val="222222"/>
+          <w:sz w:val="17"/>
+          <w:szCs w:val="17"/>
+        </w:rPr>
+        <w:t xml:space="preserve">-- (과거 RESETLOGS 충돌 시) LIST INCARNATION; RESET DATABASE TO INCARNATION n;</w:t>
+      </w:r>
+    </w:p>
+    <w:p>
+      <w:pPr>
+        <w:pBdr>
+          <w:left w:val="single" w:color="C0392B" w:sz="18" w:space="8"/>
+        </w:pBdr>
+        <w:shd w:fill="F4F4F4" w:val="clear"/>
+        <w:spacing w:after="0" w:before="0" w:line="240"/>
+      </w:pPr>
+      <w:r>
+        <w:rPr>
+          <w:rFonts w:ascii="Consolas" w:cs="Consolas" w:eastAsia="Consolas" w:hAnsi="Consolas"/>
+          <w:color w:val="222222"/>
+          <w:sz w:val="17"/>
+          <w:szCs w:val="17"/>
+        </w:rPr>
+        <w:t xml:space="preserve">-- 4) 오픈 후 SYSTEM 블록 손상 → 온라인 BMR</w:t>
+      </w:r>
+    </w:p>
+    <w:p>
+      <w:pPr>
+        <w:pBdr>
+          <w:left w:val="single" w:color="C0392B" w:sz="18" w:space="8"/>
+        </w:pBdr>
+        <w:shd w:fill="F4F4F4" w:val="clear"/>
+        <w:spacing w:after="0" w:before="0" w:line="240"/>
+      </w:pPr>
+      <w:r>
+        <w:rPr>
+          <w:rFonts w:ascii="Consolas" w:cs="Consolas" w:eastAsia="Consolas" w:hAnsi="Consolas"/>
+          <w:color w:val="222222"/>
+          <w:sz w:val="17"/>
+          <w:szCs w:val="17"/>
+        </w:rPr>
+        <w:t xml:space="preserve">RMAN&gt; VALIDATE DATAFILE 1;</w:t>
+      </w:r>
+    </w:p>
+    <w:p>
+      <w:pPr>
+        <w:pBdr>
+          <w:left w:val="single" w:color="C0392B" w:sz="18" w:space="8"/>
+        </w:pBdr>
+        <w:shd w:fill="F4F4F4" w:val="clear"/>
+        <w:spacing w:after="0" w:before="0" w:line="240"/>
+      </w:pPr>
+      <w:r>
+        <w:rPr>
+          <w:rFonts w:ascii="Consolas" w:cs="Consolas" w:eastAsia="Consolas" w:hAnsi="Consolas"/>
+          <w:color w:val="222222"/>
+          <w:sz w:val="17"/>
+          <w:szCs w:val="17"/>
+        </w:rPr>
+        <w:t xml:space="preserve">RMAN&gt; RECOVER DATAFILE 1 BLOCK &lt;b&gt;;     -- 또는 RECOVER CORRUPTION LIST;</w:t>
+      </w:r>
+    </w:p>
+    <w:p>
+      <w:pPr>
+        <w:pBdr>
+          <w:left w:val="single" w:color="C0392B" w:sz="18" w:space="8"/>
+        </w:pBdr>
+        <w:shd w:fill="F4F4F4" w:val="clear"/>
+        <w:spacing w:after="0" w:before="0" w:line="240"/>
+      </w:pPr>
+      <w:r>
+        <w:rPr>
+          <w:rFonts w:ascii="Consolas" w:cs="Consolas" w:eastAsia="Consolas" w:hAnsi="Consolas"/>
+          <w:color w:val="222222"/>
+          <w:sz w:val="17"/>
+          <w:szCs w:val="17"/>
+        </w:rPr>
+        <w:t xml:space="preserve">-- 5) 재백업(RESETLOGS 직후 필수)</w:t>
       </w:r>
     </w:p>
     <w:p>
@@ -6177,7 +6443,7 @@
           <w:sz w:val="17"/>
           <w:szCs w:val="17"/>
         </w:rPr>
-        <w:t xml:space="preserve">$ dd if=/dev/zero of=/u01/app/oracle/oradata/orcl/users01.dbf bs=8192 seek=520 count=1 conv=notrunc</w:t>
+        <w:t xml:space="preserve">RMAN&gt; BACKUP DATABASE PLUS ARCHIVELOG;</w:t>
       </w:r>
     </w:p>
     <w:p>
@@ -6194,7 +6460,7 @@
           <w:sz w:val="25"/>
           <w:szCs w:val="25"/>
         </w:rPr>
-        <w:t xml:space="preserve">모범 복구 절차</w:t>
+        <w:t xml:space="preserve">검증</w:t>
       </w:r>
     </w:p>
     <w:p>
@@ -6212,7 +6478,7 @@
           <w:sz w:val="17"/>
           <w:szCs w:val="17"/>
         </w:rPr>
-        <w:t xml:space="preserve">-- 1) 컨트롤파일 복원</w:t>
+        <w:t xml:space="preserve">SQL&gt; SELECT open_mode FROM v$database;</w:t>
       </w:r>
     </w:p>
     <w:p>
@@ -6230,7 +6496,7 @@
           <w:sz w:val="17"/>
           <w:szCs w:val="17"/>
         </w:rPr>
-        <w:t xml:space="preserve">RMAN&gt; STARTUP NOMOUNT;</w:t>
+        <w:t xml:space="preserve">SQL&gt; SELECT incarnation#, status, resetlogs_change# FROM v$database_incarnation;</w:t>
       </w:r>
     </w:p>
     <w:p>
@@ -6248,187 +6514,7 @@
           <w:sz w:val="17"/>
           <w:szCs w:val="17"/>
         </w:rPr>
-        <w:t xml:space="preserve">RMAN&gt; RESTORE CONTROLFILE FROM AUTOBACKUP;         -- (카탈로그/무카탈로그 시 SET DBID)</w:t>
-      </w:r>
-    </w:p>
-    <w:p>
-      <w:pPr>
-        <w:pBdr>
-          <w:left w:val="single" w:color="C0392B" w:sz="18" w:space="8"/>
-        </w:pBdr>
-        <w:shd w:fill="F4F4F4" w:val="clear"/>
-        <w:spacing w:after="0" w:before="0" w:line="240"/>
-      </w:pPr>
-      <w:r>
-        <w:rPr>
-          <w:rFonts w:ascii="Consolas" w:cs="Consolas" w:eastAsia="Consolas" w:hAnsi="Consolas"/>
-          <w:color w:val="222222"/>
-          <w:sz w:val="17"/>
-          <w:szCs w:val="17"/>
-        </w:rPr>
-        <w:t xml:space="preserve">RMAN&gt; ALTER DATABASE MOUNT;</w:t>
-      </w:r>
-    </w:p>
-    <w:p>
-      <w:pPr>
-        <w:pBdr>
-          <w:left w:val="single" w:color="C0392B" w:sz="18" w:space="8"/>
-        </w:pBdr>
-        <w:shd w:fill="F4F4F4" w:val="clear"/>
-        <w:spacing w:after="0" w:before="0" w:line="240"/>
-      </w:pPr>
-      <w:r>
-        <w:rPr>
-          <w:rFonts w:ascii="Consolas" w:cs="Consolas" w:eastAsia="Consolas" w:hAnsi="Consolas"/>
-          <w:color w:val="222222"/>
-          <w:sz w:val="17"/>
-          <w:szCs w:val="17"/>
-        </w:rPr>
-        <w:t xml:space="preserve">-- 2) CURRENT redo 상실 → 불완전복구(사용 가능한 마지막 SEQUENCE까지)</w:t>
-      </w:r>
-    </w:p>
-    <w:p>
-      <w:pPr>
-        <w:pBdr>
-          <w:left w:val="single" w:color="C0392B" w:sz="18" w:space="8"/>
-        </w:pBdr>
-        <w:shd w:fill="F4F4F4" w:val="clear"/>
-        <w:spacing w:after="0" w:before="0" w:line="240"/>
-      </w:pPr>
-      <w:r>
-        <w:rPr>
-          <w:rFonts w:ascii="Consolas" w:cs="Consolas" w:eastAsia="Consolas" w:hAnsi="Consolas"/>
-          <w:color w:val="222222"/>
-          <w:sz w:val="17"/>
-          <w:szCs w:val="17"/>
-        </w:rPr>
-        <w:t xml:space="preserve">RMAN&gt; RUN { SET UNTIL SEQUENCE &lt;lost_seq&gt; THREAD 1;</w:t>
-      </w:r>
-    </w:p>
-    <w:p>
-      <w:pPr>
-        <w:pBdr>
-          <w:left w:val="single" w:color="C0392B" w:sz="18" w:space="8"/>
-        </w:pBdr>
-        <w:shd w:fill="F4F4F4" w:val="clear"/>
-        <w:spacing w:after="0" w:before="0" w:line="240"/>
-      </w:pPr>
-      <w:r>
-        <w:rPr>
-          <w:rFonts w:ascii="Consolas" w:cs="Consolas" w:eastAsia="Consolas" w:hAnsi="Consolas"/>
-          <w:color w:val="222222"/>
-          <w:sz w:val="17"/>
-          <w:szCs w:val="17"/>
-        </w:rPr>
-        <w:t xml:space="preserve">           RESTORE DATABASE; RECOVER DATABASE; }</w:t>
-      </w:r>
-    </w:p>
-    <w:p>
-      <w:pPr>
-        <w:pBdr>
-          <w:left w:val="single" w:color="C0392B" w:sz="18" w:space="8"/>
-        </w:pBdr>
-        <w:shd w:fill="F4F4F4" w:val="clear"/>
-        <w:spacing w:after="0" w:before="0" w:line="240"/>
-      </w:pPr>
-      <w:r>
-        <w:rPr>
-          <w:rFonts w:ascii="Consolas" w:cs="Consolas" w:eastAsia="Consolas" w:hAnsi="Consolas"/>
-          <w:color w:val="222222"/>
-          <w:sz w:val="17"/>
-          <w:szCs w:val="17"/>
-        </w:rPr>
-        <w:t xml:space="preserve">RMAN&gt; ALTER DATABASE OPEN RESETLOGS;</w:t>
-      </w:r>
-    </w:p>
-    <w:p>
-      <w:pPr>
-        <w:pBdr>
-          <w:left w:val="single" w:color="C0392B" w:sz="18" w:space="8"/>
-        </w:pBdr>
-        <w:shd w:fill="F4F4F4" w:val="clear"/>
-        <w:spacing w:after="0" w:before="0" w:line="240"/>
-      </w:pPr>
-      <w:r>
-        <w:rPr>
-          <w:rFonts w:ascii="Consolas" w:cs="Consolas" w:eastAsia="Consolas" w:hAnsi="Consolas"/>
-          <w:color w:val="222222"/>
-          <w:sz w:val="17"/>
-          <w:szCs w:val="17"/>
-        </w:rPr>
-        <w:t xml:space="preserve">-- (SQL*Plus 대안) RECOVER DATABASE USING BACKUP CONTROLFILE UNTIL CANCEL; → CANCEL → OPEN RESETLOGS</w:t>
-      </w:r>
-    </w:p>
-    <w:p>
-      <w:pPr>
-        <w:pBdr>
-          <w:left w:val="single" w:color="C0392B" w:sz="18" w:space="8"/>
-        </w:pBdr>
-        <w:shd w:fill="F4F4F4" w:val="clear"/>
-        <w:spacing w:after="0" w:before="0" w:line="240"/>
-      </w:pPr>
-      <w:r>
-        <w:rPr>
-          <w:rFonts w:ascii="Consolas" w:cs="Consolas" w:eastAsia="Consolas" w:hAnsi="Consolas"/>
-          <w:color w:val="222222"/>
-          <w:sz w:val="17"/>
-          <w:szCs w:val="17"/>
-        </w:rPr>
-        <w:t xml:space="preserve"> </w:t>
-      </w:r>
-    </w:p>
-    <w:p>
-      <w:pPr>
-        <w:pBdr>
-          <w:left w:val="single" w:color="C0392B" w:sz="18" w:space="8"/>
-        </w:pBdr>
-        <w:shd w:fill="F4F4F4" w:val="clear"/>
-        <w:spacing w:after="0" w:before="0" w:line="240"/>
-      </w:pPr>
-      <w:r>
-        <w:rPr>
-          <w:rFonts w:ascii="Consolas" w:cs="Consolas" w:eastAsia="Consolas" w:hAnsi="Consolas"/>
-          <w:color w:val="222222"/>
-          <w:sz w:val="17"/>
-          <w:szCs w:val="17"/>
-        </w:rPr>
-        <w:t xml:space="preserve">-- 3) 블록 손상: 탐지 → 온라인 BMR (DB OPEN 유지)</w:t>
-      </w:r>
-    </w:p>
-    <w:p>
-      <w:pPr>
-        <w:pBdr>
-          <w:left w:val="single" w:color="C0392B" w:sz="18" w:space="8"/>
-        </w:pBdr>
-        <w:shd w:fill="F4F4F4" w:val="clear"/>
-        <w:spacing w:after="0" w:before="0" w:line="240"/>
-      </w:pPr>
-      <w:r>
-        <w:rPr>
-          <w:rFonts w:ascii="Consolas" w:cs="Consolas" w:eastAsia="Consolas" w:hAnsi="Consolas"/>
-          <w:color w:val="222222"/>
-          <w:sz w:val="17"/>
-          <w:szCs w:val="17"/>
-        </w:rPr>
-        <w:t xml:space="preserve">RMAN&gt; VALIDATE DATABASE;    (또는 BACKUP VALIDATE CHECK LOGICAL DATABASE)</w:t>
-      </w:r>
-    </w:p>
-    <w:p>
-      <w:pPr>
-        <w:pBdr>
-          <w:left w:val="single" w:color="C0392B" w:sz="18" w:space="8"/>
-        </w:pBdr>
-        <w:shd w:fill="F4F4F4" w:val="clear"/>
-        <w:spacing w:after="0" w:before="0" w:line="240"/>
-      </w:pPr>
-      <w:r>
-        <w:rPr>
-          <w:rFonts w:ascii="Consolas" w:cs="Consolas" w:eastAsia="Consolas" w:hAnsi="Consolas"/>
-          <w:color w:val="222222"/>
-          <w:sz w:val="17"/>
-          <w:szCs w:val="17"/>
-        </w:rPr>
-        <w:t xml:space="preserve">SQL&gt;  SELECT file#, block#, blocks FROM v$database_block_corruption;</w:t>
+        <w:t xml:space="preserve">SQL&gt; SELECT COUNT(*) FROM v$database_block_corruption;      -- 0</w:t>
       </w:r>
     </w:p>
     <w:p>
@@ -6446,96 +6532,7 @@
           <w:sz w:val="17"/>
           <w:szCs w:val="17"/>
         </w:rPr>
-        <w:t xml:space="preserve">RMAN&gt; RECOVER CORRUPTION LIST;     (또는 RECOVER DATAFILE 4 BLOCK 520;)</w:t>
-      </w:r>
-    </w:p>
-    <w:p>
-      <w:pPr>
-        <w:pStyle w:val="Heading2"/>
-        <w:spacing w:after="110" w:before="180"/>
-      </w:pPr>
-      <w:r>
-        <w:rPr>
-          <w:rFonts w:ascii="맑은 고딕" w:cs="맑은 고딕" w:eastAsia="맑은 고딕" w:hAnsi="맑은 고딕"/>
-          <w:b/>
-          <w:bCs/>
-          <w:color w:val="C0392B"/>
-          <w:sz w:val="25"/>
-          <w:szCs w:val="25"/>
-        </w:rPr>
-        <w:t xml:space="preserve">검증</w:t>
-      </w:r>
-    </w:p>
-    <w:p>
-      <w:pPr>
-        <w:pBdr>
-          <w:left w:val="single" w:color="C0392B" w:sz="18" w:space="8"/>
-        </w:pBdr>
-        <w:shd w:fill="F4F4F4" w:val="clear"/>
-        <w:spacing w:after="0" w:before="40" w:line="240"/>
-      </w:pPr>
-      <w:r>
-        <w:rPr>
-          <w:rFonts w:ascii="Consolas" w:cs="Consolas" w:eastAsia="Consolas" w:hAnsi="Consolas"/>
-          <w:color w:val="222222"/>
-          <w:sz w:val="17"/>
-          <w:szCs w:val="17"/>
-        </w:rPr>
-        <w:t xml:space="preserve">SQL&gt; SELECT open_mode FROM v$database;</w:t>
-      </w:r>
-    </w:p>
-    <w:p>
-      <w:pPr>
-        <w:pBdr>
-          <w:left w:val="single" w:color="C0392B" w:sz="18" w:space="8"/>
-        </w:pBdr>
-        <w:shd w:fill="F4F4F4" w:val="clear"/>
-        <w:spacing w:after="0" w:before="0" w:line="240"/>
-      </w:pPr>
-      <w:r>
-        <w:rPr>
-          <w:rFonts w:ascii="Consolas" w:cs="Consolas" w:eastAsia="Consolas" w:hAnsi="Consolas"/>
-          <w:color w:val="222222"/>
-          <w:sz w:val="17"/>
-          <w:szCs w:val="17"/>
-        </w:rPr>
-        <w:t xml:space="preserve">SQL&gt; SELECT incarnation#, status, resetlogs_change# FROM v$database_incarnation;</w:t>
-      </w:r>
-    </w:p>
-    <w:p>
-      <w:pPr>
-        <w:pBdr>
-          <w:left w:val="single" w:color="C0392B" w:sz="18" w:space="8"/>
-        </w:pBdr>
-        <w:shd w:fill="F4F4F4" w:val="clear"/>
-        <w:spacing w:after="0" w:before="0" w:line="240"/>
-      </w:pPr>
-      <w:r>
-        <w:rPr>
-          <w:rFonts w:ascii="Consolas" w:cs="Consolas" w:eastAsia="Consolas" w:hAnsi="Consolas"/>
-          <w:color w:val="222222"/>
-          <w:sz w:val="17"/>
-          <w:szCs w:val="17"/>
-        </w:rPr>
-        <w:t xml:space="preserve">SQL&gt; SELECT COUNT(*) FROM v$database_block_corruption;   -- 0</w:t>
-      </w:r>
-    </w:p>
-    <w:p>
-      <w:pPr>
-        <w:pBdr>
-          <w:left w:val="single" w:color="C0392B" w:sz="18" w:space="8"/>
-        </w:pBdr>
-        <w:shd w:fill="F4F4F4" w:val="clear"/>
-        <w:spacing w:after="100" w:before="0" w:line="240"/>
-      </w:pPr>
-      <w:r>
-        <w:rPr>
-          <w:rFonts w:ascii="Consolas" w:cs="Consolas" w:eastAsia="Consolas" w:hAnsi="Consolas"/>
-          <w:color w:val="222222"/>
-          <w:sz w:val="17"/>
-          <w:szCs w:val="17"/>
-        </w:rPr>
-        <w:t xml:space="preserve">RMAN&gt; BACKUP DATABASE PLUS ARCHIVELOG;                   -- RESETLOGS 직후 재백업</w:t>
+        <w:t xml:space="preserve">SQL&gt; SELECT COUNT(*) FROM sqlt.dr_marker;   -- 손실 범위(갭 이후 일부 미반영) 설명 가능</w:t>
       </w:r>
     </w:p>
     <w:p>
@@ -6750,7 +6747,7 @@
                 <w:sz w:val="17"/>
                 <w:szCs w:val="17"/>
               </w:rPr>
-              <w:t xml:space="preserve">장애 범위 진단</w:t>
+              <w:t xml:space="preserve">다중 장애 범위·손실 판정</w:t>
             </w:r>
           </w:p>
         </w:tc>
@@ -6804,7 +6801,7 @@
                 <w:sz w:val="17"/>
                 <w:szCs w:val="17"/>
               </w:rPr>
-              <w:t xml:space="preserve">redo/컨트롤파일/블록 각각 식별, 손실 여부 판정</w:t>
+              <w:t xml:space="preserve">리두/컨트롤파일/백업/갭/SYSTEM 각각 식별, 손실 불가피 인식</w:t>
             </w:r>
           </w:p>
         </w:tc>
@@ -6861,7 +6858,7 @@
                 <w:sz w:val="17"/>
                 <w:szCs w:val="17"/>
               </w:rPr>
-              <w:t xml:space="preserve">복구 유형 판정</w:t>
+              <w:t xml:space="preserve">컨트롤파일 복원·MOUNT</w:t>
             </w:r>
           </w:p>
         </w:tc>
@@ -6915,7 +6912,7 @@
                 <w:sz w:val="17"/>
                 <w:szCs w:val="17"/>
               </w:rPr>
-              <w:t xml:space="preserve">'CURRENT redo 상실 = 불완전복구 불가피' 인식 (완전복구 시도 시 감점)</w:t>
+              <w:t xml:space="preserve">SET DBID → RESTORE CONTROLFILE FROM AUTOBACKUP → MOUNT</w:t>
             </w:r>
           </w:p>
         </w:tc>
@@ -6972,7 +6969,7 @@
                 <w:sz w:val="17"/>
                 <w:szCs w:val="17"/>
               </w:rPr>
-              <w:t xml:space="preserve">컨트롤파일 복원</w:t>
+              <w:t xml:space="preserve">손상 백업 탐지·배제</w:t>
             </w:r>
           </w:p>
         </w:tc>
@@ -7026,7 +7023,7 @@
                 <w:sz w:val="17"/>
                 <w:szCs w:val="17"/>
               </w:rPr>
-              <w:t xml:space="preserve">RESTORE CONTROLFILE FROM AUTOBACKUP → MOUNT (DBID/카탈로그 활용)</w:t>
+              <w:t xml:space="preserve">CROSSCHECK/VALIDATE BACKUPSET → UNAVAILABLE, 대체 백업으로 복원</w:t>
             </w:r>
           </w:p>
         </w:tc>
@@ -7083,7 +7080,7 @@
                 <w:sz w:val="17"/>
                 <w:szCs w:val="17"/>
               </w:rPr>
-              <w:t xml:space="preserve">불완전복구·RESETLOGS</w:t>
+              <w:t xml:space="preserve">아카이브 갭 인지·갭까지 복구</w:t>
             </w:r>
           </w:p>
         </w:tc>
@@ -7110,7 +7107,7 @@
                 <w:sz w:val="17"/>
                 <w:szCs w:val="17"/>
               </w:rPr>
-              <w:t xml:space="preserve">6</w:t>
+              <w:t xml:space="preserve">5</w:t>
             </w:r>
           </w:p>
         </w:tc>
@@ -7137,7 +7134,7 @@
                 <w:sz w:val="17"/>
                 <w:szCs w:val="17"/>
               </w:rPr>
-              <w:t xml:space="preserve">RECOVER … UNTIL(SEQUENCE/CANCEL) → OPEN RESETLOGS, 최대 시점까지</w:t>
+              <w:t xml:space="preserve">갭 직전 SEQUENCE/SCN 까지만 RECOVER(무리한 완전복구 시도 안 함)</w:t>
             </w:r>
           </w:p>
         </w:tc>
@@ -7194,7 +7191,7 @@
                 <w:sz w:val="17"/>
                 <w:szCs w:val="17"/>
               </w:rPr>
-              <w:t xml:space="preserve">블록 손상 대응</w:t>
+              <w:t xml:space="preserve">RESETLOGS·incarnation 처리</w:t>
             </w:r>
           </w:p>
         </w:tc>
@@ -7221,7 +7218,7 @@
                 <w:sz w:val="17"/>
                 <w:szCs w:val="17"/>
               </w:rPr>
-              <w:t xml:space="preserve">5</w:t>
+              <w:t xml:space="preserve">4</w:t>
             </w:r>
           </w:p>
         </w:tc>
@@ -7248,7 +7245,7 @@
                 <w:sz w:val="17"/>
                 <w:szCs w:val="17"/>
               </w:rPr>
-              <w:t xml:space="preserve">탐지(VALIDATE/DBVERIFY) → 온라인 BMR(RECOVER … BLOCK/CORRUPTION LIST)</w:t>
+              <w:t xml:space="preserve">OPEN RESETLOGS + 필요 시 RESET DATABASE TO INCARNATION</w:t>
             </w:r>
           </w:p>
         </w:tc>
@@ -7305,7 +7302,7 @@
                 <w:sz w:val="17"/>
                 <w:szCs w:val="17"/>
               </w:rPr>
-              <w:t xml:space="preserve">검증·후속</w:t>
+              <w:t xml:space="preserve">SYSTEM 블록 온라인 BMR</w:t>
             </w:r>
           </w:p>
         </w:tc>
@@ -7332,7 +7329,7 @@
                 <w:sz w:val="17"/>
                 <w:szCs w:val="17"/>
               </w:rPr>
-              <w:t xml:space="preserve">3</w:t>
+              <w:t xml:space="preserve">5</w:t>
             </w:r>
           </w:p>
         </w:tc>
@@ -7359,7 +7356,7 @@
                 <w:sz w:val="17"/>
                 <w:szCs w:val="17"/>
               </w:rPr>
-              <w:t xml:space="preserve">오픈·정합성·incarnation 확인 + 복구 직후 재백업</w:t>
+              <w:t xml:space="preserve">오픈 후 VALIDATE→RECOVER … BLOCK 로 SYSTEM 무결화</w:t>
             </w:r>
           </w:p>
         </w:tc>
@@ -7416,7 +7413,7 @@
                 <w:sz w:val="17"/>
                 <w:szCs w:val="17"/>
               </w:rPr>
-              <w:t xml:space="preserve">협업·결정 로그</w:t>
+              <w:t xml:space="preserve">재백업 + 협업·결정 로그</w:t>
             </w:r>
           </w:p>
         </w:tc>
@@ -7470,7 +7467,7 @@
                 <w:sz w:val="17"/>
                 <w:szCs w:val="17"/>
               </w:rPr>
-              <w:t xml:space="preserve">역할 분담 + '왜 이 순서로' 결정 기록</w:t>
+              <w:t xml:space="preserve">RESETLOGS 직후 재백업 + 역할 분담·결정 기록</w:t>
             </w:r>
           </w:p>
         </w:tc>
@@ -7504,7 +7501,7 @@
           <w:sz w:val="19"/>
           <w:szCs w:val="19"/>
         </w:rPr>
-        <w:t xml:space="preserve">① CURRENT redo를 살리려 완전복구 고집(불가, −)  ② RESETLOGS 후 재백업 누락으로 이후 복구 불능  ③ 블록 손상에 전체 데이터파일 재복원(과잉, −2).</w:t>
+        <w:t xml:space="preserve">① 손상 백업으로 계속 복원 재시도(CROSSCHECK 로 배제해야)  ② 갭을 무시하고 완전복구 고집  ③ RESETLOGS 후 재백업 누락  ④ SYSTEM 을 offline 하려다 실패(SYSTEM 은 온라인 BMR 또는 mount 복구).</w:t>
       </w:r>
     </w:p>
     <w:p>
@@ -7526,7 +7523,7 @@
           <w:sz w:val="30"/>
           <w:szCs w:val="30"/>
         </w:rPr>
-        <w:t xml:space="preserve">7. [조별 2] 재해복구 경진 — 새 호스트 복원 / DUPLICATE (+ Data Pump 이관) · 25점</w:t>
+        <w:t xml:space="preserve">7. [조별 2] 재해복구 경진 — DBID 미상·분산백업·TSPITR·이관 · 25점</w:t>
       </w:r>
     </w:p>
     <w:p>
@@ -7557,7 +7554,7 @@
           <w:sz w:val="19"/>
           <w:szCs w:val="19"/>
         </w:rPr>
-        <w:t xml:space="preserve">재해복구/복제. 서버 전체 상실 가정 → 백업(오토백업 포함)만으로 새 호스트에 재구축, 또는 RMAN DUPLICATE. 부가로 스키마를 버전 호환 논리 이관. RTO를 측정해 경진. (13·15·16·17·19장)</w:t>
+        <w:t xml:space="preserve">재해복구(+TSPITR+논리이관). 서버 소실, DBID 미제공, 백업이 두 위치에 분산. 새 호스트에 복원·오픈한 뒤 국소 오염된 한 TS 는 다른 시점으로 TSPITR, 지정 스키마는 버전 호환 이관. 팀별 RTO·정확도로 경진. (13·15·16·17·19장)</w:t>
       </w:r>
     </w:p>
     <w:p>
@@ -7574,7 +7571,53 @@
           <w:sz w:val="25"/>
           <w:szCs w:val="25"/>
         </w:rPr>
-        <w:t xml:space="preserve">개요 / 사전 준비</w:t>
+        <w:t xml:space="preserve">장애 주입 (강사 전용 · 학생 비공개)</w:t>
+      </w:r>
+    </w:p>
+    <w:p>
+      <w:pPr>
+        <w:pBdr>
+          <w:top w:val="single" w:color="BBBBBB" w:sz="4"/>
+          <w:left w:val="single" w:color="BBBBBB" w:sz="4"/>
+          <w:bottom w:val="single" w:color="BBBBBB" w:sz="4"/>
+          <w:right w:val="single" w:color="BBBBBB" w:sz="4"/>
+        </w:pBdr>
+        <w:shd w:fill="FCEFD8" w:val="clear"/>
+        <w:spacing w:after="100" w:before="60" w:line="264"/>
+      </w:pPr>
+      <w:r>
+        <w:rPr>
+          <w:rFonts w:ascii="맑은 고딕" w:cs="맑은 고딕" w:eastAsia="맑은 고딕" w:hAnsi="맑은 고딕"/>
+          <w:b/>
+          <w:bCs/>
+          <w:color w:val="1F3864"/>
+          <w:sz w:val="19"/>
+          <w:szCs w:val="19"/>
+        </w:rPr>
+        <w:t xml:space="preserve">주입 방법  </w:t>
+      </w:r>
+      <w:r>
+        <w:rPr>
+          <w:rFonts w:ascii="맑은 고딕" w:cs="맑은 고딕" w:eastAsia="맑은 고딕" w:hAnsi="맑은 고딕"/>
+          <w:sz w:val="19"/>
+          <w:szCs w:val="19"/>
+        </w:rPr>
+        <w:t xml:space="preserve">강사 콘솔에서  SNAP_TAKEN=YES ./강사용_장애주입/fault_t2_dr.sh  실행. 내용·명령은 학생에게 공개하지 않는다. 학생에게는 헤더의 '학생 안내(구두)' 한 줄만 전달한다.</w:t>
+      </w:r>
+    </w:p>
+    <w:p>
+      <w:pPr>
+        <w:spacing w:after="40" w:before="0" w:line="276"/>
+      </w:pPr>
+      <w:r>
+        <w:rPr>
+          <w:rFonts w:ascii="맑은 고딕" w:cs="맑은 고딕" w:eastAsia="맑은 고딕" w:hAnsi="맑은 고딕"/>
+          <w:b/>
+          <w:bCs/>
+          <w:sz w:val="20"/>
+          <w:szCs w:val="20"/>
+        </w:rPr>
+        <w:t xml:space="preserve">이 스크립트가 주입하는 장애(강사 참고):</w:t>
       </w:r>
     </w:p>
     <w:p>
@@ -7592,7 +7635,7 @@
           <w:sz w:val="20"/>
           <w:szCs w:val="20"/>
         </w:rPr>
-        <w:t xml:space="preserve">백업 세트(+오토백업)를 새 호스트에서 접근 가능하게 배치. DBID를 사전에 확인해 둔다(카탈로그 또는 오토백업 파일명).</w:t>
+        <w:t xml:space="preserve">한 TS(USERS) 국소 논리 오염 + 그 직전 SCN 을 강사만 보관(TSPITR 목표).</w:t>
       </w:r>
     </w:p>
     <w:p>
@@ -7610,7 +7653,7 @@
           <w:sz w:val="20"/>
           <w:szCs w:val="20"/>
         </w:rPr>
-        <w:t xml:space="preserve">새 호스트: ORACLE_HOME·리스너 준비, 디렉터리(oradata·FRA·adump) 생성, ORACLE_SID 설정.</w:t>
+        <w:t xml:space="preserve">최신 백업 일부를 /backup2 로 분산(FRA + /backup2 양쪽 CATALOG 필요).</w:t>
       </w:r>
     </w:p>
     <w:p>
@@ -7628,7 +7671,25 @@
           <w:sz w:val="20"/>
           <w:szCs w:val="20"/>
         </w:rPr>
-        <w:t xml:space="preserve">팀별 시작~오픈까지 시간을 측정(RTO). 정확도(정합성) 우선, 동률 시 시간으로 순위.</w:t>
+        <w:t xml:space="preserve">학생 자료에 DBID 미기재 — 오토백업/카탈로그에서 직접 확보하게 함.</w:t>
+      </w:r>
+    </w:p>
+    <w:p>
+      <w:pPr>
+        <w:pStyle w:val="ListParagraph"/>
+        <w:numPr>
+          <w:ilvl w:val="0"/>
+          <w:numId w:val="2"/>
+        </w:numPr>
+        <w:spacing w:after="80" w:before="0" w:line="276"/>
+      </w:pPr>
+      <w:r>
+        <w:rPr>
+          <w:rFonts w:ascii="맑은 고딕" w:cs="맑은 고딕" w:eastAsia="맑은 고딕" w:hAnsi="맑은 고딕"/>
+          <w:sz w:val="20"/>
+          <w:szCs w:val="20"/>
+        </w:rPr>
+        <w:t xml:space="preserve">원본 인스턴스 소실 시뮬레이션(SPFILE·컨트롤파일·데이터파일 이동).</w:t>
       </w:r>
     </w:p>
     <w:p>
@@ -7645,7 +7706,7 @@
           <w:sz w:val="25"/>
           <w:szCs w:val="25"/>
         </w:rPr>
-        <w:t xml:space="preserve">모범 복구 절차 — (A) 백업 기반 복원</w:t>
+        <w:t xml:space="preserve">모범 복구 절차</w:t>
       </w:r>
     </w:p>
     <w:p>
@@ -7663,7 +7724,7 @@
           <w:sz w:val="17"/>
           <w:szCs w:val="17"/>
         </w:rPr>
-        <w:t xml:space="preserve">$ export ORACLE_SID=orcl</w:t>
+        <w:t xml:space="preserve">-- 1) DBID 확보(오토백업 파일명 c-&lt;DBID&gt;-... 또는 카탈로그)</w:t>
       </w:r>
     </w:p>
     <w:p>
@@ -7681,7 +7742,7 @@
           <w:sz w:val="17"/>
           <w:szCs w:val="17"/>
         </w:rPr>
-        <w:t xml:space="preserve">RMAN&gt; SET DBID 1234567890;</w:t>
+        <w:t xml:space="preserve">RMAN(catalog)&gt; LIST DB_UNIQUE_NAME ALL;   -- 또는 SELECT dbid FROM rc_database;</w:t>
       </w:r>
     </w:p>
     <w:p>
@@ -7699,7 +7760,7 @@
           <w:sz w:val="17"/>
           <w:szCs w:val="17"/>
         </w:rPr>
-        <w:t xml:space="preserve">RMAN&gt; STARTUP NOMOUNT;                       -- 임시 pfile 로 기동</w:t>
+        <w:t xml:space="preserve">-- 2) SPFILE·컨트롤파일 복원</w:t>
       </w:r>
     </w:p>
     <w:p>
@@ -7717,7 +7778,7 @@
           <w:sz w:val="17"/>
           <w:szCs w:val="17"/>
         </w:rPr>
-        <w:t xml:space="preserve">RMAN&gt; RESTORE SPFILE FROM AUTOBACKUP;         -- SPFILE 복원 후 재기동</w:t>
+        <w:t xml:space="preserve">$ export ORACLE_SID=orcl</w:t>
       </w:r>
     </w:p>
     <w:p>
@@ -7735,7 +7796,7 @@
           <w:sz w:val="17"/>
           <w:szCs w:val="17"/>
         </w:rPr>
-        <w:t xml:space="preserve">RMAN&gt; SHUTDOWN IMMEDIATE; STARTUP NOMOUNT;</w:t>
+        <w:t xml:space="preserve">RMAN&gt; SET DBID &lt;dbid&gt;; STARTUP NOMOUNT;</w:t>
       </w:r>
     </w:p>
     <w:p>
@@ -7753,7 +7814,7 @@
           <w:sz w:val="17"/>
           <w:szCs w:val="17"/>
         </w:rPr>
-        <w:t xml:space="preserve">RMAN&gt; RESTORE CONTROLFILE FROM AUTOBACKUP;</w:t>
+        <w:t xml:space="preserve">RMAN&gt; RESTORE SPFILE FROM AUTOBACKUP; SHUTDOWN IMMEDIATE; STARTUP NOMOUNT;</w:t>
       </w:r>
     </w:p>
     <w:p>
@@ -7771,7 +7832,7 @@
           <w:sz w:val="17"/>
           <w:szCs w:val="17"/>
         </w:rPr>
-        <w:t xml:space="preserve">RMAN&gt; ALTER DATABASE MOUNT;</w:t>
+        <w:t xml:space="preserve">RMAN&gt; RESTORE CONTROLFILE FROM AUTOBACKUP; ALTER DATABASE MOUNT;</w:t>
       </w:r>
     </w:p>
     <w:p>
@@ -7789,7 +7850,7 @@
           <w:sz w:val="17"/>
           <w:szCs w:val="17"/>
         </w:rPr>
-        <w:t xml:space="preserve">RMAN&gt; CATALOG START WITH '/backup/orcl/' NOPROMPT;   -- 백업 위치 등록(필요 시)</w:t>
+        <w:t xml:space="preserve">-- 3) 분산 백업 양쪽 등록·정합</w:t>
       </w:r>
     </w:p>
     <w:p>
@@ -7807,7 +7868,7 @@
           <w:sz w:val="17"/>
           <w:szCs w:val="17"/>
         </w:rPr>
-        <w:t xml:space="preserve">RMAN&gt; RESTORE DATABASE;</w:t>
+        <w:t xml:space="preserve">RMAN&gt; CATALOG START WITH '&lt;FRA&gt;' NOPROMPT; CATALOG START WITH '/backup2' NOPROMPT;</w:t>
       </w:r>
     </w:p>
     <w:p>
@@ -7825,7 +7886,115 @@
           <w:sz w:val="17"/>
           <w:szCs w:val="17"/>
         </w:rPr>
-        <w:t xml:space="preserve">RMAN&gt; RECOVER DATABASE;                       -- 사용 가능한 아카이브까지</w:t>
+        <w:t xml:space="preserve">-- 4) 전체 복원·복구·오픈</w:t>
+      </w:r>
+    </w:p>
+    <w:p>
+      <w:pPr>
+        <w:pBdr>
+          <w:left w:val="single" w:color="C0392B" w:sz="18" w:space="8"/>
+        </w:pBdr>
+        <w:shd w:fill="F4F4F4" w:val="clear"/>
+        <w:spacing w:after="0" w:before="0" w:line="240"/>
+      </w:pPr>
+      <w:r>
+        <w:rPr>
+          <w:rFonts w:ascii="Consolas" w:cs="Consolas" w:eastAsia="Consolas" w:hAnsi="Consolas"/>
+          <w:color w:val="222222"/>
+          <w:sz w:val="17"/>
+          <w:szCs w:val="17"/>
+        </w:rPr>
+        <w:t xml:space="preserve">RMAN&gt; RESTORE DATABASE; RECOVER DATABASE; ALTER DATABASE OPEN RESETLOGS;</w:t>
+      </w:r>
+    </w:p>
+    <w:p>
+      <w:pPr>
+        <w:pBdr>
+          <w:left w:val="single" w:color="C0392B" w:sz="18" w:space="8"/>
+        </w:pBdr>
+        <w:shd w:fill="F4F4F4" w:val="clear"/>
+        <w:spacing w:after="0" w:before="0" w:line="240"/>
+      </w:pPr>
+      <w:r>
+        <w:rPr>
+          <w:rFonts w:ascii="Consolas" w:cs="Consolas" w:eastAsia="Consolas" w:hAnsi="Consolas"/>
+          <w:color w:val="222222"/>
+          <w:sz w:val="17"/>
+          <w:szCs w:val="17"/>
+        </w:rPr>
+        <w:t xml:space="preserve">-- 5) 국소 오염 TS 만 다른 시점으로 TSPITR</w:t>
+      </w:r>
+    </w:p>
+    <w:p>
+      <w:pPr>
+        <w:pBdr>
+          <w:left w:val="single" w:color="C0392B" w:sz="18" w:space="8"/>
+        </w:pBdr>
+        <w:shd w:fill="F4F4F4" w:val="clear"/>
+        <w:spacing w:after="0" w:before="0" w:line="240"/>
+      </w:pPr>
+      <w:r>
+        <w:rPr>
+          <w:rFonts w:ascii="Consolas" w:cs="Consolas" w:eastAsia="Consolas" w:hAnsi="Consolas"/>
+          <w:color w:val="222222"/>
+          <w:sz w:val="17"/>
+          <w:szCs w:val="17"/>
+        </w:rPr>
+        <w:t xml:space="preserve">RMAN&gt; RECOVER TABLESPACE users UNTIL SCN &lt;tspitr_scn&gt;</w:t>
+      </w:r>
+    </w:p>
+    <w:p>
+      <w:pPr>
+        <w:pBdr>
+          <w:left w:val="single" w:color="C0392B" w:sz="18" w:space="8"/>
+        </w:pBdr>
+        <w:shd w:fill="F4F4F4" w:val="clear"/>
+        <w:spacing w:after="0" w:before="0" w:line="240"/>
+      </w:pPr>
+      <w:r>
+        <w:rPr>
+          <w:rFonts w:ascii="Consolas" w:cs="Consolas" w:eastAsia="Consolas" w:hAnsi="Consolas"/>
+          <w:color w:val="222222"/>
+          <w:sz w:val="17"/>
+          <w:szCs w:val="17"/>
+        </w:rPr>
+        <w:t xml:space="preserve">        AUXILIARY DESTINATION '/u01/aux';</w:t>
+      </w:r>
+    </w:p>
+    <w:p>
+      <w:pPr>
+        <w:pBdr>
+          <w:left w:val="single" w:color="C0392B" w:sz="18" w:space="8"/>
+        </w:pBdr>
+        <w:shd w:fill="F4F4F4" w:val="clear"/>
+        <w:spacing w:after="0" w:before="0" w:line="240"/>
+      </w:pPr>
+      <w:r>
+        <w:rPr>
+          <w:rFonts w:ascii="Consolas" w:cs="Consolas" w:eastAsia="Consolas" w:hAnsi="Consolas"/>
+          <w:color w:val="222222"/>
+          <w:sz w:val="17"/>
+          <w:szCs w:val="17"/>
+        </w:rPr>
+        <w:t xml:space="preserve">-- 6) 지정 스키마 버전 호환 이관</w:t>
+      </w:r>
+    </w:p>
+    <w:p>
+      <w:pPr>
+        <w:pBdr>
+          <w:left w:val="single" w:color="C0392B" w:sz="18" w:space="8"/>
+        </w:pBdr>
+        <w:shd w:fill="F4F4F4" w:val="clear"/>
+        <w:spacing w:after="0" w:before="0" w:line="240"/>
+      </w:pPr>
+      <w:r>
+        <w:rPr>
+          <w:rFonts w:ascii="Consolas" w:cs="Consolas" w:eastAsia="Consolas" w:hAnsi="Consolas"/>
+          <w:color w:val="222222"/>
+          <w:sz w:val="17"/>
+          <w:szCs w:val="17"/>
+        </w:rPr>
+        <w:t xml:space="preserve">$ expdp system/**** schemas=SQLT directory=DP dumpfile=s.dmp VERSION=19.0.0</w:t>
       </w:r>
     </w:p>
     <w:p>
@@ -7843,7 +8012,7 @@
           <w:sz w:val="17"/>
           <w:szCs w:val="17"/>
         </w:rPr>
-        <w:t xml:space="preserve">RMAN&gt; ALTER DATABASE OPEN RESETLOGS;</w:t>
+        <w:t xml:space="preserve">$ impdp system/**** directory=DP dumpfile=s.dmp REMAP_SCHEMA=SQLT:SQLT2 REMAP_TABLESPACE=USERS:USERS2</w:t>
       </w:r>
     </w:p>
     <w:p>
@@ -7860,7 +8029,7 @@
           <w:sz w:val="25"/>
           <w:szCs w:val="25"/>
         </w:rPr>
-        <w:t xml:space="preserve">모범 복구 절차 — (B) RMAN DUPLICATE (대안)</w:t>
+        <w:t xml:space="preserve">검증 · RTO</w:t>
       </w:r>
     </w:p>
     <w:p>
@@ -7878,7 +8047,7 @@
           <w:sz w:val="17"/>
           <w:szCs w:val="17"/>
         </w:rPr>
-        <w:t xml:space="preserve">$ rman TARGET sys/****@orcl AUXILIARY sys/****@dup</w:t>
+        <w:t xml:space="preserve">SQL&gt; SELECT name, open_mode, dbid FROM v$database;</w:t>
       </w:r>
     </w:p>
     <w:p>
@@ -7896,7 +8065,7 @@
           <w:sz w:val="17"/>
           <w:szCs w:val="17"/>
         </w:rPr>
-        <w:t xml:space="preserve">RMAN&gt; DUPLICATE TARGET DATABASE TO dup</w:t>
+        <w:t xml:space="preserve">SQL&gt; SELECT COUNT(*) FROM sqlt.medical_claims;         -- 전체 정합</w:t>
       </w:r>
     </w:p>
     <w:p>
@@ -7914,7 +8083,7 @@
           <w:sz w:val="17"/>
           <w:szCs w:val="17"/>
         </w:rPr>
-        <w:t xml:space="preserve">        SPFILE SET db_file_name_convert '/orcl/','/dup/'</w:t>
+        <w:t xml:space="preserve">SQL&gt; SELECT COUNT(*) FROM sqlt.dr_marker WHERE id&lt;0;   -- 0 (USERS TSPITR 로 오염 제거)</w:t>
       </w:r>
     </w:p>
     <w:p>
@@ -7932,167 +8101,7 @@
           <w:sz w:val="17"/>
           <w:szCs w:val="17"/>
         </w:rPr>
-        <w:t xml:space="preserve">        NOFILENAMECHECK;</w:t>
-      </w:r>
-    </w:p>
-    <w:p>
-      <w:pPr>
-        <w:pStyle w:val="Heading2"/>
-        <w:spacing w:after="110" w:before="180"/>
-      </w:pPr>
-      <w:r>
-        <w:rPr>
-          <w:rFonts w:ascii="맑은 고딕" w:cs="맑은 고딕" w:eastAsia="맑은 고딕" w:hAnsi="맑은 고딕"/>
-          <w:b/>
-          <w:bCs/>
-          <w:color w:val="C0392B"/>
-          <w:sz w:val="25"/>
-          <w:szCs w:val="25"/>
-        </w:rPr>
-        <w:t xml:space="preserve">부가 — Data Pump 버전 호환 이관</w:t>
-      </w:r>
-    </w:p>
-    <w:p>
-      <w:pPr>
-        <w:pBdr>
-          <w:left w:val="single" w:color="C0392B" w:sz="18" w:space="8"/>
-        </w:pBdr>
-        <w:shd w:fill="F4F4F4" w:val="clear"/>
-        <w:spacing w:after="0" w:before="40" w:line="240"/>
-      </w:pPr>
-      <w:r>
-        <w:rPr>
-          <w:rFonts w:ascii="Consolas" w:cs="Consolas" w:eastAsia="Consolas" w:hAnsi="Consolas"/>
-          <w:color w:val="222222"/>
-          <w:sz w:val="17"/>
-          <w:szCs w:val="17"/>
-        </w:rPr>
-        <w:t xml:space="preserve">$ expdp system/**** schemas=SQLT directory=DP_DIR dumpfile=sqlt.dmp \</w:t>
-      </w:r>
-    </w:p>
-    <w:p>
-      <w:pPr>
-        <w:pBdr>
-          <w:left w:val="single" w:color="C0392B" w:sz="18" w:space="8"/>
-        </w:pBdr>
-        <w:shd w:fill="F4F4F4" w:val="clear"/>
-        <w:spacing w:after="0" w:before="0" w:line="240"/>
-      </w:pPr>
-      <w:r>
-        <w:rPr>
-          <w:rFonts w:ascii="Consolas" w:cs="Consolas" w:eastAsia="Consolas" w:hAnsi="Consolas"/>
-          <w:color w:val="222222"/>
-          <w:sz w:val="17"/>
-          <w:szCs w:val="17"/>
-        </w:rPr>
-        <w:t xml:space="preserve">        logfile=exp.log VERSION=19.0.0 logtime=all</w:t>
-      </w:r>
-    </w:p>
-    <w:p>
-      <w:pPr>
-        <w:pBdr>
-          <w:left w:val="single" w:color="C0392B" w:sz="18" w:space="8"/>
-        </w:pBdr>
-        <w:shd w:fill="F4F4F4" w:val="clear"/>
-        <w:spacing w:after="0" w:before="0" w:line="240"/>
-      </w:pPr>
-      <w:r>
-        <w:rPr>
-          <w:rFonts w:ascii="Consolas" w:cs="Consolas" w:eastAsia="Consolas" w:hAnsi="Consolas"/>
-          <w:color w:val="222222"/>
-          <w:sz w:val="17"/>
-          <w:szCs w:val="17"/>
-        </w:rPr>
-        <w:t xml:space="preserve">$ impdp system/**** schemas=SQLT directory=DP_DIR dumpfile=sqlt.dmp \</w:t>
-      </w:r>
-    </w:p>
-    <w:p>
-      <w:pPr>
-        <w:pBdr>
-          <w:left w:val="single" w:color="C0392B" w:sz="18" w:space="8"/>
-        </w:pBdr>
-        <w:shd w:fill="F4F4F4" w:val="clear"/>
-        <w:spacing w:after="100" w:before="0" w:line="240"/>
-      </w:pPr>
-      <w:r>
-        <w:rPr>
-          <w:rFonts w:ascii="Consolas" w:cs="Consolas" w:eastAsia="Consolas" w:hAnsi="Consolas"/>
-          <w:color w:val="222222"/>
-          <w:sz w:val="17"/>
-          <w:szCs w:val="17"/>
-        </w:rPr>
-        <w:t xml:space="preserve">        logfile=imp.log TRANSFORM=segment_attributes:n</w:t>
-      </w:r>
-    </w:p>
-    <w:p>
-      <w:pPr>
-        <w:pStyle w:val="Heading2"/>
-        <w:spacing w:after="110" w:before="180"/>
-      </w:pPr>
-      <w:r>
-        <w:rPr>
-          <w:rFonts w:ascii="맑은 고딕" w:cs="맑은 고딕" w:eastAsia="맑은 고딕" w:hAnsi="맑은 고딕"/>
-          <w:b/>
-          <w:bCs/>
-          <w:color w:val="C0392B"/>
-          <w:sz w:val="25"/>
-          <w:szCs w:val="25"/>
-        </w:rPr>
-        <w:t xml:space="preserve">검증 · RTO</w:t>
-      </w:r>
-    </w:p>
-    <w:p>
-      <w:pPr>
-        <w:pBdr>
-          <w:left w:val="single" w:color="C0392B" w:sz="18" w:space="8"/>
-        </w:pBdr>
-        <w:shd w:fill="F4F4F4" w:val="clear"/>
-        <w:spacing w:after="0" w:before="40" w:line="240"/>
-      </w:pPr>
-      <w:r>
-        <w:rPr>
-          <w:rFonts w:ascii="Consolas" w:cs="Consolas" w:eastAsia="Consolas" w:hAnsi="Consolas"/>
-          <w:color w:val="222222"/>
-          <w:sz w:val="17"/>
-          <w:szCs w:val="17"/>
-        </w:rPr>
-        <w:t xml:space="preserve">SQL&gt; SELECT name, open_mode, dbid FROM v$database;</w:t>
-      </w:r>
-    </w:p>
-    <w:p>
-      <w:pPr>
-        <w:pBdr>
-          <w:left w:val="single" w:color="C0392B" w:sz="18" w:space="8"/>
-        </w:pBdr>
-        <w:shd w:fill="F4F4F4" w:val="clear"/>
-        <w:spacing w:after="0" w:before="0" w:line="240"/>
-      </w:pPr>
-      <w:r>
-        <w:rPr>
-          <w:rFonts w:ascii="Consolas" w:cs="Consolas" w:eastAsia="Consolas" w:hAnsi="Consolas"/>
-          <w:color w:val="222222"/>
-          <w:sz w:val="17"/>
-          <w:szCs w:val="17"/>
-        </w:rPr>
-        <w:t xml:space="preserve">SQL&gt; SELECT COUNT(*) FROM sqlt.medical_claims;      -- 원본과 일치</w:t>
-      </w:r>
-    </w:p>
-    <w:p>
-      <w:pPr>
-        <w:pBdr>
-          <w:left w:val="single" w:color="C0392B" w:sz="18" w:space="8"/>
-        </w:pBdr>
-        <w:shd w:fill="F4F4F4" w:val="clear"/>
-        <w:spacing w:after="100" w:before="0" w:line="240"/>
-      </w:pPr>
-      <w:r>
-        <w:rPr>
-          <w:rFonts w:ascii="Consolas" w:cs="Consolas" w:eastAsia="Consolas" w:hAnsi="Consolas"/>
-          <w:color w:val="222222"/>
-          <w:sz w:val="17"/>
-          <w:szCs w:val="17"/>
-        </w:rPr>
-        <w:t xml:space="preserve">-- 팀별 시작~OPEN 소요시간(RTO) 기록</w:t>
+        <w:t xml:space="preserve">-- 팀별 시작~OPEN(및 이관 완료) 소요시간(RTO) 기록</w:t>
       </w:r>
     </w:p>
     <w:p>
@@ -8307,7 +8316,7 @@
                 <w:sz w:val="17"/>
                 <w:szCs w:val="17"/>
               </w:rPr>
-              <w:t xml:space="preserve">사전 정보 확보</w:t>
+              <w:t xml:space="preserve">DBID 확보</w:t>
             </w:r>
           </w:p>
         </w:tc>
@@ -8361,7 +8370,7 @@
                 <w:sz w:val="17"/>
                 <w:szCs w:val="17"/>
               </w:rPr>
-              <w:t xml:space="preserve">DBID·DB 구조·백업 위치/오토백업 확인</w:t>
+              <w:t xml:space="preserve">오토백업 파일명 또는 카탈로그(rc_database)에서 DBID 도출</w:t>
             </w:r>
           </w:p>
         </w:tc>
@@ -8418,7 +8427,7 @@
                 <w:sz w:val="17"/>
                 <w:szCs w:val="17"/>
               </w:rPr>
-              <w:t xml:space="preserve">기동 준비</w:t>
+              <w:t xml:space="preserve">SPFILE·컨트롤파일 복원·MOUNT</w:t>
             </w:r>
           </w:p>
         </w:tc>
@@ -8472,7 +8481,7 @@
                 <w:sz w:val="17"/>
                 <w:szCs w:val="17"/>
               </w:rPr>
-              <w:t xml:space="preserve">SPFILE 복원(오토백업) → 경로 준비 → NOMOUNT</w:t>
+              <w:t xml:space="preserve">SET DBID → RESTORE SPFILE/CONTROLFILE FROM AUTOBACKUP → MOUNT</w:t>
             </w:r>
           </w:p>
         </w:tc>
@@ -8529,7 +8538,7 @@
                 <w:sz w:val="17"/>
                 <w:szCs w:val="17"/>
               </w:rPr>
-              <w:t xml:space="preserve">컨트롤파일 복원·MOUNT</w:t>
+              <w:t xml:space="preserve">분산 백업 등록·정합</w:t>
             </w:r>
           </w:p>
         </w:tc>
@@ -8556,7 +8565,7 @@
                 <w:sz w:val="17"/>
                 <w:szCs w:val="17"/>
               </w:rPr>
-              <w:t xml:space="preserve">4</w:t>
+              <w:t xml:space="preserve">3</w:t>
             </w:r>
           </w:p>
         </w:tc>
@@ -8583,7 +8592,7 @@
                 <w:sz w:val="17"/>
                 <w:szCs w:val="17"/>
               </w:rPr>
-              <w:t xml:space="preserve">RESTORE CONTROLFILE FROM AUTOBACKUP → CATALOG → MOUNT</w:t>
+              <w:t xml:space="preserve">FRA·/backup2 양쪽 CATALOG START WITH → 인식·정합</w:t>
             </w:r>
           </w:p>
         </w:tc>
@@ -8640,7 +8649,7 @@
                 <w:sz w:val="17"/>
                 <w:szCs w:val="17"/>
               </w:rPr>
-              <w:t xml:space="preserve">전체 복원·복구</w:t>
+              <w:t xml:space="preserve">전체 복원·복구·오픈</w:t>
             </w:r>
           </w:p>
         </w:tc>
@@ -8667,7 +8676,7 @@
                 <w:sz w:val="17"/>
                 <w:szCs w:val="17"/>
               </w:rPr>
-              <w:t xml:space="preserve">6</w:t>
+              <w:t xml:space="preserve">5</w:t>
             </w:r>
           </w:p>
         </w:tc>
@@ -8694,7 +8703,7 @@
                 <w:sz w:val="17"/>
                 <w:szCs w:val="17"/>
               </w:rPr>
-              <w:t xml:space="preserve">RESTORE/RECOVER DATABASE(또는 DUPLICATE) → OPEN RESETLOGS</w:t>
+              <w:t xml:space="preserve">RESTORE/RECOVER DATABASE → OPEN RESETLOGS</w:t>
             </w:r>
           </w:p>
         </w:tc>
@@ -8751,7 +8760,7 @@
                 <w:sz w:val="17"/>
                 <w:szCs w:val="17"/>
               </w:rPr>
-              <w:t xml:space="preserve">Data Pump 이관</w:t>
+              <w:t xml:space="preserve">TSPITR(오염 TS)</w:t>
             </w:r>
           </w:p>
         </w:tc>
@@ -8778,7 +8787,7 @@
                 <w:sz w:val="17"/>
                 <w:szCs w:val="17"/>
               </w:rPr>
-              <w:t xml:space="preserve">3</w:t>
+              <w:t xml:space="preserve">5</w:t>
             </w:r>
           </w:p>
         </w:tc>
@@ -8805,7 +8814,7 @@
                 <w:sz w:val="17"/>
                 <w:szCs w:val="17"/>
               </w:rPr>
-              <w:t xml:space="preserve">VERSION= 호환 expdp/impdp로 스키마 반출·재적재</w:t>
+              <w:t xml:space="preserve">RECOVER TABLESPACE … UNTIL SCN AUXILIARY 로 해당 TS 만 시점복구</w:t>
             </w:r>
           </w:p>
         </w:tc>
@@ -8862,7 +8871,7 @@
                 <w:sz w:val="17"/>
                 <w:szCs w:val="17"/>
               </w:rPr>
-              <w:t xml:space="preserve">검증·RTO 기록</w:t>
+              <w:t xml:space="preserve">스키마 이관</w:t>
             </w:r>
           </w:p>
         </w:tc>
@@ -8889,7 +8898,7 @@
                 <w:sz w:val="17"/>
                 <w:szCs w:val="17"/>
               </w:rPr>
-              <w:t xml:space="preserve">3</w:t>
+              <w:t xml:space="preserve">2</w:t>
             </w:r>
           </w:p>
         </w:tc>
@@ -8916,7 +8925,7 @@
                 <w:sz w:val="17"/>
                 <w:szCs w:val="17"/>
               </w:rPr>
-              <w:t xml:space="preserve">오픈+정합성 + 복구 소요시간(RTO) 측정</w:t>
+              <w:t xml:space="preserve">REMAP_SCHEMA/REMAP_TABLESPACE + VERSION= 로 이관</w:t>
             </w:r>
           </w:p>
         </w:tc>
@@ -8973,7 +8982,7 @@
                 <w:sz w:val="17"/>
                 <w:szCs w:val="17"/>
               </w:rPr>
-              <w:t xml:space="preserve">경진 평가</w:t>
+              <w:t xml:space="preserve">검증·RTO·경진</w:t>
             </w:r>
           </w:p>
         </w:tc>
@@ -9000,7 +9009,7 @@
                 <w:sz w:val="17"/>
                 <w:szCs w:val="17"/>
               </w:rPr>
-              <w:t xml:space="preserve">2</w:t>
+              <w:t xml:space="preserve">3</w:t>
             </w:r>
           </w:p>
         </w:tc>
@@ -9027,7 +9036,7 @@
                 <w:sz w:val="17"/>
                 <w:szCs w:val="17"/>
               </w:rPr>
-              <w:t xml:space="preserve">팀별 시간·정확도 비교, 오판·불필요 조치 감점</w:t>
+              <w:t xml:space="preserve">전체·TS 정합 확인 + RTO 측정, 팀 비교</w:t>
             </w:r>
           </w:p>
         </w:tc>
@@ -9061,7 +9070,7 @@
           <w:sz w:val="19"/>
           <w:szCs w:val="19"/>
         </w:rPr>
-        <w:t xml:space="preserve">① SPFILE/컨트롤파일 없이 무작정 RESTORE DATABASE  ② DBID 미설정으로 오토백업 인식 실패  ③ DUPLICATE 시 db_file_name_convert 누락으로 경로 충돌.</w:t>
+        <w:t xml:space="preserve">① DBID 미설정으로 오토백업 인식 실패  ② 한 위치만 CATALOG 해 백업 결손  ③ 전 DB 를 오염 시점으로 되돌림(오염 TS 만 TSPITR 해야)  ④ 이관 시 REMAP/VERSION 누락으로 충돌.</w:t>
       </w:r>
     </w:p>
     <w:p>
@@ -9087,7 +9096,7 @@
           <w:sz w:val="19"/>
           <w:szCs w:val="19"/>
         </w:rPr>
-        <w:t xml:space="preserve">디브리핑 포인트: 각 조는 (1) 손실 유무 판정 근거, (2) 복구 유형 선택 이유, (3) 되돌아본 오판 1가지를 발표한다. 강사는 판단표 기준으로 총평한다.</w:t>
+        <w:t xml:space="preserve">디브리핑: 각 개인/조는 (1) 은폐된 원인을 어떻게 규명했는지, (2) 왜 그 복구 유형·시점을 골랐는지, (3) 회피한 과잉·오판 1가지를 발표한다. 강사는 판단표·스크립트의 [비공개] 정답값(SCN·DBID)으로 총평한다.</w:t>
       </w:r>
     </w:p>
     <w:sectPr>
@@ -9151,7 +9160,7 @@
         <w:sz w:val="16"/>
         <w:szCs w:val="16"/>
       </w:rPr>
-      <w:t xml:space="preserve">B&amp;R 수료 점검 1일 실습 진행안   ·   </w:t>
+      <w:t xml:space="preserve">B&amp;R 수료 점검 1일 실습 진행안(최상급)   ·   </w:t>
     </w:r>
     <w:r>
       <w:rPr>

--- a/BACKUP&RECOVERY/BR_수료점검_1일실습_진행안.docx
+++ b/BACKUP&RECOVERY/BR_수료점검_1일실습_진행안.docx
@@ -989,7 +989,7 @@
           <w:sz w:val="20"/>
           <w:szCs w:val="20"/>
         </w:rPr>
-        <w:t xml:space="preserve">업무 스키마(SQLT: MEDICAL_CLAIMS 등)와 검증용 표를 두어 복구 후 건수·금액·블록 무결성으로 채점한다.</w:t>
+        <w:t xml:space="preserve">업무 스키마(HR: EMPLOYEES.SALARY 등)와 검증용 표(dr_marker)를 두어 복구 후 건수·급여·블록 무결성으로 채점한다. SID=orcl.</w:t>
       </w:r>
     </w:p>
     <w:p>
@@ -3670,7 +3670,7 @@
           <w:sz w:val="17"/>
           <w:szCs w:val="17"/>
         </w:rPr>
-        <w:t xml:space="preserve">SQL&gt; SELECT COUNT(*), SUM(total_amt) FROM sqlt.medical_claims;   -- 오류 없이 완주</w:t>
+        <w:t xml:space="preserve">SQL&gt; SELECT COUNT(*), SUM(salary) FROM hr.employees;      -- 오류 없이 완주</w:t>
       </w:r>
     </w:p>
     <w:p>
@@ -4680,7 +4680,7 @@
           <w:sz w:val="20"/>
           <w:szCs w:val="20"/>
         </w:rPr>
-        <w:t xml:space="preserve">대량 오변경 UPDATE(금액 7배) 커밋 — 커밋 SCN 은 강사만 보관(학생 비공개).</w:t>
+        <w:t xml:space="preserve">대량 오변경 UPDATE(급여 7배) 커밋 — 커밋 SCN 은 강사만 보관(학생 비공개).</w:t>
       </w:r>
     </w:p>
     <w:p>
@@ -4841,7 +4841,7 @@
           <w:sz w:val="17"/>
           <w:szCs w:val="17"/>
         </w:rPr>
-        <w:t xml:space="preserve">       WHERE seg_owner='SQLT' AND seg_name='MEDICAL_CLAIMS' AND operation='UPDATE'</w:t>
+        <w:t xml:space="preserve">       WHERE seg_owner='HR' AND seg_name='EMPLOYEES' AND operation='UPDATE'</w:t>
       </w:r>
     </w:p>
     <w:p>
@@ -4859,7 +4859,7 @@
           <w:sz w:val="17"/>
           <w:szCs w:val="17"/>
         </w:rPr>
-        <w:t xml:space="preserve">       ORDER BY scn;                     -- 금액 7배 UPDATE 의 SCN 확인</w:t>
+        <w:t xml:space="preserve">       ORDER BY scn;                     -- 급여 7배 UPDATE 의 SCN 확인</w:t>
       </w:r>
     </w:p>
     <w:p>
@@ -4913,7 +4913,7 @@
           <w:sz w:val="17"/>
           <w:szCs w:val="17"/>
         </w:rPr>
-        <w:t xml:space="preserve">RMAN&gt; RECOVER TABLE SQLT.MEDICAL_CLAIMS</w:t>
+        <w:t xml:space="preserve">RMAN&gt; RECOVER TABLE HR.EMPLOYEES</w:t>
       </w:r>
     </w:p>
     <w:p>
@@ -4967,7 +4967,7 @@
           <w:sz w:val="17"/>
           <w:szCs w:val="17"/>
         </w:rPr>
-        <w:t xml:space="preserve">        REMAP TABLE SQLT.MEDICAL_CLAIMS:MEDICAL_CLAIMS_PRE;</w:t>
+        <w:t xml:space="preserve">        REMAP TABLE HR.EMPLOYEES:EMPLOYEES_PRE;</w:t>
       </w:r>
     </w:p>
     <w:p>
@@ -5003,7 +5003,7 @@
           <w:sz w:val="17"/>
           <w:szCs w:val="17"/>
         </w:rPr>
-        <w:t xml:space="preserve">SQL&gt; UPDATE sqlt.medical_claims c</w:t>
+        <w:t xml:space="preserve">SQL&gt; UPDATE hr.employees c</w:t>
       </w:r>
     </w:p>
     <w:p>
@@ -5021,7 +5021,7 @@
           <w:sz w:val="17"/>
           <w:szCs w:val="17"/>
         </w:rPr>
-        <w:t xml:space="preserve">        SET total_amt=(SELECT total_amt FROM sqlt.medical_claims_pre p WHERE p.claim_id=c.claim_id)</w:t>
+        <w:t xml:space="preserve">        SET salary=(SELECT salary FROM hr.employees_pre p WHERE p.employee_id=c.employee_id)</w:t>
       </w:r>
     </w:p>
     <w:p>
@@ -5039,7 +5039,7 @@
           <w:sz w:val="17"/>
           <w:szCs w:val="17"/>
         </w:rPr>
-        <w:t xml:space="preserve">      WHERE c.claim_id IN (&lt;오염 hosp_id 의 claim_id 집합&gt;);   COMMIT;</w:t>
+        <w:t xml:space="preserve">      WHERE c.department_id = &lt;오염 department_id&gt;;   COMMIT;</w:t>
       </w:r>
     </w:p>
     <w:p>
@@ -5074,7 +5074,7 @@
           <w:sz w:val="17"/>
           <w:szCs w:val="17"/>
         </w:rPr>
-        <w:t xml:space="preserve">SQL&gt; SELECT hosp_id, SUM(total_amt) FROM sqlt.medical_claims GROUP BY hosp_id;  -- 왜곡 해소</w:t>
+        <w:t xml:space="preserve">SQL&gt; SELECT department_id, SUM(salary) FROM hr.employees GROUP BY department_id;  -- 왜곡 해소</w:t>
       </w:r>
     </w:p>
     <w:p>
@@ -6532,7 +6532,7 @@
           <w:sz w:val="17"/>
           <w:szCs w:val="17"/>
         </w:rPr>
-        <w:t xml:space="preserve">SQL&gt; SELECT COUNT(*) FROM sqlt.dr_marker;   -- 손실 범위(갭 이후 일부 미반영) 설명 가능</w:t>
+        <w:t xml:space="preserve">SQL&gt; SELECT COUNT(*) FROM hr.dr_marker;   -- 손실 범위(갭 이후 일부 미반영) 설명 가능</w:t>
       </w:r>
     </w:p>
     <w:p>
@@ -7994,7 +7994,7 @@
           <w:sz w:val="17"/>
           <w:szCs w:val="17"/>
         </w:rPr>
-        <w:t xml:space="preserve">$ expdp system/**** schemas=SQLT directory=DP dumpfile=s.dmp VERSION=19.0.0</w:t>
+        <w:t xml:space="preserve">$ expdp system/**** schemas=HR directory=DP dumpfile=s.dmp VERSION=19.0.0</w:t>
       </w:r>
     </w:p>
     <w:p>
@@ -8012,7 +8012,7 @@
           <w:sz w:val="17"/>
           <w:szCs w:val="17"/>
         </w:rPr>
-        <w:t xml:space="preserve">$ impdp system/**** directory=DP dumpfile=s.dmp REMAP_SCHEMA=SQLT:SQLT2 REMAP_TABLESPACE=USERS:USERS2</w:t>
+        <w:t xml:space="preserve">$ impdp system/**** directory=DP dumpfile=s.dmp REMAP_SCHEMA=HR:HR2 REMAP_TABLESPACE=USERS:USERS2</w:t>
       </w:r>
     </w:p>
     <w:p>
@@ -8065,7 +8065,7 @@
           <w:sz w:val="17"/>
           <w:szCs w:val="17"/>
         </w:rPr>
-        <w:t xml:space="preserve">SQL&gt; SELECT COUNT(*) FROM sqlt.medical_claims;         -- 전체 정합</w:t>
+        <w:t xml:space="preserve">SQL&gt; SELECT COUNT(*) FROM hr.employees;         -- 전체 정합</w:t>
       </w:r>
     </w:p>
     <w:p>
@@ -8083,7 +8083,7 @@
           <w:sz w:val="17"/>
           <w:szCs w:val="17"/>
         </w:rPr>
-        <w:t xml:space="preserve">SQL&gt; SELECT COUNT(*) FROM sqlt.dr_marker WHERE id&lt;0;   -- 0 (USERS TSPITR 로 오염 제거)</w:t>
+        <w:t xml:space="preserve">SQL&gt; SELECT COUNT(*) FROM hr.dr_marker WHERE id&lt;0;   -- 0 (USERS TSPITR 로 오염 제거)</w:t>
       </w:r>
     </w:p>
     <w:p>

--- a/BACKUP&RECOVERY/BR_수료점검_1일실습_진행안.docx
+++ b/BACKUP&RECOVERY/BR_수료점검_1일실습_진행안.docx
@@ -3279,7 +3279,7 @@
           <w:sz w:val="19"/>
           <w:szCs w:val="19"/>
         </w:rPr>
-        <w:t xml:space="preserve">강사 콘솔에서  SNAP_TAKEN=YES ./강사용_장애주입/fault_p1_block.sh  실행. 내용·명령은 학생에게 공개하지 않는다. 학생에게는 헤더의 '학생 안내(구두)' 한 줄만 전달한다.</w:t>
+        <w:t xml:space="preserve">강사 콘솔에서  ./강사용_장애주입/fault_p1_block.sh  실행(대화형: 경고 배너 후 SID 재입력 확인. DRYRUN=YES 로 미리보기). 이 스크립트는 DB 를 의도적으로 손상시키며 원복은 시작 스냅숏 복원뿐이다. 내용·명령은 학생 비공개, 헤더의 '학생 안내(구두)' 한 줄만 전달한다.</w:t>
       </w:r>
     </w:p>
     <w:p>
@@ -4647,7 +4647,7 @@
           <w:sz w:val="19"/>
           <w:szCs w:val="19"/>
         </w:rPr>
-        <w:t xml:space="preserve">강사 콘솔에서  SNAP_TAKEN=YES ./강사용_장애주입/fault_p2_logical.sh  실행. 내용·명령은 학생에게 공개하지 않는다. 학생에게는 헤더의 '학생 안내(구두)' 한 줄만 전달한다.</w:t>
+        <w:t xml:space="preserve">강사 콘솔에서  ./강사용_장애주입/fault_p2_logical.sh  실행(대화형: 경고 배너 후 SID 재입력 확인. DRYRUN=YES 로 미리보기). 이 스크립트는 DB 를 의도적으로 손상시키며 원복은 시작 스냅숏 복원뿐이다. 내용·명령은 학생 비공개, 헤더의 '학생 안내(구두)' 한 줄만 전달한다.</w:t>
       </w:r>
     </w:p>
     <w:p>
@@ -6051,7 +6051,7 @@
           <w:sz w:val="19"/>
           <w:szCs w:val="19"/>
         </w:rPr>
-        <w:t xml:space="preserve">강사 콘솔에서  SNAP_TAKEN=YES ./강사용_장애주입/fault_t1_multi.sh  실행. 내용·명령은 학생에게 공개하지 않는다. 학생에게는 헤더의 '학생 안내(구두)' 한 줄만 전달한다.</w:t>
+        <w:t xml:space="preserve">강사 콘솔에서  ./강사용_장애주입/fault_t1_multi.sh  실행(대화형: 경고 배너 후 SID 재입력 확인. DRYRUN=YES 로 미리보기). 이 스크립트는 DB 를 의도적으로 손상시키며 원복은 시작 스냅숏 복원뿐이다. 내용·명령은 학생 비공개, 헤더의 '학생 안내(구두)' 한 줄만 전달한다.</w:t>
       </w:r>
     </w:p>
     <w:p>
@@ -7602,7 +7602,7 @@
           <w:sz w:val="19"/>
           <w:szCs w:val="19"/>
         </w:rPr>
-        <w:t xml:space="preserve">강사 콘솔에서  SNAP_TAKEN=YES ./강사용_장애주입/fault_t2_dr.sh  실행. 내용·명령은 학생에게 공개하지 않는다. 학생에게는 헤더의 '학생 안내(구두)' 한 줄만 전달한다.</w:t>
+        <w:t xml:space="preserve">강사 콘솔에서  ./강사용_장애주입/fault_t2_dr.sh  실행(대화형: 경고 배너 후 SID 재입력 확인. DRYRUN=YES 로 미리보기). 이 스크립트는 DB 를 의도적으로 손상시키며 원복은 시작 스냅숏 복원뿐이다. 내용·명령은 학생 비공개, 헤더의 '학생 안내(구두)' 한 줄만 전달한다.</w:t>
       </w:r>
     </w:p>
     <w:p>
